--- a/reference/structure/Q3.docx
+++ b/reference/structure/Q3.docx
@@ -3,30 +3,21 @@
 <w:document xmlns:wpc="http://schemas.microsoft.com/office/word/2010/wordprocessingCanvas" xmlns:cx="http://schemas.microsoft.com/office/drawing/2014/chartex" xmlns:cx1="http://schemas.microsoft.com/office/drawing/2015/9/8/chartex" xmlns:cx2="http://schemas.microsoft.com/office/drawing/2015/10/21/chartex" xmlns:cx3="http://schemas.microsoft.com/office/drawing/2016/5/9/chartex" xmlns:cx4="http://schemas.microsoft.com/office/drawing/2016/5/10/chartex" xmlns:cx5="http://schemas.microsoft.com/office/drawing/2016/5/11/chartex" xmlns:cx6="http://schemas.microsoft.com/office/drawing/2016/5/12/chartex" xmlns:cx7="http://schemas.microsoft.com/office/drawing/2016/5/13/chartex" xmlns:cx8="http://schemas.microsoft.com/office/drawing/2016/5/14/chartex" xmlns:mc="http://schemas.openxmlformats.org/markup-compatibility/2006" xmlns:aink="http://schemas.microsoft.com/office/drawing/2016/ink" xmlns:am3d="http://schemas.microsoft.com/office/drawing/2017/model3d" xmlns:o="urn:schemas-microsoft-com:office:office" xmlns:oel="http://schemas.microsoft.com/office/2019/extlst" xmlns:r="http://schemas.openxmlformats.org/officeDocument/2006/relationships" xmlns:m="http://schemas.openxmlformats.org/officeDocument/2006/math" xmlns:v="urn:schemas-microsoft-com:vml" xmlns:wp14="http://schemas.microsoft.com/office/word/2010/wordprocessingDrawing" xmlns:wp="http://schemas.openxmlformats.org/drawingml/2006/wordprocessingDrawing" xmlns:w10="urn:schemas-microsoft-com:office:word" xmlns:w="http://schemas.openxmlformats.org/wordprocessingml/2006/main" xmlns:w14="http://schemas.microsoft.com/office/word/2010/wordml" xmlns:w15="http://schemas.microsoft.com/office/word/2012/wordml" xmlns:w16cex="http://schemas.microsoft.com/office/word/2018/wordml/cex" xmlns:w16cid="http://schemas.microsoft.com/office/word/2016/wordml/cid" xmlns:w16="http://schemas.microsoft.com/office/word/2018/wordml" xmlns:w16du="http://schemas.microsoft.com/office/word/2023/wordml/word16du" xmlns:w16sdtdh="http://schemas.microsoft.com/office/word/2020/wordml/sdtdatahash" xmlns:w16sdtfl="http://schemas.microsoft.com/office/word/2024/wordml/sdtformatlock" xmlns:w16se="http://schemas.microsoft.com/office/word/2015/wordml/symex" xmlns:wpg="http://schemas.microsoft.com/office/word/2010/wordprocessingGroup" xmlns:wpi="http://schemas.microsoft.com/office/word/2010/wordprocessingInk" xmlns:wne="http://schemas.microsoft.com/office/word/2006/wordml" xmlns:wps="http://schemas.microsoft.com/office/word/2010/wordprocessingShape" mc:Ignorable="w14 w15 w16se w16cid w16 w16cex w16sdtdh w16sdtfl w16du wp14">
   <w:body>
     <w:p>
-      <w:r>
-        <w:t>下面给你一版</w:t>
-      </w:r>
-      <w:r>
-        <w:rPr>
-          <w:b/>
-          <w:bCs/>
-        </w:rPr>
-        <w:t>可直接写进论文第三问“模型建立与求解思路”部分的正式框架文本</w:t>
-      </w:r>
-      <w:r>
-        <w:t>。我按“论文正文可用”的风格写，尽量正式，同时把原来偏冗余的多目标框架做了简化。</w:t>
-      </w:r>
-    </w:p>
-    <w:p>
+      <w:pPr>
+        <w:rPr>
+          <w:rFonts w:hint="eastAsia"/>
+        </w:rPr>
+      </w:pPr>
       <w:r>
         <w:pict w14:anchorId="6A59AF8B">
-          <v:rect id="_x0000_i1103" style="width:0;height:1.5pt" o:hralign="center" o:hrstd="t" o:hr="t" fillcolor="#a0a0a0" stroked="f"/>
+          <v:rect id="_x0000_i1025" style="width:0;height:1.5pt" o:hralign="center" o:hrstd="t" o:hr="t" fillcolor="#a0a0a0" stroked="f"/>
         </w:pict>
       </w:r>
     </w:p>
     <w:p>
       <w:pPr>
         <w:rPr>
+          <w:rFonts w:hint="eastAsia"/>
           <w:b/>
           <w:bCs/>
         </w:rPr>
@@ -42,6 +33,7 @@
     <w:p>
       <w:pPr>
         <w:rPr>
+          <w:rFonts w:hint="eastAsia"/>
           <w:b/>
           <w:bCs/>
         </w:rPr>
@@ -55,6 +47,11 @@
       </w:r>
     </w:p>
     <w:p>
+      <w:pPr>
+        <w:rPr>
+          <w:rFonts w:hint="eastAsia"/>
+        </w:rPr>
+      </w:pPr>
       <w:r>
         <w:t>问题三要求针对</w:t>
       </w:r>
@@ -66,7 +63,23 @@
         <w:t>确诊为痰湿体质</w:t>
       </w:r>
       <w:r>
-        <w:t>的患者，结合中医调理分级、活动干预强度约束、经济成本以及降低痰湿积分的目标，设计为期 6 个月的个性化干预方案，并总结“患者特征—最优方案”的匹配规律，同时给出样本 ID 为 1、2、3 的具体最优方案。题面已经明确给出了中医调理分级标准、活动干预强度与频率约束、成本标准以及痰湿积分的月度下降规则，因此第三问本质上是一个</w:t>
+        <w:t xml:space="preserve">的患者，结合中医调理分级、活动干预强度约束、经济成本以及降低痰湿积分的目标，设计为期 6 </w:t>
+      </w:r>
+      <w:proofErr w:type="gramStart"/>
+      <w:r>
+        <w:t>个</w:t>
+      </w:r>
+      <w:proofErr w:type="gramEnd"/>
+      <w:r>
+        <w:t>月的个性化干预方案，并总结“患者特征—最优方案”的匹配规律，同时给出样本 ID 为 1、2、3 的具体最优方案。</w:t>
+      </w:r>
+      <w:proofErr w:type="gramStart"/>
+      <w:r>
+        <w:t>题面已经</w:t>
+      </w:r>
+      <w:proofErr w:type="gramEnd"/>
+      <w:r>
+        <w:t>明确给出了中医调理分级标准、活动干预强度与频率约束、成本标准以及痰湿积分的月度下降规则，因此第三问本质上是一个</w:t>
       </w:r>
       <w:r>
         <w:rPr>
@@ -80,8 +93,18 @@
       </w:r>
     </w:p>
     <w:p>
-      <w:r>
-        <w:t>结合题面规则与现有思路可知，若直接采用“完整多目标帕累托动态规划”作为正文主模型，虽然理论上可行，但模型结构较重，且题目真正需要的是</w:t>
+      <w:pPr>
+        <w:rPr>
+          <w:rFonts w:hint="eastAsia"/>
+        </w:rPr>
+      </w:pPr>
+      <w:proofErr w:type="gramStart"/>
+      <w:r>
+        <w:t>结合题面规则</w:t>
+      </w:r>
+      <w:proofErr w:type="gramEnd"/>
+      <w:r>
+        <w:t>与现有思路可知，若直接采用“完整多目标帕累托动态规划”作为正文主模型，虽然理论上可行，但模型结构较重，且题目真正需要的是</w:t>
       </w:r>
       <w:r>
         <w:rPr>
@@ -95,9 +118,19 @@
       </w:r>
     </w:p>
     <w:p>
-      <w:r>
-        <w:t>因此，本文对第三问采用</w:t>
-      </w:r>
+      <w:pPr>
+        <w:rPr>
+          <w:rFonts w:hint="eastAsia"/>
+        </w:rPr>
+      </w:pPr>
+      <w:r>
+        <w:t>因此，本文对第三</w:t>
+      </w:r>
+      <w:proofErr w:type="gramStart"/>
+      <w:r>
+        <w:t>问采用</w:t>
+      </w:r>
+      <w:proofErr w:type="gramEnd"/>
       <w:r>
         <w:rPr>
           <w:b/>
@@ -106,19 +139,41 @@
         <w:t>分层优化的动态规划模型</w:t>
       </w:r>
       <w:r>
-        <w:t>：以“6 个月末痰湿积分最小”为一级目标，在达到最优疗效的所有方案中，再以“总成本最小”为二级目标。这样既保留了“疗效—成本”双目标的核心思想，又能输出唯一最优方案，更符合题目的应用导向。与此同时，为展示成本与疗效之间的折中关系，本文进一步以二维帕累托前沿作为补充分析工具，而不将其作为主求解器。</w:t>
-      </w:r>
-    </w:p>
-    <w:p>
+        <w:t xml:space="preserve">：以“6 </w:t>
+      </w:r>
+      <w:proofErr w:type="gramStart"/>
+      <w:r>
+        <w:t>个</w:t>
+      </w:r>
+      <w:proofErr w:type="gramEnd"/>
+      <w:r>
+        <w:t>月末痰湿积分最小”为一级目标，在达到最优疗效的所有方案中，再以“总成本最小”为二级目标。这样既保留了“疗效—成本”双目标的核心思想，又能输出唯一最优方案，更符合题目的应用导向。与此同时，为展示成本与疗效之间的折中关系，本文进一步以</w:t>
+      </w:r>
+      <w:proofErr w:type="gramStart"/>
+      <w:r>
+        <w:t>二维帕累</w:t>
+      </w:r>
+      <w:proofErr w:type="gramEnd"/>
+      <w:r>
+        <w:t>托前沿作为补充分析工具，而不将其作为主求解器。</w:t>
+      </w:r>
+    </w:p>
+    <w:p>
+      <w:pPr>
+        <w:rPr>
+          <w:rFonts w:hint="eastAsia"/>
+        </w:rPr>
+      </w:pPr>
       <w:r>
         <w:pict w14:anchorId="0DB05B7D">
-          <v:rect id="_x0000_i1104" style="width:0;height:1.5pt" o:hralign="center" o:hrstd="t" o:hr="t" fillcolor="#a0a0a0" stroked="f"/>
+          <v:rect id="_x0000_i1026" style="width:0;height:1.5pt" o:hralign="center" o:hrstd="t" o:hr="t" fillcolor="#a0a0a0" stroked="f"/>
         </w:pict>
       </w:r>
     </w:p>
     <w:p>
       <w:pPr>
         <w:rPr>
+          <w:rFonts w:hint="eastAsia"/>
           <w:b/>
           <w:bCs/>
         </w:rPr>
@@ -132,11 +187,29 @@
       </w:r>
     </w:p>
     <w:p>
-      <w:r>
-        <w:t>为保证模型可计算且与题面保持一致，作如下假设：</w:t>
-      </w:r>
-    </w:p>
-    <w:p>
+      <w:pPr>
+        <w:rPr>
+          <w:rFonts w:hint="eastAsia"/>
+        </w:rPr>
+      </w:pPr>
+      <w:r>
+        <w:t>为保证模型可计算且</w:t>
+      </w:r>
+      <w:proofErr w:type="gramStart"/>
+      <w:r>
+        <w:t>与题面保持</w:t>
+      </w:r>
+      <w:proofErr w:type="gramEnd"/>
+      <w:r>
+        <w:t>一致，作如下假设：</w:t>
+      </w:r>
+    </w:p>
+    <w:p>
+      <w:pPr>
+        <w:rPr>
+          <w:rFonts w:hint="eastAsia"/>
+        </w:rPr>
+      </w:pPr>
       <w:r>
         <w:t>（1）</w:t>
       </w:r>
@@ -148,10 +221,23 @@
         <w:t>时间离散化假设</w:t>
       </w:r>
       <w:r>
-        <w:t>：干预周期为 6 个月，以“月”为决策单位，每月按 4 周计算，因此共 6 个决策阶段。</w:t>
-      </w:r>
-    </w:p>
-    <w:p>
+        <w:t xml:space="preserve">：干预周期为 6 </w:t>
+      </w:r>
+      <w:proofErr w:type="gramStart"/>
+      <w:r>
+        <w:t>个</w:t>
+      </w:r>
+      <w:proofErr w:type="gramEnd"/>
+      <w:r>
+        <w:t>月，以“月”为决策单位，每月按 4 周计算，因此共 6 个决策阶段。</w:t>
+      </w:r>
+    </w:p>
+    <w:p>
+      <w:pPr>
+        <w:rPr>
+          <w:rFonts w:hint="eastAsia"/>
+        </w:rPr>
+      </w:pPr>
       <w:r>
         <w:t>（2）</w:t>
       </w:r>
@@ -167,6 +253,11 @@
       </w:r>
     </w:p>
     <w:p>
+      <w:pPr>
+        <w:rPr>
+          <w:rFonts w:hint="eastAsia"/>
+        </w:rPr>
+      </w:pPr>
       <w:r>
         <w:t>（3）</w:t>
       </w:r>
@@ -182,6 +273,11 @@
       </w:r>
     </w:p>
     <w:p>
+      <w:pPr>
+        <w:rPr>
+          <w:rFonts w:hint="eastAsia"/>
+        </w:rPr>
+      </w:pPr>
       <w:r>
         <w:t>（4）</w:t>
       </w:r>
@@ -190,29 +286,90 @@
           <w:b/>
           <w:bCs/>
         </w:rPr>
-        <w:t>身体耐受度稳定假设</w:t>
-      </w:r>
-      <w:r>
-        <w:t>：患者的年龄组与活动量表总分在 6 个月内保持不变，因此其可选择的活动强度集合在整个周期内固定不变。</w:t>
-      </w:r>
-    </w:p>
-    <w:p>
+        <w:t>身体耐受</w:t>
+      </w:r>
+      <w:proofErr w:type="gramStart"/>
+      <w:r>
+        <w:rPr>
+          <w:b/>
+          <w:bCs/>
+        </w:rPr>
+        <w:t>度稳定</w:t>
+      </w:r>
+      <w:proofErr w:type="gramEnd"/>
+      <w:r>
+        <w:rPr>
+          <w:b/>
+          <w:bCs/>
+        </w:rPr>
+        <w:t>假设</w:t>
+      </w:r>
+      <w:r>
+        <w:t xml:space="preserve">：患者的年龄组与活动量表总分在 6 </w:t>
+      </w:r>
+      <w:proofErr w:type="gramStart"/>
+      <w:r>
+        <w:t>个</w:t>
+      </w:r>
+      <w:proofErr w:type="gramEnd"/>
+      <w:r>
+        <w:t>月内保持不变，因此其可选择的活动强度集合在整个周期内固定不变。</w:t>
+      </w:r>
+    </w:p>
+    <w:p>
+      <w:pPr>
+        <w:rPr>
+          <w:rFonts w:hint="eastAsia"/>
+        </w:rPr>
+      </w:pPr>
+      <w:r>
+        <w:t>（5）</w:t>
+      </w:r>
+      <w:r>
+        <w:rPr>
+          <w:b/>
+          <w:bCs/>
+        </w:rPr>
+        <w:t>月度下降</w:t>
+      </w:r>
+      <w:proofErr w:type="gramStart"/>
+      <w:r>
+        <w:rPr>
+          <w:b/>
+          <w:bCs/>
+        </w:rPr>
+        <w:t>率采用题面</w:t>
+      </w:r>
+      <w:proofErr w:type="gramEnd"/>
+      <w:r>
+        <w:rPr>
+          <w:b/>
+          <w:bCs/>
+        </w:rPr>
+        <w:t>给定规则</w:t>
+      </w:r>
+      <w:r>
+        <w:t>：当每周活动次数小于 5 次时，痰湿积分视为基本稳定；当每周活动次数不少于 5 次时，痰湿</w:t>
+      </w:r>
+      <w:proofErr w:type="gramStart"/>
+      <w:r>
+        <w:t>积分月</w:t>
+      </w:r>
+      <w:proofErr w:type="gramEnd"/>
+      <w:r>
+        <w:t>下降率由活动强度和活动频率共</w:t>
+      </w:r>
       <w:r>
         <w:lastRenderedPageBreak/>
-        <w:t>（5）</w:t>
-      </w:r>
-      <w:r>
-        <w:rPr>
-          <w:b/>
-          <w:bCs/>
-        </w:rPr>
-        <w:t>月度下降率采用题面给定规则</w:t>
-      </w:r>
-      <w:r>
-        <w:t>：当每周活动次数小于 5 次时，痰湿积分视为基本稳定；当每周活动次数不少于 5 次时，痰湿积分月下降率由活动强度和活动频率共同决定。</w:t>
-      </w:r>
-    </w:p>
-    <w:p>
+        <w:t>同决定。</w:t>
+      </w:r>
+    </w:p>
+    <w:p>
+      <w:pPr>
+        <w:rPr>
+          <w:rFonts w:hint="eastAsia"/>
+        </w:rPr>
+      </w:pPr>
       <w:r>
         <w:t>（6）</w:t>
       </w:r>
@@ -224,19 +381,41 @@
         <w:t>预算硬约束假设</w:t>
       </w:r>
       <w:r>
-        <w:t>：单人 6 个月总成本不超过题面建议上限 2000 元。</w:t>
-      </w:r>
-    </w:p>
-    <w:p>
+        <w:t xml:space="preserve">：单人 6 </w:t>
+      </w:r>
+      <w:proofErr w:type="gramStart"/>
+      <w:r>
+        <w:t>个</w:t>
+      </w:r>
+      <w:proofErr w:type="gramEnd"/>
+      <w:r>
+        <w:t>月总成本不超过</w:t>
+      </w:r>
+      <w:proofErr w:type="gramStart"/>
+      <w:r>
+        <w:t>题面建议</w:t>
+      </w:r>
+      <w:proofErr w:type="gramEnd"/>
+      <w:r>
+        <w:t>上限 2000 元。</w:t>
+      </w:r>
+    </w:p>
+    <w:p>
+      <w:pPr>
+        <w:rPr>
+          <w:rFonts w:hint="eastAsia"/>
+        </w:rPr>
+      </w:pPr>
       <w:r>
         <w:pict w14:anchorId="41B284C8">
-          <v:rect id="_x0000_i1105" style="width:0;height:1.5pt" o:hralign="center" o:hrstd="t" o:hr="t" fillcolor="#a0a0a0" stroked="f"/>
+          <v:rect id="_x0000_i1027" style="width:0;height:1.5pt" o:hralign="center" o:hrstd="t" o:hr="t" fillcolor="#a0a0a0" stroked="f"/>
         </w:pict>
       </w:r>
     </w:p>
     <w:p>
       <w:pPr>
         <w:rPr>
+          <w:rFonts w:hint="eastAsia"/>
           <w:b/>
           <w:bCs/>
         </w:rPr>
@@ -252,6 +431,7 @@
     <w:p>
       <w:pPr>
         <w:rPr>
+          <w:rFonts w:hint="eastAsia"/>
           <w:b/>
           <w:bCs/>
         </w:rPr>
@@ -265,8 +445,21 @@
       </w:r>
     </w:p>
     <w:p>
-      <w:r>
-        <w:t>对任一痰湿体质患者，模型输入包括：</w:t>
+      <w:pPr>
+        <w:rPr>
+          <w:rFonts w:hint="eastAsia"/>
+        </w:rPr>
+      </w:pPr>
+      <w:r>
+        <w:t>对任</w:t>
+      </w:r>
+      <w:proofErr w:type="gramStart"/>
+      <w:r>
+        <w:t>一</w:t>
+      </w:r>
+      <w:proofErr w:type="gramEnd"/>
+      <w:r>
+        <w:t>痰湿体质患者，模型输入包括：</w:t>
       </w:r>
     </w:p>
     <w:p>
@@ -275,6 +468,9 @@
           <w:ilvl w:val="0"/>
           <w:numId w:val="1"/>
         </w:numPr>
+        <w:rPr>
+          <w:rFonts w:hint="eastAsia"/>
+        </w:rPr>
       </w:pPr>
       <w:r>
         <w:t>初始痰湿积分 (S_1)</w:t>
@@ -286,6 +482,9 @@
           <w:ilvl w:val="0"/>
           <w:numId w:val="1"/>
         </w:numPr>
+        <w:rPr>
+          <w:rFonts w:hint="eastAsia"/>
+        </w:rPr>
       </w:pPr>
       <w:r>
         <w:t>年龄组 (A)</w:t>
@@ -297,19 +496,44 @@
           <w:ilvl w:val="0"/>
           <w:numId w:val="1"/>
         </w:numPr>
+        <w:rPr>
+          <w:rFonts w:hint="eastAsia"/>
+        </w:rPr>
       </w:pPr>
       <w:r>
         <w:t>活动量表总分 (T)</w:t>
       </w:r>
     </w:p>
     <w:p>
-      <w:r>
-        <w:t>这些变量均可直接由附件 1 中的清洗后主分析表提取。清洗后样例数据共 1000 例，其中痰湿质患者 278 例，活动量表总分均值约为 49.708 分，说明第三问研究对象在样例中具有足够样本基础。</w:t>
-      </w:r>
-    </w:p>
-    <w:p>
-      <w:pPr>
-        <w:rPr>
+      <w:pPr>
+        <w:rPr>
+          <w:rFonts w:hint="eastAsia"/>
+        </w:rPr>
+      </w:pPr>
+      <w:r>
+        <w:t>这些变量均可直接由附件 1 中的清洗后主分析表提取。清洗</w:t>
+      </w:r>
+      <w:proofErr w:type="gramStart"/>
+      <w:r>
+        <w:t>后样例数据共</w:t>
+      </w:r>
+      <w:proofErr w:type="gramEnd"/>
+      <w:r>
+        <w:t xml:space="preserve"> 1000 例，其中痰湿</w:t>
+      </w:r>
+      <w:proofErr w:type="gramStart"/>
+      <w:r>
+        <w:t>质患者</w:t>
+      </w:r>
+      <w:proofErr w:type="gramEnd"/>
+      <w:r>
+        <w:t xml:space="preserve"> 278 例，活动量表总分均值约为 49.708 分，说明第三问研究对象在样例中具有足够样本基础。</w:t>
+      </w:r>
+    </w:p>
+    <w:p>
+      <w:pPr>
+        <w:rPr>
+          <w:rFonts w:hint="eastAsia"/>
           <w:b/>
           <w:bCs/>
         </w:rPr>
@@ -323,8 +547,21 @@
       </w:r>
     </w:p>
     <w:p>
-      <w:r>
-        <w:t>设第 (t) 个月（(t=1,2,\dots,6)）的活动干预方案为：</w:t>
+      <w:pPr>
+        <w:rPr>
+          <w:rFonts w:hint="eastAsia"/>
+        </w:rPr>
+      </w:pPr>
+      <w:r>
+        <w:t xml:space="preserve">设第 (t) </w:t>
+      </w:r>
+      <w:proofErr w:type="gramStart"/>
+      <w:r>
+        <w:t>个</w:t>
+      </w:r>
+      <w:proofErr w:type="gramEnd"/>
+      <w:r>
+        <w:t>月（(t=1,2,\dots,6)）的活动干预方案为：</w:t>
       </w:r>
     </w:p>
     <w:p>
@@ -333,9 +570,20 @@
           <w:ilvl w:val="0"/>
           <w:numId w:val="2"/>
         </w:numPr>
-      </w:pPr>
-      <w:r>
-        <w:t>(y_t)：活动干预强度等级，取值为 1、2、3；</w:t>
+        <w:rPr>
+          <w:rFonts w:hint="eastAsia"/>
+        </w:rPr>
+      </w:pPr>
+      <w:r>
+        <w:t>(</w:t>
+      </w:r>
+      <w:proofErr w:type="spellStart"/>
+      <w:r>
+        <w:t>y_t</w:t>
+      </w:r>
+      <w:proofErr w:type="spellEnd"/>
+      <w:r>
+        <w:t>)：活动干预强度等级，取值为 1、2、3；</w:t>
       </w:r>
     </w:p>
     <w:p>
@@ -344,14 +592,46 @@
           <w:ilvl w:val="0"/>
           <w:numId w:val="2"/>
         </w:numPr>
-      </w:pPr>
-      <w:r>
-        <w:t>(z_t)：每周训练次数，取值为 1–10 的整数。</w:t>
-      </w:r>
-    </w:p>
-    <w:p>
-      <w:r>
-        <w:t>其中 (y_t) 不能任意选取，必须同时满足年龄约束与活动能力约束。题面规定：</w:t>
+        <w:rPr>
+          <w:rFonts w:hint="eastAsia"/>
+        </w:rPr>
+      </w:pPr>
+      <w:r>
+        <w:t>(</w:t>
+      </w:r>
+      <w:proofErr w:type="spellStart"/>
+      <w:r>
+        <w:t>z_t</w:t>
+      </w:r>
+      <w:proofErr w:type="spellEnd"/>
+      <w:r>
+        <w:t>)：每周训练次数，取值为 1–10 的整数。</w:t>
+      </w:r>
+    </w:p>
+    <w:p>
+      <w:pPr>
+        <w:rPr>
+          <w:rFonts w:hint="eastAsia"/>
+        </w:rPr>
+      </w:pPr>
+      <w:r>
+        <w:t>其中 (</w:t>
+      </w:r>
+      <w:proofErr w:type="spellStart"/>
+      <w:r>
+        <w:t>y_t</w:t>
+      </w:r>
+      <w:proofErr w:type="spellEnd"/>
+      <w:r>
+        <w:t>) 不能任意选取，必须同时满足年龄约束与活动能力约束。</w:t>
+      </w:r>
+      <w:proofErr w:type="gramStart"/>
+      <w:r>
+        <w:t>题面规定</w:t>
+      </w:r>
+      <w:proofErr w:type="gramEnd"/>
+      <w:r>
+        <w:t>：</w:t>
       </w:r>
     </w:p>
     <w:p>
@@ -360,6 +640,9 @@
           <w:ilvl w:val="0"/>
           <w:numId w:val="3"/>
         </w:numPr>
+        <w:rPr>
+          <w:rFonts w:hint="eastAsia"/>
+        </w:rPr>
       </w:pPr>
       <w:r>
         <w:t>40–59 岁：可选 1/2/3 级强度；</w:t>
@@ -371,6 +654,9 @@
           <w:ilvl w:val="0"/>
           <w:numId w:val="3"/>
         </w:numPr>
+        <w:rPr>
+          <w:rFonts w:hint="eastAsia"/>
+        </w:rPr>
       </w:pPr>
       <w:r>
         <w:t>60–79 岁：可选 1/2 级强度；</w:t>
@@ -382,12 +668,20 @@
           <w:ilvl w:val="0"/>
           <w:numId w:val="3"/>
         </w:numPr>
+        <w:rPr>
+          <w:rFonts w:hint="eastAsia"/>
+        </w:rPr>
       </w:pPr>
       <w:r>
         <w:t>80–89 岁：仅可选 1 级强度；</w:t>
       </w:r>
     </w:p>
     <w:p>
+      <w:pPr>
+        <w:rPr>
+          <w:rFonts w:hint="eastAsia"/>
+        </w:rPr>
+      </w:pPr>
       <w:r>
         <w:t>同时：</w:t>
       </w:r>
@@ -398,6 +692,9 @@
           <w:ilvl w:val="0"/>
           <w:numId w:val="4"/>
         </w:numPr>
+        <w:rPr>
+          <w:rFonts w:hint="eastAsia"/>
+        </w:rPr>
       </w:pPr>
       <w:r>
         <w:t>活动量表总分 &lt; 40：仅可选 1 级；</w:t>
@@ -409,6 +706,9 @@
           <w:ilvl w:val="0"/>
           <w:numId w:val="4"/>
         </w:numPr>
+        <w:rPr>
+          <w:rFonts w:hint="eastAsia"/>
+        </w:rPr>
       </w:pPr>
       <w:r>
         <w:t>40 ≤ 活动量表总分 &lt; 60：可选 1/2 级；</w:t>
@@ -420,19 +720,36 @@
           <w:ilvl w:val="0"/>
           <w:numId w:val="4"/>
         </w:numPr>
+        <w:rPr>
+          <w:rFonts w:hint="eastAsia"/>
+        </w:rPr>
       </w:pPr>
       <w:r>
         <w:t>活动量表总分 ≥ 60：可选 1/2/3 级。</w:t>
       </w:r>
     </w:p>
     <w:p>
-      <w:r>
-        <w:t>因此，对任一患者，其合法活动强度集合应取上述两类约束的交集。</w:t>
-      </w:r>
-    </w:p>
-    <w:p>
-      <w:pPr>
-        <w:rPr>
+      <w:pPr>
+        <w:rPr>
+          <w:rFonts w:hint="eastAsia"/>
+        </w:rPr>
+      </w:pPr>
+      <w:r>
+        <w:t>因此，对任</w:t>
+      </w:r>
+      <w:proofErr w:type="gramStart"/>
+      <w:r>
+        <w:t>一</w:t>
+      </w:r>
+      <w:proofErr w:type="gramEnd"/>
+      <w:r>
+        <w:t>患者，其合法活动强度集合应取上述两类约束的交集。</w:t>
+      </w:r>
+    </w:p>
+    <w:p>
+      <w:pPr>
+        <w:rPr>
+          <w:rFonts w:hint="eastAsia"/>
           <w:b/>
           <w:bCs/>
         </w:rPr>
@@ -446,22 +763,79 @@
       </w:r>
     </w:p>
     <w:p>
+      <w:pPr>
+        <w:rPr>
+          <w:rFonts w:hint="eastAsia"/>
+        </w:rPr>
+      </w:pPr>
+      <w:r>
+        <w:t>设 (</w:t>
+      </w:r>
+      <w:proofErr w:type="spellStart"/>
+      <w:r>
+        <w:t>S_t</w:t>
+      </w:r>
+      <w:proofErr w:type="spellEnd"/>
+      <w:r>
+        <w:t xml:space="preserve">) 表示第 (t) </w:t>
+      </w:r>
+      <w:proofErr w:type="gramStart"/>
+      <w:r>
+        <w:t>个</w:t>
+      </w:r>
+      <w:proofErr w:type="gramEnd"/>
+      <w:r>
+        <w:t>月月初的痰湿积分，则 (</w:t>
+      </w:r>
+      <w:proofErr w:type="spellStart"/>
+      <w:r>
+        <w:t>S_t</w:t>
+      </w:r>
+      <w:proofErr w:type="spellEnd"/>
+      <w:r>
+        <w:t>) 为模型的核心状态变量。</w:t>
+      </w:r>
+      <w:r>
+        <w:br/>
+        <w:t>中医调理等级 (</w:t>
+      </w:r>
+      <w:proofErr w:type="spellStart"/>
+      <w:r>
+        <w:t>k_t</w:t>
+      </w:r>
+      <w:proofErr w:type="spellEnd"/>
+      <w:r>
+        <w:t>) 不作为独立决策变量，而由 (</w:t>
+      </w:r>
+      <w:proofErr w:type="spellStart"/>
+      <w:r>
+        <w:t>S_t</w:t>
+      </w:r>
+      <w:proofErr w:type="spellEnd"/>
+      <w:r>
+        <w:t>) 自动确定：</w:t>
+      </w:r>
+    </w:p>
+    <w:p>
+      <w:pPr>
+        <w:rPr>
+          <w:rFonts w:hint="eastAsia"/>
+        </w:rPr>
+      </w:pPr>
       <w:r>
         <w:lastRenderedPageBreak/>
-        <w:t>设 (S_t) 表示第 (t) 个月月初的痰湿积分，则 (S_t) 为模型的核心状态变量。</w:t>
+        <w:t>[</w:t>
       </w:r>
       <w:r>
         <w:br/>
-        <w:t>中医调理等级 (k_t) 不作为独立决策变量，而由 (S_t) 自动确定：</w:t>
-      </w:r>
-    </w:p>
-    <w:p>
-      <w:r>
-        <w:t>[</w:t>
-      </w:r>
-      <w:r>
-        <w:br/>
-        <w:t>k_t=</w:t>
+      </w:r>
+      <w:proofErr w:type="spellStart"/>
+      <w:r>
+        <w:t>k_t</w:t>
+      </w:r>
+      <w:proofErr w:type="spellEnd"/>
+      <w:r>
+        <w:t>=</w:t>
       </w:r>
       <w:r>
         <w:br/>
@@ -469,15 +843,47 @@
       </w:r>
       <w:r>
         <w:br/>
-        <w:t>1, &amp; 0\le S_t\le 58\</w:t>
+        <w:t xml:space="preserve">1, &amp; 0\le </w:t>
+      </w:r>
+      <w:proofErr w:type="spellStart"/>
+      <w:r>
+        <w:t>S_t</w:t>
+      </w:r>
+      <w:proofErr w:type="spellEnd"/>
+      <w:r>
+        <w:t>\le 58\</w:t>
       </w:r>
       <w:r>
         <w:br/>
-        <w:t>2, &amp; 59\le S_t\le 61\</w:t>
+        <w:t xml:space="preserve">2, &amp; 59\le </w:t>
+      </w:r>
+      <w:proofErr w:type="spellStart"/>
+      <w:r>
+        <w:t>S_t</w:t>
+      </w:r>
+      <w:proofErr w:type="spellEnd"/>
+      <w:r>
+        <w:t>\le 61\</w:t>
       </w:r>
       <w:r>
         <w:br/>
-        <w:t>3, &amp; S_t\ge 62</w:t>
+        <w:t xml:space="preserve">3, &amp; </w:t>
+      </w:r>
+      <w:proofErr w:type="spellStart"/>
+      <w:r>
+        <w:t>S_t</w:t>
+      </w:r>
+      <w:proofErr w:type="spellEnd"/>
+      <w:r>
+        <w:t>\</w:t>
+      </w:r>
+      <w:proofErr w:type="spellStart"/>
+      <w:r>
+        <w:t>ge</w:t>
+      </w:r>
+      <w:proofErr w:type="spellEnd"/>
+      <w:r>
+        <w:t xml:space="preserve"> 62</w:t>
       </w:r>
       <w:r>
         <w:br/>
@@ -489,15 +895,21 @@
       </w:r>
     </w:p>
     <w:p>
+      <w:pPr>
+        <w:rPr>
+          <w:rFonts w:hint="eastAsia"/>
+        </w:rPr>
+      </w:pPr>
       <w:r>
         <w:pict w14:anchorId="789CB33C">
-          <v:rect id="_x0000_i1106" style="width:0;height:1.5pt" o:hralign="center" o:hrstd="t" o:hr="t" fillcolor="#a0a0a0" stroked="f"/>
+          <v:rect id="_x0000_i1028" style="width:0;height:1.5pt" o:hralign="center" o:hrstd="t" o:hr="t" fillcolor="#a0a0a0" stroked="f"/>
         </w:pict>
       </w:r>
     </w:p>
     <w:p>
       <w:pPr>
         <w:rPr>
+          <w:rFonts w:hint="eastAsia"/>
           <w:b/>
           <w:bCs/>
         </w:rPr>
@@ -511,18 +923,54 @@
       </w:r>
     </w:p>
     <w:p>
-      <w:r>
-        <w:t>题面给定：当每周活动次数小于 5 次时，痰湿积分基本稳定；当每周活动次数达到 5 次及以上时，若以每周 5 次为基准，则每提升一级活动强度，月下降率增加 3%；在给定强度下，每周再增加 1 次活动，月下降率增加 1%。</w:t>
-      </w:r>
-    </w:p>
-    <w:p>
-      <w:r>
-        <w:t>因此，第 (t) 个月末痰湿积分的更新公式可写为：</w:t>
-      </w:r>
-    </w:p>
-    <w:p>
-      <w:r>
-        <w:t>当 (z_t &lt; 5) 时，</w:t>
+      <w:pPr>
+        <w:rPr>
+          <w:rFonts w:hint="eastAsia"/>
+        </w:rPr>
+      </w:pPr>
+      <w:proofErr w:type="gramStart"/>
+      <w:r>
+        <w:t>题面给定</w:t>
+      </w:r>
+      <w:proofErr w:type="gramEnd"/>
+      <w:r>
+        <w:t>：当每周活动次数小于 5 次时，痰湿积分基本稳定；当每周活动次数达到 5 次及以上时，若以每周 5 次为基准，则每提升一级活动强度，月下降率增加 3%；在给定强度下，每周再增加 1 次活动，月下降率增加 1%。</w:t>
+      </w:r>
+    </w:p>
+    <w:p>
+      <w:pPr>
+        <w:rPr>
+          <w:rFonts w:hint="eastAsia"/>
+        </w:rPr>
+      </w:pPr>
+      <w:r>
+        <w:t xml:space="preserve">因此，第 (t) </w:t>
+      </w:r>
+      <w:proofErr w:type="gramStart"/>
+      <w:r>
+        <w:t>个</w:t>
+      </w:r>
+      <w:proofErr w:type="gramEnd"/>
+      <w:r>
+        <w:t>月末痰湿积分的更新公式可写为：</w:t>
+      </w:r>
+    </w:p>
+    <w:p>
+      <w:pPr>
+        <w:rPr>
+          <w:rFonts w:hint="eastAsia"/>
+        </w:rPr>
+      </w:pPr>
+      <w:r>
+        <w:t>当 (</w:t>
+      </w:r>
+      <w:proofErr w:type="spellStart"/>
+      <w:r>
+        <w:t>z_t</w:t>
+      </w:r>
+      <w:proofErr w:type="spellEnd"/>
+      <w:r>
+        <w:t xml:space="preserve"> &lt; 5) 时，</w:t>
       </w:r>
       <w:r>
         <w:br/>
@@ -530,16 +978,42 @@
       </w:r>
       <w:r>
         <w:br/>
-        <w:t>S_{t+1}=S_t</w:t>
-      </w:r>
+        <w:t>S_{t+1}=</w:t>
+      </w:r>
+      <w:proofErr w:type="spellStart"/>
+      <w:r>
+        <w:t>S_t</w:t>
+      </w:r>
+      <w:proofErr w:type="spellEnd"/>
       <w:r>
         <w:br/>
         <w:t>]</w:t>
       </w:r>
     </w:p>
     <w:p>
-      <w:r>
-        <w:t>当 (z_t \ge 5) 时，</w:t>
+      <w:pPr>
+        <w:rPr>
+          <w:rFonts w:hint="eastAsia"/>
+        </w:rPr>
+      </w:pPr>
+      <w:r>
+        <w:t>当 (</w:t>
+      </w:r>
+      <w:proofErr w:type="spellStart"/>
+      <w:r>
+        <w:t>z_t</w:t>
+      </w:r>
+      <w:proofErr w:type="spellEnd"/>
+      <w:r>
+        <w:t xml:space="preserve"> \</w:t>
+      </w:r>
+      <w:proofErr w:type="spellStart"/>
+      <w:r>
+        <w:t>ge</w:t>
+      </w:r>
+      <w:proofErr w:type="spellEnd"/>
+      <w:r>
+        <w:t xml:space="preserve"> 5) 时，</w:t>
       </w:r>
       <w:r>
         <w:br/>
@@ -547,7 +1021,15 @@
       </w:r>
       <w:r>
         <w:br/>
-        <w:t>S_{t+1}=S_t\left(1-0.03y_t-0.01(z_t-5)\right)</w:t>
+        <w:t>S_{t+1}=</w:t>
+      </w:r>
+      <w:proofErr w:type="spellStart"/>
+      <w:r>
+        <w:t>S_t</w:t>
+      </w:r>
+      <w:proofErr w:type="spellEnd"/>
+      <w:r>
+        <w:t>\left(1-0.03y_t-0.01(z_t-5)\right)</w:t>
       </w:r>
       <w:r>
         <w:br/>
@@ -555,8 +1037,21 @@
       </w:r>
     </w:p>
     <w:p>
-      <w:r>
-        <w:t>其中，(S_{t+1}) 表示第 (t+1) 个月月初积分。</w:t>
+      <w:pPr>
+        <w:rPr>
+          <w:rFonts w:hint="eastAsia"/>
+        </w:rPr>
+      </w:pPr>
+      <w:r>
+        <w:t xml:space="preserve">其中，(S_{t+1}) 表示第 (t+1) </w:t>
+      </w:r>
+      <w:proofErr w:type="gramStart"/>
+      <w:r>
+        <w:t>个</w:t>
+      </w:r>
+      <w:proofErr w:type="gramEnd"/>
+      <w:r>
+        <w:t>月月初积分。</w:t>
       </w:r>
       <w:r>
         <w:br/>
@@ -564,6 +1059,11 @@
       </w:r>
     </w:p>
     <w:p>
+      <w:pPr>
+        <w:rPr>
+          <w:rFonts w:hint="eastAsia"/>
+        </w:rPr>
+      </w:pPr>
       <w:r>
         <w:t>该状态转移关系表明，第三问具有显著的</w:t>
       </w:r>
@@ -579,15 +1079,21 @@
       </w:r>
     </w:p>
     <w:p>
+      <w:pPr>
+        <w:rPr>
+          <w:rFonts w:hint="eastAsia"/>
+        </w:rPr>
+      </w:pPr>
       <w:r>
         <w:pict w14:anchorId="2E95090C">
-          <v:rect id="_x0000_i1107" style="width:0;height:1.5pt" o:hralign="center" o:hrstd="t" o:hr="t" fillcolor="#a0a0a0" stroked="f"/>
+          <v:rect id="_x0000_i1029" style="width:0;height:1.5pt" o:hralign="center" o:hrstd="t" o:hr="t" fillcolor="#a0a0a0" stroked="f"/>
         </w:pict>
       </w:r>
     </w:p>
     <w:p>
       <w:pPr>
         <w:rPr>
+          <w:rFonts w:hint="eastAsia"/>
           <w:b/>
           <w:bCs/>
         </w:rPr>
@@ -603,6 +1109,7 @@
     <w:p>
       <w:pPr>
         <w:rPr>
+          <w:rFonts w:hint="eastAsia"/>
           <w:b/>
           <w:bCs/>
         </w:rPr>
@@ -616,9 +1123,18 @@
       </w:r>
     </w:p>
     <w:p>
-      <w:r>
-        <w:lastRenderedPageBreak/>
-        <w:t>根据题面附表 2，不同痰湿积分区间对应不同月调理成本：</w:t>
+      <w:pPr>
+        <w:rPr>
+          <w:rFonts w:hint="eastAsia"/>
+        </w:rPr>
+      </w:pPr>
+      <w:proofErr w:type="gramStart"/>
+      <w:r>
+        <w:t>根据题面附表</w:t>
+      </w:r>
+      <w:proofErr w:type="gramEnd"/>
+      <w:r>
+        <w:t xml:space="preserve"> 2，不同痰湿积分区间对应不同月调理成本：</w:t>
       </w:r>
     </w:p>
     <w:p>
@@ -627,8 +1143,12 @@
           <w:ilvl w:val="0"/>
           <w:numId w:val="5"/>
         </w:numPr>
-      </w:pPr>
-      <w:r>
+        <w:rPr>
+          <w:rFonts w:hint="eastAsia"/>
+        </w:rPr>
+      </w:pPr>
+      <w:r>
+        <w:lastRenderedPageBreak/>
         <w:t>1 级调理：30 元/月</w:t>
       </w:r>
     </w:p>
@@ -638,6 +1158,9 @@
           <w:ilvl w:val="0"/>
           <w:numId w:val="5"/>
         </w:numPr>
+        <w:rPr>
+          <w:rFonts w:hint="eastAsia"/>
+        </w:rPr>
       </w:pPr>
       <w:r>
         <w:t>2 级调理：80 元/月</w:t>
@@ -649,19 +1172,36 @@
           <w:ilvl w:val="0"/>
           <w:numId w:val="5"/>
         </w:numPr>
+        <w:rPr>
+          <w:rFonts w:hint="eastAsia"/>
+        </w:rPr>
       </w:pPr>
       <w:r>
         <w:t>3 级调理：130 元/月</w:t>
       </w:r>
     </w:p>
     <w:p>
-      <w:r>
-        <w:t>记为 (c_{\text{TCM}}(S_t))。</w:t>
-      </w:r>
-    </w:p>
-    <w:p>
-      <w:pPr>
-        <w:rPr>
+      <w:pPr>
+        <w:rPr>
+          <w:rFonts w:hint="eastAsia"/>
+        </w:rPr>
+      </w:pPr>
+      <w:r>
+        <w:t>记为 (c_{\text{TCM}}(</w:t>
+      </w:r>
+      <w:proofErr w:type="spellStart"/>
+      <w:r>
+        <w:t>S_t</w:t>
+      </w:r>
+      <w:proofErr w:type="spellEnd"/>
+      <w:r>
+        <w:t>))。</w:t>
+      </w:r>
+    </w:p>
+    <w:p>
+      <w:pPr>
+        <w:rPr>
+          <w:rFonts w:hint="eastAsia"/>
           <w:b/>
           <w:bCs/>
         </w:rPr>
@@ -675,8 +1215,18 @@
       </w:r>
     </w:p>
     <w:p>
-      <w:r>
-        <w:t>根据题面附表 3，不同活动强度的单次训练成本分别为：</w:t>
+      <w:pPr>
+        <w:rPr>
+          <w:rFonts w:hint="eastAsia"/>
+        </w:rPr>
+      </w:pPr>
+      <w:proofErr w:type="gramStart"/>
+      <w:r>
+        <w:t>根据题面附表</w:t>
+      </w:r>
+      <w:proofErr w:type="gramEnd"/>
+      <w:r>
+        <w:t xml:space="preserve"> 3，不同活动强度的单次训练成本分别为：</w:t>
       </w:r>
     </w:p>
     <w:p>
@@ -685,6 +1235,9 @@
           <w:ilvl w:val="0"/>
           <w:numId w:val="6"/>
         </w:numPr>
+        <w:rPr>
+          <w:rFonts w:hint="eastAsia"/>
+        </w:rPr>
       </w:pPr>
       <w:r>
         <w:t>1 级：3 元/次</w:t>
@@ -696,6 +1249,9 @@
           <w:ilvl w:val="0"/>
           <w:numId w:val="6"/>
         </w:numPr>
+        <w:rPr>
+          <w:rFonts w:hint="eastAsia"/>
+        </w:rPr>
       </w:pPr>
       <w:r>
         <w:t>2 级：5 元/次</w:t>
@@ -707,23 +1263,68 @@
           <w:ilvl w:val="0"/>
           <w:numId w:val="6"/>
         </w:numPr>
+        <w:rPr>
+          <w:rFonts w:hint="eastAsia"/>
+        </w:rPr>
       </w:pPr>
       <w:r>
         <w:t>3 级：8 元/次</w:t>
       </w:r>
     </w:p>
     <w:p>
-      <w:r>
-        <w:t>由于每月按 4 周计算，因此第 (t) 个月的活动成本为：</w:t>
-      </w:r>
-    </w:p>
-    <w:p>
+      <w:pPr>
+        <w:rPr>
+          <w:rFonts w:hint="eastAsia"/>
+        </w:rPr>
+      </w:pPr>
+      <w:r>
+        <w:t xml:space="preserve">由于每月按 4 周计算，因此第 (t) </w:t>
+      </w:r>
+      <w:proofErr w:type="gramStart"/>
+      <w:r>
+        <w:t>个</w:t>
+      </w:r>
+      <w:proofErr w:type="gramEnd"/>
+      <w:r>
+        <w:t>月的活动成本为：</w:t>
+      </w:r>
+    </w:p>
+    <w:p>
+      <w:pPr>
+        <w:rPr>
+          <w:rFonts w:hint="eastAsia"/>
+        </w:rPr>
+      </w:pPr>
       <w:r>
         <w:t>[</w:t>
       </w:r>
       <w:r>
         <w:br/>
-        <w:t>c_{\text{act},t}=4z_t\cdot c(y_t)</w:t>
+        <w:t>c_{\text{act</w:t>
+      </w:r>
+      <w:proofErr w:type="gramStart"/>
+      <w:r>
+        <w:t>},t</w:t>
+      </w:r>
+      <w:proofErr w:type="gramEnd"/>
+      <w:r>
+        <w:t>}=4z_t\</w:t>
+      </w:r>
+      <w:proofErr w:type="spellStart"/>
+      <w:r>
+        <w:t>cdot</w:t>
+      </w:r>
+      <w:proofErr w:type="spellEnd"/>
+      <w:r>
+        <w:t xml:space="preserve"> c(</w:t>
+      </w:r>
+      <w:proofErr w:type="spellStart"/>
+      <w:r>
+        <w:t>y_t</w:t>
+      </w:r>
+      <w:proofErr w:type="spellEnd"/>
+      <w:r>
+        <w:t>)</w:t>
       </w:r>
       <w:r>
         <w:br/>
@@ -731,13 +1332,27 @@
       </w:r>
     </w:p>
     <w:p>
-      <w:r>
-        <w:t>其中 (c(y_t)) 为对应强度的单次成本。</w:t>
-      </w:r>
-    </w:p>
-    <w:p>
-      <w:pPr>
-        <w:rPr>
+      <w:pPr>
+        <w:rPr>
+          <w:rFonts w:hint="eastAsia"/>
+        </w:rPr>
+      </w:pPr>
+      <w:r>
+        <w:t>其中 (c(</w:t>
+      </w:r>
+      <w:proofErr w:type="spellStart"/>
+      <w:r>
+        <w:t>y_t</w:t>
+      </w:r>
+      <w:proofErr w:type="spellEnd"/>
+      <w:r>
+        <w:t>)) 为对应强度的单次成本。</w:t>
+      </w:r>
+    </w:p>
+    <w:p>
+      <w:pPr>
+        <w:rPr>
+          <w:rFonts w:hint="eastAsia"/>
           <w:b/>
           <w:bCs/>
         </w:rPr>
@@ -751,17 +1366,87 @@
       </w:r>
     </w:p>
     <w:p>
-      <w:r>
-        <w:t>第 (t) 个月总成本为：</w:t>
-      </w:r>
-    </w:p>
-    <w:p>
+      <w:pPr>
+        <w:rPr>
+          <w:rFonts w:hint="eastAsia"/>
+        </w:rPr>
+      </w:pPr>
+      <w:r>
+        <w:t xml:space="preserve">第 (t) </w:t>
+      </w:r>
+      <w:proofErr w:type="gramStart"/>
+      <w:r>
+        <w:t>个</w:t>
+      </w:r>
+      <w:proofErr w:type="gramEnd"/>
+      <w:r>
+        <w:t>月总成本为：</w:t>
+      </w:r>
+    </w:p>
+    <w:p>
+      <w:pPr>
+        <w:rPr>
+          <w:rFonts w:hint="eastAsia"/>
+        </w:rPr>
+      </w:pPr>
       <w:r>
         <w:t>[</w:t>
       </w:r>
       <w:r>
         <w:br/>
-        <w:t>c_t=c_{\text{TCM}}(S_t)+4z_t\cdot c(y_t)</w:t>
+      </w:r>
+      <w:proofErr w:type="spellStart"/>
+      <w:r>
+        <w:t>c_t</w:t>
+      </w:r>
+      <w:proofErr w:type="spellEnd"/>
+      <w:r>
+        <w:t>=c_{\</w:t>
+      </w:r>
+      <w:proofErr w:type="gramStart"/>
+      <w:r>
+        <w:t>text{</w:t>
+      </w:r>
+      <w:proofErr w:type="gramEnd"/>
+      <w:r>
+        <w:t>TCM</w:t>
+      </w:r>
+      <w:proofErr w:type="gramStart"/>
+      <w:r>
+        <w:t>}}(</w:t>
+      </w:r>
+      <w:proofErr w:type="spellStart"/>
+      <w:proofErr w:type="gramEnd"/>
+      <w:r>
+        <w:t>S_</w:t>
+      </w:r>
+      <w:proofErr w:type="gramStart"/>
+      <w:r>
+        <w:t>t</w:t>
+      </w:r>
+      <w:proofErr w:type="spellEnd"/>
+      <w:r>
+        <w:t>)+</w:t>
+      </w:r>
+      <w:proofErr w:type="gramEnd"/>
+      <w:r>
+        <w:t>4z_t\</w:t>
+      </w:r>
+      <w:proofErr w:type="spellStart"/>
+      <w:r>
+        <w:t>cdot</w:t>
+      </w:r>
+      <w:proofErr w:type="spellEnd"/>
+      <w:r>
+        <w:t xml:space="preserve"> c(</w:t>
+      </w:r>
+      <w:proofErr w:type="spellStart"/>
+      <w:r>
+        <w:t>y_t</w:t>
+      </w:r>
+      <w:proofErr w:type="spellEnd"/>
+      <w:r>
+        <w:t>)</w:t>
       </w:r>
       <w:r>
         <w:br/>
@@ -769,29 +1454,70 @@
       </w:r>
     </w:p>
     <w:p>
-      <w:r>
-        <w:t>6 个月累计总成本为：</w:t>
-      </w:r>
-    </w:p>
-    <w:p>
+      <w:pPr>
+        <w:rPr>
+          <w:rFonts w:hint="eastAsia"/>
+        </w:rPr>
+      </w:pPr>
+      <w:r>
+        <w:t xml:space="preserve">6 </w:t>
+      </w:r>
+      <w:proofErr w:type="gramStart"/>
+      <w:r>
+        <w:t>个</w:t>
+      </w:r>
+      <w:proofErr w:type="gramEnd"/>
+      <w:r>
+        <w:t>月累计总成本为：</w:t>
+      </w:r>
+    </w:p>
+    <w:p>
+      <w:pPr>
+        <w:rPr>
+          <w:rFonts w:hint="eastAsia"/>
+        </w:rPr>
+      </w:pPr>
       <w:r>
         <w:t>[</w:t>
       </w:r>
       <w:r>
         <w:br/>
-        <w:t>C=\sum_{t=1}^{6} c_t</w:t>
-      </w:r>
+        <w:t>C=\sum_{t=</w:t>
+      </w:r>
+      <w:proofErr w:type="gramStart"/>
+      <w:r>
+        <w:t>1}^</w:t>
+      </w:r>
+      <w:proofErr w:type="gramEnd"/>
+      <w:r>
+        <w:t xml:space="preserve">{6} </w:t>
+      </w:r>
+      <w:proofErr w:type="spellStart"/>
+      <w:r>
+        <w:t>c_t</w:t>
+      </w:r>
+      <w:proofErr w:type="spellEnd"/>
       <w:r>
         <w:br/>
         <w:t>]</w:t>
       </w:r>
     </w:p>
     <w:p>
+      <w:pPr>
+        <w:rPr>
+          <w:rFonts w:hint="eastAsia"/>
+        </w:rPr>
+      </w:pPr>
       <w:r>
         <w:t>并满足预算约束：</w:t>
       </w:r>
     </w:p>
     <w:p>
+      <w:pPr>
+        <w:rPr>
+          <w:rFonts w:hint="eastAsia"/>
+        </w:rPr>
+      </w:pPr>
       <w:r>
         <w:t>[</w:t>
       </w:r>
@@ -805,30 +1531,41 @@
       </w:r>
     </w:p>
     <w:p>
+      <w:pPr>
+        <w:rPr>
+          <w:rFonts w:hint="eastAsia"/>
+        </w:rPr>
+      </w:pPr>
       <w:r>
         <w:pict w14:anchorId="2688DBC4">
-          <v:rect id="_x0000_i1108" style="width:0;height:1.5pt" o:hralign="center" o:hrstd="t" o:hr="t" fillcolor="#a0a0a0" stroked="f"/>
+          <v:rect id="_x0000_i1030" style="width:0;height:1.5pt" o:hralign="center" o:hrstd="t" o:hr="t" fillcolor="#a0a0a0" stroked="f"/>
         </w:pict>
       </w:r>
     </w:p>
     <w:p>
       <w:pPr>
         <w:rPr>
-          <w:b/>
-          <w:bCs/>
-        </w:rPr>
-      </w:pPr>
-      <w:r>
-        <w:rPr>
-          <w:b/>
-          <w:bCs/>
-        </w:rPr>
+          <w:rFonts w:hint="eastAsia"/>
+          <w:b/>
+          <w:bCs/>
+        </w:rPr>
+      </w:pPr>
+      <w:r>
+        <w:rPr>
+          <w:b/>
+          <w:bCs/>
+        </w:rPr>
+        <w:t>3.6 优化目标的简化与重构</w:t>
+      </w:r>
+    </w:p>
+    <w:p>
+      <w:pPr>
+        <w:rPr>
+          <w:rFonts w:hint="eastAsia"/>
+        </w:rPr>
+      </w:pPr>
+      <w:r>
         <w:lastRenderedPageBreak/>
-        <w:t>3.6 优化目标的简化与重构</w:t>
-      </w:r>
-    </w:p>
-    <w:p>
-      <w:r>
         <w:t>若完全按照双目标平权思想处理，则需同时最小化：</w:t>
       </w:r>
     </w:p>
@@ -838,9 +1575,20 @@
           <w:ilvl w:val="0"/>
           <w:numId w:val="7"/>
         </w:numPr>
-      </w:pPr>
-      <w:r>
-        <w:t>6 个月末痰湿积分；</w:t>
+        <w:rPr>
+          <w:rFonts w:hint="eastAsia"/>
+        </w:rPr>
+      </w:pPr>
+      <w:r>
+        <w:t xml:space="preserve">6 </w:t>
+      </w:r>
+      <w:proofErr w:type="gramStart"/>
+      <w:r>
+        <w:t>个</w:t>
+      </w:r>
+      <w:proofErr w:type="gramEnd"/>
+      <w:r>
+        <w:t>月末痰湿积分；</w:t>
       </w:r>
     </w:p>
     <w:p>
@@ -849,12 +1597,28 @@
           <w:ilvl w:val="0"/>
           <w:numId w:val="7"/>
         </w:numPr>
-      </w:pPr>
-      <w:r>
-        <w:t>6 个月累计总成本。</w:t>
-      </w:r>
-    </w:p>
-    <w:p>
+        <w:rPr>
+          <w:rFonts w:hint="eastAsia"/>
+        </w:rPr>
+      </w:pPr>
+      <w:r>
+        <w:t xml:space="preserve">6 </w:t>
+      </w:r>
+      <w:proofErr w:type="gramStart"/>
+      <w:r>
+        <w:t>个</w:t>
+      </w:r>
+      <w:proofErr w:type="gramEnd"/>
+      <w:r>
+        <w:t>月累计总成本。</w:t>
+      </w:r>
+    </w:p>
+    <w:p>
+      <w:pPr>
+        <w:rPr>
+          <w:rFonts w:hint="eastAsia"/>
+        </w:rPr>
+      </w:pPr>
       <w:r>
         <w:t>这种写法会自然导向帕累托前沿求解，但正文会变得较重。考虑到题目最终要输出的是**“最优方案”</w:t>
       </w:r>
@@ -872,19 +1636,41 @@
     <w:p>
       <w:pPr>
         <w:rPr>
-          <w:b/>
-          <w:bCs/>
-        </w:rPr>
-      </w:pPr>
-      <w:r>
-        <w:rPr>
-          <w:b/>
-          <w:bCs/>
-        </w:rPr>
-        <w:t>一级目标：最小化 6 个月末痰湿积分</w:t>
-      </w:r>
-    </w:p>
-    <w:p>
+          <w:rFonts w:hint="eastAsia"/>
+          <w:b/>
+          <w:bCs/>
+        </w:rPr>
+      </w:pPr>
+      <w:r>
+        <w:rPr>
+          <w:b/>
+          <w:bCs/>
+        </w:rPr>
+        <w:t xml:space="preserve">一级目标：最小化 6 </w:t>
+      </w:r>
+      <w:proofErr w:type="gramStart"/>
+      <w:r>
+        <w:rPr>
+          <w:b/>
+          <w:bCs/>
+        </w:rPr>
+        <w:t>个</w:t>
+      </w:r>
+      <w:proofErr w:type="gramEnd"/>
+      <w:r>
+        <w:rPr>
+          <w:b/>
+          <w:bCs/>
+        </w:rPr>
+        <w:t>月末痰湿积分</w:t>
+      </w:r>
+    </w:p>
+    <w:p>
+      <w:pPr>
+        <w:rPr>
+          <w:rFonts w:hint="eastAsia"/>
+        </w:rPr>
+      </w:pPr>
       <w:r>
         <w:t>[</w:t>
       </w:r>
@@ -900,25 +1686,56 @@
     <w:p>
       <w:pPr>
         <w:rPr>
-          <w:b/>
-          <w:bCs/>
-        </w:rPr>
-      </w:pPr>
-      <w:r>
-        <w:rPr>
-          <w:b/>
-          <w:bCs/>
-        </w:rPr>
-        <w:t>二级目标：在一级目标最优的前提下最小化总成本</w:t>
-      </w:r>
-    </w:p>
-    <w:p>
+          <w:rFonts w:hint="eastAsia"/>
+          <w:b/>
+          <w:bCs/>
+        </w:rPr>
+      </w:pPr>
+      <w:r>
+        <w:rPr>
+          <w:b/>
+          <w:bCs/>
+        </w:rPr>
+        <w:t>二级目标：在一级目标最优的前提下</w:t>
+      </w:r>
+      <w:proofErr w:type="gramStart"/>
+      <w:r>
+        <w:rPr>
+          <w:b/>
+          <w:bCs/>
+        </w:rPr>
+        <w:t>最小化总成本</w:t>
+      </w:r>
+      <w:proofErr w:type="gramEnd"/>
+    </w:p>
+    <w:p>
+      <w:pPr>
+        <w:rPr>
+          <w:rFonts w:hint="eastAsia"/>
+        </w:rPr>
+      </w:pPr>
       <w:r>
         <w:t>[</w:t>
       </w:r>
       <w:r>
         <w:br/>
-        <w:t>\min C \quad \text{s.t. } S_7=S_7^*</w:t>
+        <w:t>\min C \quad \</w:t>
+      </w:r>
+      <w:proofErr w:type="gramStart"/>
+      <w:r>
+        <w:t>text{</w:t>
+      </w:r>
+      <w:proofErr w:type="spellStart"/>
+      <w:r>
+        <w:t>s.t.</w:t>
+      </w:r>
+      <w:proofErr w:type="spellEnd"/>
+      <w:r>
+        <w:t xml:space="preserve"> }</w:t>
+      </w:r>
+      <w:proofErr w:type="gramEnd"/>
+      <w:r>
+        <w:t xml:space="preserve"> S_7=S_7^*</w:t>
       </w:r>
       <w:r>
         <w:br/>
@@ -926,11 +1743,21 @@
       </w:r>
     </w:p>
     <w:p>
+      <w:pPr>
+        <w:rPr>
+          <w:rFonts w:hint="eastAsia"/>
+        </w:rPr>
+      </w:pPr>
       <w:r>
         <w:t>其中 (S_7^*) 为一级目标所得最优值。</w:t>
       </w:r>
     </w:p>
     <w:p>
+      <w:pPr>
+        <w:rPr>
+          <w:rFonts w:hint="eastAsia"/>
+        </w:rPr>
+      </w:pPr>
       <w:r>
         <w:t>这种处理方式的优点在于：</w:t>
       </w:r>
@@ -944,15 +1771,21 @@
       </w:r>
     </w:p>
     <w:p>
+      <w:pPr>
+        <w:rPr>
+          <w:rFonts w:hint="eastAsia"/>
+        </w:rPr>
+      </w:pPr>
       <w:r>
         <w:pict w14:anchorId="6B63AFD7">
-          <v:rect id="_x0000_i1109" style="width:0;height:1.5pt" o:hralign="center" o:hrstd="t" o:hr="t" fillcolor="#a0a0a0" stroked="f"/>
+          <v:rect id="_x0000_i1031" style="width:0;height:1.5pt" o:hralign="center" o:hrstd="t" o:hr="t" fillcolor="#a0a0a0" stroked="f"/>
         </w:pict>
       </w:r>
     </w:p>
     <w:p>
       <w:pPr>
         <w:rPr>
+          <w:rFonts w:hint="eastAsia"/>
           <w:b/>
           <w:bCs/>
         </w:rPr>
@@ -966,6 +1799,11 @@
       </w:r>
     </w:p>
     <w:p>
+      <w:pPr>
+        <w:rPr>
+          <w:rFonts w:hint="eastAsia"/>
+        </w:rPr>
+      </w:pPr>
       <w:r>
         <w:t>由于本题具有“有限阶段 + 离散动作 + 确定性状态转移 + 预算约束”的特征，故采用</w:t>
       </w:r>
@@ -983,6 +1821,7 @@
     <w:p>
       <w:pPr>
         <w:rPr>
+          <w:rFonts w:hint="eastAsia"/>
           <w:b/>
           <w:bCs/>
         </w:rPr>
@@ -996,17 +1835,44 @@
       </w:r>
     </w:p>
     <w:p>
+      <w:pPr>
+        <w:rPr>
+          <w:rFonts w:hint="eastAsia"/>
+        </w:rPr>
+      </w:pPr>
       <w:r>
         <w:t>设</w:t>
       </w:r>
     </w:p>
     <w:p>
+      <w:pPr>
+        <w:rPr>
+          <w:rFonts w:hint="eastAsia"/>
+        </w:rPr>
+      </w:pPr>
       <w:r>
         <w:t>[</w:t>
       </w:r>
       <w:r>
         <w:br/>
-        <w:t>dp[t,s]</w:t>
+      </w:r>
+      <w:proofErr w:type="spellStart"/>
+      <w:r>
+        <w:t>dp</w:t>
+      </w:r>
+      <w:proofErr w:type="spellEnd"/>
+      <w:r>
+        <w:t>[</w:t>
+      </w:r>
+      <w:proofErr w:type="spellStart"/>
+      <w:proofErr w:type="gramStart"/>
+      <w:r>
+        <w:t>t,s</w:t>
+      </w:r>
+      <w:proofErr w:type="spellEnd"/>
+      <w:proofErr w:type="gramEnd"/>
+      <w:r>
+        <w:t>]</w:t>
       </w:r>
       <w:r>
         <w:br/>
@@ -1014,23 +1880,69 @@
       </w:r>
     </w:p>
     <w:p>
-      <w:r>
-        <w:t>表示“第 (t) 个月月初痰湿积分为 (s) 时，达到该状态的最小累计成本”。</w:t>
-      </w:r>
-    </w:p>
-    <w:p>
+      <w:pPr>
+        <w:rPr>
+          <w:rFonts w:hint="eastAsia"/>
+        </w:rPr>
+      </w:pPr>
+      <w:r>
+        <w:t xml:space="preserve">表示“第 (t) </w:t>
+      </w:r>
+      <w:proofErr w:type="gramStart"/>
+      <w:r>
+        <w:t>个</w:t>
+      </w:r>
+      <w:proofErr w:type="gramEnd"/>
+      <w:r>
+        <w:t>月月初痰湿积分为 (s) 时，达到该状态的最小累计成本”。</w:t>
+      </w:r>
+    </w:p>
+    <w:p>
+      <w:pPr>
+        <w:rPr>
+          <w:rFonts w:hint="eastAsia"/>
+        </w:rPr>
+      </w:pPr>
       <w:r>
         <w:t>初始状态为：</w:t>
       </w:r>
     </w:p>
     <w:p>
+      <w:pPr>
+        <w:rPr>
+          <w:rFonts w:hint="eastAsia"/>
+        </w:rPr>
+      </w:pPr>
+      <w:r>
+        <w:t>[</w:t>
+      </w:r>
+      <w:r>
+        <w:br/>
+      </w:r>
+      <w:proofErr w:type="spellStart"/>
       <w:r>
         <w:lastRenderedPageBreak/>
+        <w:t>dp</w:t>
+      </w:r>
+      <w:proofErr w:type="spellEnd"/>
+      <w:r>
         <w:t>[</w:t>
       </w:r>
-      <w:r>
-        <w:br/>
-        <w:t>dp[1,S_1]=0</w:t>
+      <w:proofErr w:type="gramStart"/>
+      <w:r>
+        <w:t>1,S</w:t>
+      </w:r>
+      <w:proofErr w:type="gramEnd"/>
+      <w:r>
+        <w:t>_</w:t>
+      </w:r>
+      <w:proofErr w:type="gramStart"/>
+      <w:r>
+        <w:t>1]=</w:t>
+      </w:r>
+      <w:proofErr w:type="gramEnd"/>
+      <w:r>
+        <w:t>0</w:t>
       </w:r>
       <w:r>
         <w:br/>
@@ -1038,6 +1950,11 @@
       </w:r>
     </w:p>
     <w:p>
+      <w:pPr>
+        <w:rPr>
+          <w:rFonts w:hint="eastAsia"/>
+        </w:rPr>
+      </w:pPr>
       <w:r>
         <w:t>其余状态初始化为无穷大。</w:t>
       </w:r>
@@ -1045,6 +1962,7 @@
     <w:p>
       <w:pPr>
         <w:rPr>
+          <w:rFonts w:hint="eastAsia"/>
           <w:b/>
           <w:bCs/>
         </w:rPr>
@@ -1058,8 +1976,37 @@
       </w:r>
     </w:p>
     <w:p>
-      <w:r>
-        <w:t>对于任一可达状态 ((t,s))，枚举所有合法动作 ((y_t,z_t))：</w:t>
+      <w:pPr>
+        <w:rPr>
+          <w:rFonts w:hint="eastAsia"/>
+        </w:rPr>
+      </w:pPr>
+      <w:r>
+        <w:t>对于任</w:t>
+      </w:r>
+      <w:proofErr w:type="gramStart"/>
+      <w:r>
+        <w:t>一</w:t>
+      </w:r>
+      <w:proofErr w:type="gramEnd"/>
+      <w:r>
+        <w:t>可达状态 ((</w:t>
+      </w:r>
+      <w:proofErr w:type="spellStart"/>
+      <w:r>
+        <w:t>t,s</w:t>
+      </w:r>
+      <w:proofErr w:type="spellEnd"/>
+      <w:r>
+        <w:t>))，枚举所有合法动作 ((</w:t>
+      </w:r>
+      <w:proofErr w:type="spellStart"/>
+      <w:r>
+        <w:t>y_t,z_t</w:t>
+      </w:r>
+      <w:proofErr w:type="spellEnd"/>
+      <w:r>
+        <w:t>))：</w:t>
       </w:r>
     </w:p>
     <w:p>
@@ -1068,6 +2015,9 @@
           <w:ilvl w:val="0"/>
           <w:numId w:val="8"/>
         </w:numPr>
+        <w:rPr>
+          <w:rFonts w:hint="eastAsia"/>
+        </w:rPr>
       </w:pPr>
       <w:r>
         <w:t>根据 (s) 确定当月中医调理等级及调理成本；</w:t>
@@ -1079,9 +2029,20 @@
           <w:ilvl w:val="0"/>
           <w:numId w:val="8"/>
         </w:numPr>
-      </w:pPr>
-      <w:r>
-        <w:t>根据 ((y_t,z_t)) 计算活动成本；</w:t>
+        <w:rPr>
+          <w:rFonts w:hint="eastAsia"/>
+        </w:rPr>
+      </w:pPr>
+      <w:r>
+        <w:t>根据 ((</w:t>
+      </w:r>
+      <w:proofErr w:type="spellStart"/>
+      <w:r>
+        <w:t>y_t,z_t</w:t>
+      </w:r>
+      <w:proofErr w:type="spellEnd"/>
+      <w:r>
+        <w:t>)) 计算活动成本；</w:t>
       </w:r>
     </w:p>
     <w:p>
@@ -1090,6 +2051,9 @@
           <w:ilvl w:val="0"/>
           <w:numId w:val="8"/>
         </w:numPr>
+        <w:rPr>
+          <w:rFonts w:hint="eastAsia"/>
+        </w:rPr>
       </w:pPr>
       <w:r>
         <w:t>依据痰湿积分更新公式计算新状态 (s')；</w:t>
@@ -1101,6 +2065,9 @@
           <w:ilvl w:val="0"/>
           <w:numId w:val="8"/>
         </w:numPr>
+        <w:rPr>
+          <w:rFonts w:hint="eastAsia"/>
+        </w:rPr>
       </w:pPr>
       <w:r>
         <w:t>若新累计成本不超过 2000 元，则更新：</w:t>
@@ -1111,11 +2078,73 @@
       </w:r>
       <w:r>
         <w:br/>
-        <w:t>dp[t+1,s']=</w:t>
-      </w:r>
+      </w:r>
+      <w:proofErr w:type="spellStart"/>
+      <w:r>
+        <w:t>dp</w:t>
+      </w:r>
+      <w:proofErr w:type="spellEnd"/>
+      <w:r>
+        <w:t>[t+</w:t>
+      </w:r>
+      <w:proofErr w:type="gramStart"/>
+      <w:r>
+        <w:t>1,s']=</w:t>
+      </w:r>
+      <w:proofErr w:type="gramEnd"/>
       <w:r>
         <w:br/>
-        <w:t>\min\left(dp[t+1,s'],\ dp[t,s]+c_t\right)</w:t>
+        <w:t>\min\left(</w:t>
+      </w:r>
+      <w:proofErr w:type="spellStart"/>
+      <w:r>
+        <w:t>dp</w:t>
+      </w:r>
+      <w:proofErr w:type="spellEnd"/>
+      <w:r>
+        <w:t>[t+</w:t>
+      </w:r>
+      <w:proofErr w:type="gramStart"/>
+      <w:r>
+        <w:t>1,s</w:t>
+      </w:r>
+      <w:proofErr w:type="gramEnd"/>
+      <w:r>
+        <w:t>'</w:t>
+      </w:r>
+      <w:proofErr w:type="gramStart"/>
+      <w:r>
+        <w:t>],\</w:t>
+      </w:r>
+      <w:proofErr w:type="gramEnd"/>
+      <w:r>
+        <w:t xml:space="preserve"> </w:t>
+      </w:r>
+      <w:proofErr w:type="spellStart"/>
+      <w:r>
+        <w:t>dp</w:t>
+      </w:r>
+      <w:proofErr w:type="spellEnd"/>
+      <w:r>
+        <w:t>[</w:t>
+      </w:r>
+      <w:proofErr w:type="spellStart"/>
+      <w:proofErr w:type="gramStart"/>
+      <w:r>
+        <w:t>t,s</w:t>
+      </w:r>
+      <w:proofErr w:type="spellEnd"/>
+      <w:proofErr w:type="gramEnd"/>
+      <w:r>
+        <w:t>]+</w:t>
+      </w:r>
+      <w:proofErr w:type="spellStart"/>
+      <w:r>
+        <w:t>c_t</w:t>
+      </w:r>
+      <w:proofErr w:type="spellEnd"/>
+      <w:r>
+        <w:t>\right)</w:t>
       </w:r>
       <w:r>
         <w:br/>
@@ -1123,6 +2152,11 @@
       </w:r>
     </w:p>
     <w:p>
+      <w:pPr>
+        <w:rPr>
+          <w:rFonts w:hint="eastAsia"/>
+        </w:rPr>
+      </w:pPr>
       <w:r>
         <w:t>同时记录前驱状态与动作，用于最后回溯最优路径。</w:t>
       </w:r>
@@ -1130,6 +2164,7 @@
     <w:p>
       <w:pPr>
         <w:rPr>
+          <w:rFonts w:hint="eastAsia"/>
           <w:b/>
           <w:bCs/>
         </w:rPr>
@@ -1143,8 +2178,21 @@
       </w:r>
     </w:p>
     <w:p>
-      <w:r>
-        <w:t>当递推至第 7 个月月初时，所有可达终点状态构成可行解集。</w:t>
+      <w:pPr>
+        <w:rPr>
+          <w:rFonts w:hint="eastAsia"/>
+        </w:rPr>
+      </w:pPr>
+      <w:r>
+        <w:t xml:space="preserve">当递推至第 7 </w:t>
+      </w:r>
+      <w:proofErr w:type="gramStart"/>
+      <w:r>
+        <w:t>个</w:t>
+      </w:r>
+      <w:proofErr w:type="gramEnd"/>
+      <w:r>
+        <w:t>月月初时，所有可达终点状态构成可行解集。</w:t>
       </w:r>
       <w:r>
         <w:br/>
@@ -1162,15 +2210,21 @@
       </w:r>
     </w:p>
     <w:p>
+      <w:pPr>
+        <w:rPr>
+          <w:rFonts w:hint="eastAsia"/>
+        </w:rPr>
+      </w:pPr>
       <w:r>
         <w:pict w14:anchorId="6A5DA970">
-          <v:rect id="_x0000_i1110" style="width:0;height:1.5pt" o:hralign="center" o:hrstd="t" o:hr="t" fillcolor="#a0a0a0" stroked="f"/>
+          <v:rect id="_x0000_i1032" style="width:0;height:1.5pt" o:hralign="center" o:hrstd="t" o:hr="t" fillcolor="#a0a0a0" stroked="f"/>
         </w:pict>
       </w:r>
     </w:p>
     <w:p>
       <w:pPr>
         <w:rPr>
+          <w:rFonts w:hint="eastAsia"/>
           <w:b/>
           <w:bCs/>
         </w:rPr>
@@ -1184,13 +2238,44 @@
       </w:r>
     </w:p>
     <w:p>
-      <w:r>
-        <w:t>虽然正文主模型采用分层优化，但为了更充分展示“疗效—成本”之间的折中关系，本文进一步对所有可行方案构造二维帕累托前沿。具体做法是：以“6 个月总成本”为横轴，以“6 个月末痰湿积分”为纵轴，对所有可行方案进行非支配排序，保留其中的非支配点。</w:t>
-      </w:r>
-    </w:p>
-    <w:p>
-      <w:r>
-        <w:t>二维帕累托前沿的作用主要有二：</w:t>
+      <w:pPr>
+        <w:rPr>
+          <w:rFonts w:hint="eastAsia"/>
+        </w:rPr>
+      </w:pPr>
+      <w:r>
+        <w:t>虽然正文主模型采用分层优化，但为了更充分展示“疗效—成本”之间的折中关系，本文进一步对所有可行方案构造</w:t>
+      </w:r>
+      <w:proofErr w:type="gramStart"/>
+      <w:r>
+        <w:t>二维帕累</w:t>
+      </w:r>
+      <w:proofErr w:type="gramEnd"/>
+      <w:r>
+        <w:t xml:space="preserve">托前沿。具体做法是：以“6 </w:t>
+      </w:r>
+      <w:proofErr w:type="gramStart"/>
+      <w:r>
+        <w:t>个</w:t>
+      </w:r>
+      <w:proofErr w:type="gramEnd"/>
+      <w:r>
+        <w:t>月总成本”为横轴，以“6 个月末痰湿积分”为纵轴，对所有可行方案进行非支配排序，保留其中的非支配点。</w:t>
+      </w:r>
+    </w:p>
+    <w:p>
+      <w:pPr>
+        <w:rPr>
+          <w:rFonts w:hint="eastAsia"/>
+        </w:rPr>
+      </w:pPr>
+      <w:proofErr w:type="gramStart"/>
+      <w:r>
+        <w:t>二维帕累</w:t>
+      </w:r>
+      <w:proofErr w:type="gramEnd"/>
+      <w:r>
+        <w:t>托前沿的作用主要有二：</w:t>
       </w:r>
     </w:p>
     <w:p>
@@ -1199,6 +2284,9 @@
           <w:ilvl w:val="0"/>
           <w:numId w:val="9"/>
         </w:numPr>
+        <w:rPr>
+          <w:rFonts w:hint="eastAsia"/>
+        </w:rPr>
       </w:pPr>
       <w:r>
         <w:t>展示不同患者在“降分效果”与“经济投入”之间的折中空间；</w:t>
@@ -1210,9 +2298,20 @@
           <w:ilvl w:val="0"/>
           <w:numId w:val="9"/>
         </w:numPr>
-      </w:pPr>
-      <w:r>
-        <w:t>从非支配解集中选取三类代表性方案：</w:t>
+        <w:rPr>
+          <w:rFonts w:hint="eastAsia"/>
+        </w:rPr>
+      </w:pPr>
+      <w:r>
+        <w:t>从非支配</w:t>
+      </w:r>
+      <w:proofErr w:type="gramStart"/>
+      <w:r>
+        <w:t>解集中</w:t>
+      </w:r>
+      <w:proofErr w:type="gramEnd"/>
+      <w:r>
+        <w:t>选取三类代表性方案：</w:t>
       </w:r>
     </w:p>
     <w:p>
@@ -1221,6 +2320,9 @@
           <w:ilvl w:val="1"/>
           <w:numId w:val="9"/>
         </w:numPr>
+        <w:rPr>
+          <w:rFonts w:hint="eastAsia"/>
+        </w:rPr>
       </w:pPr>
       <w:r>
         <w:rPr>
@@ -1236,6 +2338,9 @@
           <w:ilvl w:val="1"/>
           <w:numId w:val="9"/>
         </w:numPr>
+        <w:rPr>
+          <w:rFonts w:hint="eastAsia"/>
+        </w:rPr>
       </w:pPr>
       <w:r>
         <w:rPr>
@@ -1251,31 +2356,53 @@
           <w:ilvl w:val="1"/>
           <w:numId w:val="9"/>
         </w:numPr>
-      </w:pPr>
-      <w:r>
-        <w:rPr>
-          <w:b/>
-          <w:bCs/>
-        </w:rPr>
+        <w:rPr>
+          <w:rFonts w:hint="eastAsia"/>
+        </w:rPr>
+      </w:pPr>
+      <w:r>
+        <w:rPr>
+          <w:b/>
+          <w:bCs/>
+        </w:rPr>
+        <w:t>均衡折中方案</w:t>
+      </w:r>
+    </w:p>
+    <w:p>
+      <w:pPr>
+        <w:rPr>
+          <w:rFonts w:hint="eastAsia"/>
+        </w:rPr>
+      </w:pPr>
+      <w:r>
         <w:lastRenderedPageBreak/>
-        <w:t>均衡折中方案</w:t>
-      </w:r>
-    </w:p>
-    <w:p>
-      <w:r>
-        <w:t>这样既保留了原双目标框架的完整性，又避免在正文中引入过于复杂的多目标动态规划细节。</w:t>
-      </w:r>
-    </w:p>
-    <w:p>
+        <w:t>这样既保留</w:t>
+      </w:r>
+      <w:proofErr w:type="gramStart"/>
+      <w:r>
+        <w:t>了原双目标</w:t>
+      </w:r>
+      <w:proofErr w:type="gramEnd"/>
+      <w:r>
+        <w:t>框架的完整性，又避免在正文中引入过于复杂的多目标动态规划细节。</w:t>
+      </w:r>
+    </w:p>
+    <w:p>
+      <w:pPr>
+        <w:rPr>
+          <w:rFonts w:hint="eastAsia"/>
+        </w:rPr>
+      </w:pPr>
       <w:r>
         <w:pict w14:anchorId="263A21E7">
-          <v:rect id="_x0000_i1111" style="width:0;height:1.5pt" o:hralign="center" o:hrstd="t" o:hr="t" fillcolor="#a0a0a0" stroked="f"/>
+          <v:rect id="_x0000_i1033" style="width:0;height:1.5pt" o:hralign="center" o:hrstd="t" o:hr="t" fillcolor="#a0a0a0" stroked="f"/>
         </w:pict>
       </w:r>
     </w:p>
     <w:p>
       <w:pPr>
         <w:rPr>
+          <w:rFonts w:hint="eastAsia"/>
           <w:b/>
           <w:bCs/>
         </w:rPr>
@@ -1289,13 +2416,35 @@
       </w:r>
     </w:p>
     <w:p>
-      <w:r>
-        <w:t>在求得所有痰湿质患者的个体最优方案后，进一步按患者特征进行分组，总结规律。考虑到题面约束具有明显阈值结构，本文建议从以下三个维度进行归纳：</w:t>
-      </w:r>
-    </w:p>
-    <w:p>
-      <w:pPr>
-        <w:rPr>
+      <w:pPr>
+        <w:rPr>
+          <w:rFonts w:hint="eastAsia"/>
+        </w:rPr>
+      </w:pPr>
+      <w:r>
+        <w:t>在求得所有痰湿</w:t>
+      </w:r>
+      <w:proofErr w:type="gramStart"/>
+      <w:r>
+        <w:t>质患者</w:t>
+      </w:r>
+      <w:proofErr w:type="gramEnd"/>
+      <w:r>
+        <w:t>的个体最优方案后，进一步按患者特征进行分组，总结规律。考虑</w:t>
+      </w:r>
+      <w:proofErr w:type="gramStart"/>
+      <w:r>
+        <w:t>到题面</w:t>
+      </w:r>
+      <w:proofErr w:type="gramEnd"/>
+      <w:r>
+        <w:t>约束具有明显阈值结构，本文建议从以下三个维度进行归纳：</w:t>
+      </w:r>
+    </w:p>
+    <w:p>
+      <w:pPr>
+        <w:rPr>
+          <w:rFonts w:hint="eastAsia"/>
           <w:b/>
           <w:bCs/>
         </w:rPr>
@@ -1314,6 +2463,9 @@
           <w:ilvl w:val="0"/>
           <w:numId w:val="10"/>
         </w:numPr>
+        <w:rPr>
+          <w:rFonts w:hint="eastAsia"/>
+        </w:rPr>
       </w:pPr>
       <w:r>
         <w:t>低积分组：55–58</w:t>
@@ -1325,6 +2477,9 @@
           <w:ilvl w:val="0"/>
           <w:numId w:val="10"/>
         </w:numPr>
+        <w:rPr>
+          <w:rFonts w:hint="eastAsia"/>
+        </w:rPr>
       </w:pPr>
       <w:r>
         <w:t>中积分组：59–61</w:t>
@@ -1336,12 +2491,20 @@
           <w:ilvl w:val="0"/>
           <w:numId w:val="10"/>
         </w:numPr>
+        <w:rPr>
+          <w:rFonts w:hint="eastAsia"/>
+        </w:rPr>
       </w:pPr>
       <w:r>
         <w:t>高积分组：62–65</w:t>
       </w:r>
     </w:p>
     <w:p>
+      <w:pPr>
+        <w:rPr>
+          <w:rFonts w:hint="eastAsia"/>
+        </w:rPr>
+      </w:pPr>
       <w:r>
         <w:t>该分层与中医调理等级阈值完全一致，具有直接医学解释意义。</w:t>
       </w:r>
@@ -1349,6 +2512,7 @@
     <w:p>
       <w:pPr>
         <w:rPr>
+          <w:rFonts w:hint="eastAsia"/>
           <w:b/>
           <w:bCs/>
         </w:rPr>
@@ -1367,9 +2531,17 @@
           <w:ilvl w:val="0"/>
           <w:numId w:val="11"/>
         </w:numPr>
-      </w:pPr>
-      <w:r>
-        <w:t>低活动能力：活动总分 &lt; 40</w:t>
+        <w:rPr>
+          <w:rFonts w:hint="eastAsia"/>
+        </w:rPr>
+      </w:pPr>
+      <w:proofErr w:type="gramStart"/>
+      <w:r>
+        <w:t>低活动</w:t>
+      </w:r>
+      <w:proofErr w:type="gramEnd"/>
+      <w:r>
+        <w:t>能力：活动总分 &lt; 40</w:t>
       </w:r>
     </w:p>
     <w:p>
@@ -1378,6 +2550,9 @@
           <w:ilvl w:val="0"/>
           <w:numId w:val="11"/>
         </w:numPr>
+        <w:rPr>
+          <w:rFonts w:hint="eastAsia"/>
+        </w:rPr>
       </w:pPr>
       <w:r>
         <w:t>中活动能力：40 ≤ 活动总分 &lt; 60</w:t>
@@ -1389,12 +2564,20 @@
           <w:ilvl w:val="0"/>
           <w:numId w:val="11"/>
         </w:numPr>
+        <w:rPr>
+          <w:rFonts w:hint="eastAsia"/>
+        </w:rPr>
       </w:pPr>
       <w:r>
         <w:t>高活动能力：活动总分 ≥ 60</w:t>
       </w:r>
     </w:p>
     <w:p>
+      <w:pPr>
+        <w:rPr>
+          <w:rFonts w:hint="eastAsia"/>
+        </w:rPr>
+      </w:pPr>
       <w:r>
         <w:t>该分层与活动强度合法集合直接对应。</w:t>
       </w:r>
@@ -1402,6 +2585,7 @@
     <w:p>
       <w:pPr>
         <w:rPr>
+          <w:rFonts w:hint="eastAsia"/>
           <w:b/>
           <w:bCs/>
         </w:rPr>
@@ -1420,6 +2604,9 @@
           <w:ilvl w:val="0"/>
           <w:numId w:val="12"/>
         </w:numPr>
+        <w:rPr>
+          <w:rFonts w:hint="eastAsia"/>
+        </w:rPr>
       </w:pPr>
       <w:r>
         <w:t>40–59 岁</w:t>
@@ -1431,6 +2618,9 @@
           <w:ilvl w:val="0"/>
           <w:numId w:val="12"/>
         </w:numPr>
+        <w:rPr>
+          <w:rFonts w:hint="eastAsia"/>
+        </w:rPr>
       </w:pPr>
       <w:r>
         <w:t>60–79 岁</w:t>
@@ -1442,12 +2632,20 @@
           <w:ilvl w:val="0"/>
           <w:numId w:val="12"/>
         </w:numPr>
+        <w:rPr>
+          <w:rFonts w:hint="eastAsia"/>
+        </w:rPr>
       </w:pPr>
       <w:r>
         <w:t>80–89 岁</w:t>
       </w:r>
     </w:p>
     <w:p>
+      <w:pPr>
+        <w:rPr>
+          <w:rFonts w:hint="eastAsia"/>
+        </w:rPr>
+      </w:pPr>
       <w:r>
         <w:t>通过对不同组别最优路径的比较，可提炼出以下一般规律：</w:t>
       </w:r>
@@ -1458,6 +2656,9 @@
           <w:ilvl w:val="0"/>
           <w:numId w:val="13"/>
         </w:numPr>
+        <w:rPr>
+          <w:rFonts w:hint="eastAsia"/>
+        </w:rPr>
       </w:pPr>
       <w:r>
         <w:rPr>
@@ -1477,6 +2678,9 @@
           <w:ilvl w:val="0"/>
           <w:numId w:val="13"/>
         </w:numPr>
+        <w:rPr>
+          <w:rFonts w:hint="eastAsia"/>
+        </w:rPr>
       </w:pPr>
       <w:r>
         <w:rPr>
@@ -1496,6 +2700,9 @@
           <w:ilvl w:val="0"/>
           <w:numId w:val="13"/>
         </w:numPr>
+        <w:rPr>
+          <w:rFonts w:hint="eastAsia"/>
+        </w:rPr>
       </w:pPr>
       <w:r>
         <w:rPr>
@@ -1506,9 +2713,6 @@
       </w:r>
       <w:r>
         <w:br/>
-      </w:r>
-      <w:r>
-        <w:lastRenderedPageBreak/>
         <w:t>因为这类患者的合法强度集合较小，其优化空间主要来自频率调整。</w:t>
       </w:r>
     </w:p>
@@ -1518,12 +2722,16 @@
           <w:ilvl w:val="0"/>
           <w:numId w:val="13"/>
         </w:numPr>
-      </w:pPr>
-      <w:r>
-        <w:rPr>
-          <w:b/>
-          <w:bCs/>
-        </w:rPr>
+        <w:rPr>
+          <w:rFonts w:hint="eastAsia"/>
+        </w:rPr>
+      </w:pPr>
+      <w:r>
+        <w:rPr>
+          <w:b/>
+          <w:bCs/>
+        </w:rPr>
+        <w:lastRenderedPageBreak/>
         <w:t>年轻且活动能力较强的患者，更适合采用“前高后低”的阶段性策略。</w:t>
       </w:r>
       <w:r>
@@ -1532,15 +2740,21 @@
       </w:r>
     </w:p>
     <w:p>
+      <w:pPr>
+        <w:rPr>
+          <w:rFonts w:hint="eastAsia"/>
+        </w:rPr>
+      </w:pPr>
       <w:r>
         <w:pict w14:anchorId="1F336A32">
-          <v:rect id="_x0000_i1112" style="width:0;height:1.5pt" o:hralign="center" o:hrstd="t" o:hr="t" fillcolor="#a0a0a0" stroked="f"/>
+          <v:rect id="_x0000_i1034" style="width:0;height:1.5pt" o:hralign="center" o:hrstd="t" o:hr="t" fillcolor="#a0a0a0" stroked="f"/>
         </w:pict>
       </w:r>
     </w:p>
     <w:p>
       <w:pPr>
         <w:rPr>
+          <w:rFonts w:hint="eastAsia"/>
           <w:b/>
           <w:bCs/>
         </w:rPr>
@@ -1554,8 +2768,21 @@
       </w:r>
     </w:p>
     <w:p>
-      <w:r>
-        <w:t>对于样本 ID 为 1、2、3 的三位患者，最终应分别输出 6 个月干预方案表。每张表至少包含以下字段：</w:t>
+      <w:pPr>
+        <w:rPr>
+          <w:rFonts w:hint="eastAsia"/>
+        </w:rPr>
+      </w:pPr>
+      <w:r>
+        <w:t xml:space="preserve">对于样本 ID 为 1、2、3 的三位患者，最终应分别输出 6 </w:t>
+      </w:r>
+      <w:proofErr w:type="gramStart"/>
+      <w:r>
+        <w:t>个</w:t>
+      </w:r>
+      <w:proofErr w:type="gramEnd"/>
+      <w:r>
+        <w:t>月干预方案表。每张表至少包含以下字段：</w:t>
       </w:r>
     </w:p>
     <w:p>
@@ -1564,6 +2791,9 @@
           <w:ilvl w:val="0"/>
           <w:numId w:val="14"/>
         </w:numPr>
+        <w:rPr>
+          <w:rFonts w:hint="eastAsia"/>
+        </w:rPr>
       </w:pPr>
       <w:r>
         <w:t>月份</w:t>
@@ -1575,6 +2805,9 @@
           <w:ilvl w:val="0"/>
           <w:numId w:val="14"/>
         </w:numPr>
+        <w:rPr>
+          <w:rFonts w:hint="eastAsia"/>
+        </w:rPr>
       </w:pPr>
       <w:r>
         <w:t>月初痰湿积分</w:t>
@@ -1586,6 +2819,9 @@
           <w:ilvl w:val="0"/>
           <w:numId w:val="14"/>
         </w:numPr>
+        <w:rPr>
+          <w:rFonts w:hint="eastAsia"/>
+        </w:rPr>
       </w:pPr>
       <w:r>
         <w:t>中医调理等级</w:t>
@@ -1597,6 +2833,9 @@
           <w:ilvl w:val="0"/>
           <w:numId w:val="14"/>
         </w:numPr>
+        <w:rPr>
+          <w:rFonts w:hint="eastAsia"/>
+        </w:rPr>
       </w:pPr>
       <w:r>
         <w:t>活动强度等级</w:t>
@@ -1608,6 +2847,9 @@
           <w:ilvl w:val="0"/>
           <w:numId w:val="14"/>
         </w:numPr>
+        <w:rPr>
+          <w:rFonts w:hint="eastAsia"/>
+        </w:rPr>
       </w:pPr>
       <w:r>
         <w:t>每周训练次数</w:t>
@@ -1619,6 +2861,9 @@
           <w:ilvl w:val="0"/>
           <w:numId w:val="14"/>
         </w:numPr>
+        <w:rPr>
+          <w:rFonts w:hint="eastAsia"/>
+        </w:rPr>
       </w:pPr>
       <w:r>
         <w:t>当月中医调理成本</w:t>
@@ -1630,6 +2875,9 @@
           <w:ilvl w:val="0"/>
           <w:numId w:val="14"/>
         </w:numPr>
+        <w:rPr>
+          <w:rFonts w:hint="eastAsia"/>
+        </w:rPr>
       </w:pPr>
       <w:r>
         <w:t>当月活动成本</w:t>
@@ -1641,6 +2889,9 @@
           <w:ilvl w:val="0"/>
           <w:numId w:val="14"/>
         </w:numPr>
+        <w:rPr>
+          <w:rFonts w:hint="eastAsia"/>
+        </w:rPr>
       </w:pPr>
       <w:r>
         <w:t>累计成本</w:t>
@@ -1652,26 +2903,48 @@
           <w:ilvl w:val="0"/>
           <w:numId w:val="14"/>
         </w:numPr>
+        <w:rPr>
+          <w:rFonts w:hint="eastAsia"/>
+        </w:rPr>
       </w:pPr>
       <w:r>
         <w:t>月末（或下月月初）痰湿积分</w:t>
       </w:r>
     </w:p>
     <w:p>
-      <w:r>
-        <w:t>这样既能完整展示干预路径，也便于与题面要求逐项对应。</w:t>
-      </w:r>
-    </w:p>
-    <w:p>
+      <w:pPr>
+        <w:rPr>
+          <w:rFonts w:hint="eastAsia"/>
+        </w:rPr>
+      </w:pPr>
+      <w:r>
+        <w:t>这样既能完整展示干预路径，也便于</w:t>
+      </w:r>
+      <w:proofErr w:type="gramStart"/>
+      <w:r>
+        <w:t>与题面要求</w:t>
+      </w:r>
+      <w:proofErr w:type="gramEnd"/>
+      <w:r>
+        <w:t>逐项对应。</w:t>
+      </w:r>
+    </w:p>
+    <w:p>
+      <w:pPr>
+        <w:rPr>
+          <w:rFonts w:hint="eastAsia"/>
+        </w:rPr>
+      </w:pPr>
       <w:r>
         <w:pict w14:anchorId="127DBA63">
-          <v:rect id="_x0000_i1113" style="width:0;height:1.5pt" o:hralign="center" o:hrstd="t" o:hr="t" fillcolor="#a0a0a0" stroked="f"/>
+          <v:rect id="_x0000_i1035" style="width:0;height:1.5pt" o:hralign="center" o:hrstd="t" o:hr="t" fillcolor="#a0a0a0" stroked="f"/>
         </w:pict>
       </w:r>
     </w:p>
     <w:p>
       <w:pPr>
         <w:rPr>
+          <w:rFonts w:hint="eastAsia"/>
           <w:b/>
           <w:bCs/>
         </w:rPr>
@@ -1685,11 +2958,21 @@
       </w:r>
     </w:p>
     <w:p>
+      <w:pPr>
+        <w:rPr>
+          <w:rFonts w:hint="eastAsia"/>
+        </w:rPr>
+      </w:pPr>
       <w:r>
         <w:t>与完整多目标动态规划相比，本文框架具有以下优势：</w:t>
       </w:r>
     </w:p>
     <w:p>
+      <w:pPr>
+        <w:rPr>
+          <w:rFonts w:hint="eastAsia"/>
+        </w:rPr>
+      </w:pPr>
       <w:r>
         <w:t>（1）</w:t>
       </w:r>
@@ -1729,7 +3012,15 @@
         <w:t>解释性强</w:t>
       </w:r>
       <w:r>
-        <w:t>：中医调理阈值、活动约束、成本结构和积分变化都与题面规则逐一对应；</w:t>
+        <w:t>：中医调理阈值、活动约束、成本结构和积分变化都</w:t>
+      </w:r>
+      <w:proofErr w:type="gramStart"/>
+      <w:r>
+        <w:t>与题面规则</w:t>
+      </w:r>
+      <w:proofErr w:type="gramEnd"/>
+      <w:r>
+        <w:t>逐一对应；</w:t>
       </w:r>
       <w:r>
         <w:br/>
@@ -1747,15 +3038,21 @@
       </w:r>
     </w:p>
     <w:p>
+      <w:pPr>
+        <w:rPr>
+          <w:rFonts w:hint="eastAsia"/>
+        </w:rPr>
+      </w:pPr>
       <w:r>
         <w:pict w14:anchorId="7C64209B">
-          <v:rect id="_x0000_i1114" style="width:0;height:1.5pt" o:hralign="center" o:hrstd="t" o:hr="t" fillcolor="#a0a0a0" stroked="f"/>
+          <v:rect id="_x0000_i1036" style="width:0;height:1.5pt" o:hralign="center" o:hrstd="t" o:hr="t" fillcolor="#a0a0a0" stroked="f"/>
         </w:pict>
       </w:r>
     </w:p>
     <w:p>
       <w:pPr>
         <w:rPr>
+          <w:rFonts w:hint="eastAsia"/>
           <w:b/>
           <w:bCs/>
         </w:rPr>
@@ -1769,47 +3066,51 @@
       </w:r>
     </w:p>
     <w:p>
-      <w:r>
-        <w:t>综上，第三问可建模为一个以痰湿积分为状态、以活动干预方案为决策、以 6 个月为</w:t>
-      </w:r>
-      <w:r>
+      <w:pPr>
+        <w:rPr>
+          <w:rFonts w:hint="eastAsia"/>
+        </w:rPr>
+      </w:pPr>
+      <w:r>
+        <w:t xml:space="preserve">综上，第三问可建模为一个以痰湿积分为状态、以活动干预方案为决策、以 6 </w:t>
+      </w:r>
+      <w:proofErr w:type="gramStart"/>
+      <w:r>
+        <w:t>个</w:t>
+      </w:r>
+      <w:proofErr w:type="gramEnd"/>
+      <w:r>
+        <w:t>月为时域的分层动态优化问题。本文采用“</w:t>
+      </w:r>
+      <w:r>
+        <w:rPr>
+          <w:b/>
+          <w:bCs/>
+        </w:rPr>
+        <w:t>动态规划求唯一最优方案 + 帕累托前沿作补充</w:t>
+      </w:r>
+      <w:r>
+        <w:rPr>
+          <w:b/>
+          <w:bCs/>
+        </w:rPr>
         <w:lastRenderedPageBreak/>
-        <w:t>时域的分层动态优化问题。本文采用“</w:t>
-      </w:r>
-      <w:r>
-        <w:rPr>
-          <w:b/>
-          <w:bCs/>
-        </w:rPr>
-        <w:t>动态规划求唯一最优方案 + 帕累托前沿作补充分析</w:t>
+        <w:t>分析</w:t>
       </w:r>
       <w:r>
         <w:t>”的框架，既能满足题目对最优干预方案和匹配规律的要求，又避免了完整多目标框架带来的冗余性。该模型能够为不同特征患者生成结构清晰、成本可控、疗效明确的个性化干预方案，并为样本 1、2、3 的具体方案设计提供统一求解基础。</w:t>
       </w:r>
     </w:p>
     <w:p>
+      <w:pPr>
+        <w:rPr>
+          <w:rFonts w:hint="eastAsia"/>
+        </w:rPr>
+      </w:pPr>
       <w:r>
         <w:pict w14:anchorId="2843E6CD">
-          <v:rect id="_x0000_i1115" style="width:0;height:1.5pt" o:hralign="center" o:hrstd="t" o:hr="t" fillcolor="#a0a0a0" stroked="f"/>
+          <v:rect id="_x0000_i1037" style="width:0;height:1.5pt" o:hralign="center" o:hrstd="t" o:hr="t" fillcolor="#a0a0a0" stroked="f"/>
         </w:pict>
-      </w:r>
-    </w:p>
-    <w:p>
-      <w:r>
-        <w:t>如果你要，我下一步可以直接继续给你写：</w:t>
-      </w:r>
-      <w:r>
-        <w:br/>
-      </w:r>
-      <w:r>
-        <w:rPr>
-          <w:b/>
-          <w:bCs/>
-        </w:rPr>
-        <w:t>“第三问的代码实现步骤版”</w:t>
-      </w:r>
-      <w:r>
-        <w:t>，也就是把这个正式框架进一步翻译成具体程序怎么做。</w:t>
       </w:r>
     </w:p>
     <w:p>
@@ -1827,6 +3128,68 @@
     </w:sectPr>
   </w:body>
 </w:document>
+</file>
+
+<file path=word/endnotes.xml><?xml version="1.0" encoding="utf-8"?>
+<w:endnotes xmlns:wpc="http://schemas.microsoft.com/office/word/2010/wordprocessingCanvas" xmlns:cx="http://schemas.microsoft.com/office/drawing/2014/chartex" xmlns:cx1="http://schemas.microsoft.com/office/drawing/2015/9/8/chartex" xmlns:cx2="http://schemas.microsoft.com/office/drawing/2015/10/21/chartex" xmlns:cx3="http://schemas.microsoft.com/office/drawing/2016/5/9/chartex" xmlns:cx4="http://schemas.microsoft.com/office/drawing/2016/5/10/chartex" xmlns:cx5="http://schemas.microsoft.com/office/drawing/2016/5/11/chartex" xmlns:cx6="http://schemas.microsoft.com/office/drawing/2016/5/12/chartex" xmlns:cx7="http://schemas.microsoft.com/office/drawing/2016/5/13/chartex" xmlns:cx8="http://schemas.microsoft.com/office/drawing/2016/5/14/chartex" xmlns:mc="http://schemas.openxmlformats.org/markup-compatibility/2006" xmlns:aink="http://schemas.microsoft.com/office/drawing/2016/ink" xmlns:am3d="http://schemas.microsoft.com/office/drawing/2017/model3d" xmlns:o="urn:schemas-microsoft-com:office:office" xmlns:oel="http://schemas.microsoft.com/office/2019/extlst" xmlns:r="http://schemas.openxmlformats.org/officeDocument/2006/relationships" xmlns:m="http://schemas.openxmlformats.org/officeDocument/2006/math" xmlns:v="urn:schemas-microsoft-com:vml" xmlns:wp14="http://schemas.microsoft.com/office/word/2010/wordprocessingDrawing" xmlns:wp="http://schemas.openxmlformats.org/drawingml/2006/wordprocessingDrawing" xmlns:w10="urn:schemas-microsoft-com:office:word" xmlns:w="http://schemas.openxmlformats.org/wordprocessingml/2006/main" xmlns:w14="http://schemas.microsoft.com/office/word/2010/wordml" xmlns:w15="http://schemas.microsoft.com/office/word/2012/wordml" xmlns:w16cex="http://schemas.microsoft.com/office/word/2018/wordml/cex" xmlns:w16cid="http://schemas.microsoft.com/office/word/2016/wordml/cid" xmlns:w16="http://schemas.microsoft.com/office/word/2018/wordml" xmlns:w16du="http://schemas.microsoft.com/office/word/2023/wordml/word16du" xmlns:w16sdtdh="http://schemas.microsoft.com/office/word/2020/wordml/sdtdatahash" xmlns:w16sdtfl="http://schemas.microsoft.com/office/word/2024/wordml/sdtformatlock" xmlns:w16se="http://schemas.microsoft.com/office/word/2015/wordml/symex" xmlns:wpg="http://schemas.microsoft.com/office/word/2010/wordprocessingGroup" xmlns:wpi="http://schemas.microsoft.com/office/word/2010/wordprocessingInk" xmlns:wne="http://schemas.microsoft.com/office/word/2006/wordml" xmlns:wps="http://schemas.microsoft.com/office/word/2010/wordprocessingShape" mc:Ignorable="w14 w15 w16se w16cid w16 w16cex w16sdtdh w16sdtfl w16du wp14">
+  <w:endnote w:type="separator" w:id="-1">
+    <w:p>
+      <w:pPr>
+        <w:spacing w:after="0" w:line="240" w:lineRule="auto"/>
+        <w:rPr>
+          <w:rFonts w:hint="eastAsia"/>
+        </w:rPr>
+      </w:pPr>
+      <w:r>
+        <w:separator/>
+      </w:r>
+    </w:p>
+  </w:endnote>
+  <w:endnote w:type="continuationSeparator" w:id="0">
+    <w:p>
+      <w:pPr>
+        <w:spacing w:after="0" w:line="240" w:lineRule="auto"/>
+        <w:rPr>
+          <w:rFonts w:hint="eastAsia"/>
+        </w:rPr>
+      </w:pPr>
+      <w:r>
+        <w:continuationSeparator/>
+      </w:r>
+    </w:p>
+  </w:endnote>
+</w:endnotes>
+</file>
+
+<file path=word/footnotes.xml><?xml version="1.0" encoding="utf-8"?>
+<w:footnotes xmlns:wpc="http://schemas.microsoft.com/office/word/2010/wordprocessingCanvas" xmlns:cx="http://schemas.microsoft.com/office/drawing/2014/chartex" xmlns:cx1="http://schemas.microsoft.com/office/drawing/2015/9/8/chartex" xmlns:cx2="http://schemas.microsoft.com/office/drawing/2015/10/21/chartex" xmlns:cx3="http://schemas.microsoft.com/office/drawing/2016/5/9/chartex" xmlns:cx4="http://schemas.microsoft.com/office/drawing/2016/5/10/chartex" xmlns:cx5="http://schemas.microsoft.com/office/drawing/2016/5/11/chartex" xmlns:cx6="http://schemas.microsoft.com/office/drawing/2016/5/12/chartex" xmlns:cx7="http://schemas.microsoft.com/office/drawing/2016/5/13/chartex" xmlns:cx8="http://schemas.microsoft.com/office/drawing/2016/5/14/chartex" xmlns:mc="http://schemas.openxmlformats.org/markup-compatibility/2006" xmlns:aink="http://schemas.microsoft.com/office/drawing/2016/ink" xmlns:am3d="http://schemas.microsoft.com/office/drawing/2017/model3d" xmlns:o="urn:schemas-microsoft-com:office:office" xmlns:oel="http://schemas.microsoft.com/office/2019/extlst" xmlns:r="http://schemas.openxmlformats.org/officeDocument/2006/relationships" xmlns:m="http://schemas.openxmlformats.org/officeDocument/2006/math" xmlns:v="urn:schemas-microsoft-com:vml" xmlns:wp14="http://schemas.microsoft.com/office/word/2010/wordprocessingDrawing" xmlns:wp="http://schemas.openxmlformats.org/drawingml/2006/wordprocessingDrawing" xmlns:w10="urn:schemas-microsoft-com:office:word" xmlns:w="http://schemas.openxmlformats.org/wordprocessingml/2006/main" xmlns:w14="http://schemas.microsoft.com/office/word/2010/wordml" xmlns:w15="http://schemas.microsoft.com/office/word/2012/wordml" xmlns:w16cex="http://schemas.microsoft.com/office/word/2018/wordml/cex" xmlns:w16cid="http://schemas.microsoft.com/office/word/2016/wordml/cid" xmlns:w16="http://schemas.microsoft.com/office/word/2018/wordml" xmlns:w16du="http://schemas.microsoft.com/office/word/2023/wordml/word16du" xmlns:w16sdtdh="http://schemas.microsoft.com/office/word/2020/wordml/sdtdatahash" xmlns:w16sdtfl="http://schemas.microsoft.com/office/word/2024/wordml/sdtformatlock" xmlns:w16se="http://schemas.microsoft.com/office/word/2015/wordml/symex" xmlns:wpg="http://schemas.microsoft.com/office/word/2010/wordprocessingGroup" xmlns:wpi="http://schemas.microsoft.com/office/word/2010/wordprocessingInk" xmlns:wne="http://schemas.microsoft.com/office/word/2006/wordml" xmlns:wps="http://schemas.microsoft.com/office/word/2010/wordprocessingShape" mc:Ignorable="w14 w15 w16se w16cid w16 w16cex w16sdtdh w16sdtfl w16du wp14">
+  <w:footnote w:type="separator" w:id="-1">
+    <w:p>
+      <w:pPr>
+        <w:spacing w:after="0" w:line="240" w:lineRule="auto"/>
+        <w:rPr>
+          <w:rFonts w:hint="eastAsia"/>
+        </w:rPr>
+      </w:pPr>
+      <w:r>
+        <w:separator/>
+      </w:r>
+    </w:p>
+  </w:footnote>
+  <w:footnote w:type="continuationSeparator" w:id="0">
+    <w:p>
+      <w:pPr>
+        <w:spacing w:after="0" w:line="240" w:lineRule="auto"/>
+        <w:rPr>
+          <w:rFonts w:hint="eastAsia"/>
+        </w:rPr>
+      </w:pPr>
+      <w:r>
+        <w:continuationSeparator/>
+      </w:r>
+    </w:p>
+  </w:footnote>
+</w:footnotes>
 </file>
 
 <file path=word/numbering.xml><?xml version="1.0" encoding="utf-8"?>
@@ -4429,6 +5792,7 @@
   <w:style w:type="character" w:default="1" w:styleId="a0">
     <w:name w:val="Default Paragraph Font"/>
     <w:uiPriority w:val="1"/>
+    <w:semiHidden/>
     <w:unhideWhenUsed/>
   </w:style>
   <w:style w:type="table" w:default="1" w:styleId="a1">
@@ -4745,6 +6109,69 @@
       <w:spacing w:val="5"/>
     </w:rPr>
   </w:style>
+  <w:style w:type="paragraph" w:styleId="ae">
+    <w:name w:val="header"/>
+    <w:basedOn w:val="a"/>
+    <w:link w:val="af"/>
+    <w:uiPriority w:val="99"/>
+    <w:unhideWhenUsed/>
+    <w:rsid w:val="001660DB"/>
+    <w:pPr>
+      <w:tabs>
+        <w:tab w:val="center" w:pos="4153"/>
+        <w:tab w:val="right" w:pos="8306"/>
+      </w:tabs>
+      <w:snapToGrid w:val="0"/>
+      <w:spacing w:line="240" w:lineRule="auto"/>
+      <w:jc w:val="center"/>
+    </w:pPr>
+    <w:rPr>
+      <w:sz w:val="18"/>
+      <w:szCs w:val="18"/>
+    </w:rPr>
+  </w:style>
+  <w:style w:type="character" w:customStyle="1" w:styleId="af">
+    <w:name w:val="页眉 字符"/>
+    <w:basedOn w:val="a0"/>
+    <w:link w:val="ae"/>
+    <w:uiPriority w:val="99"/>
+    <w:rsid w:val="001660DB"/>
+    <w:rPr>
+      <w:sz w:val="18"/>
+      <w:szCs w:val="18"/>
+    </w:rPr>
+  </w:style>
+  <w:style w:type="paragraph" w:styleId="af0">
+    <w:name w:val="footer"/>
+    <w:basedOn w:val="a"/>
+    <w:link w:val="af1"/>
+    <w:uiPriority w:val="99"/>
+    <w:unhideWhenUsed/>
+    <w:rsid w:val="001660DB"/>
+    <w:pPr>
+      <w:tabs>
+        <w:tab w:val="center" w:pos="4153"/>
+        <w:tab w:val="right" w:pos="8306"/>
+      </w:tabs>
+      <w:snapToGrid w:val="0"/>
+      <w:spacing w:line="240" w:lineRule="auto"/>
+    </w:pPr>
+    <w:rPr>
+      <w:sz w:val="18"/>
+      <w:szCs w:val="18"/>
+    </w:rPr>
+  </w:style>
+  <w:style w:type="character" w:customStyle="1" w:styleId="af1">
+    <w:name w:val="页脚 字符"/>
+    <w:basedOn w:val="a0"/>
+    <w:link w:val="af0"/>
+    <w:uiPriority w:val="99"/>
+    <w:rsid w:val="001660DB"/>
+    <w:rPr>
+      <w:sz w:val="18"/>
+      <w:szCs w:val="18"/>
+    </w:rPr>
+  </w:style>
 </w:styles>
 </file>
 

--- a/reference/structure/Q3.docx
+++ b/reference/structure/Q3.docx
@@ -63,23 +63,7 @@
         <w:t>确诊为痰湿体质</w:t>
       </w:r>
       <w:r>
-        <w:t xml:space="preserve">的患者，结合中医调理分级、活动干预强度约束、经济成本以及降低痰湿积分的目标，设计为期 6 </w:t>
-      </w:r>
-      <w:proofErr w:type="gramStart"/>
-      <w:r>
-        <w:t>个</w:t>
-      </w:r>
-      <w:proofErr w:type="gramEnd"/>
-      <w:r>
-        <w:t>月的个性化干预方案，并总结“患者特征—最优方案”的匹配规律，同时给出样本 ID 为 1、2、3 的具体最优方案。</w:t>
-      </w:r>
-      <w:proofErr w:type="gramStart"/>
-      <w:r>
-        <w:t>题面已经</w:t>
-      </w:r>
-      <w:proofErr w:type="gramEnd"/>
-      <w:r>
-        <w:t>明确给出了中医调理分级标准、活动干预强度与频率约束、成本标准以及痰湿积分的月度下降规则，因此第三问本质上是一个</w:t>
+        <w:t>的患者，结合中医调理分级、活动干预强度约束、经济成本以及降低痰湿积分的目标，设计为期 6 个月的个性化干预方案，并总结“患者特征—最优方案”的匹配规律，同时给出样本 ID 为 1、2、3 的具体最优方案。题面已经明确给出了中医调理分级标准、活动干预强度与频率约束、成本标准以及痰湿积分的月度下降规则，因此第三问本质上是一个</w:t>
       </w:r>
       <w:r>
         <w:rPr>
@@ -98,13 +82,8 @@
           <w:rFonts w:hint="eastAsia"/>
         </w:rPr>
       </w:pPr>
-      <w:proofErr w:type="gramStart"/>
-      <w:r>
-        <w:t>结合题面规则</w:t>
-      </w:r>
-      <w:proofErr w:type="gramEnd"/>
-      <w:r>
-        <w:t>与现有思路可知，若直接采用“完整多目标帕累托动态规划”作为正文主模型，虽然理论上可行，但模型结构较重，且题目真正需要的是</w:t>
+      <w:r>
+        <w:t>结合题面规则与现有思路可知，若直接采用“完整多目标帕累托动态规划”作为正文主模型，虽然理论上可行，但模型结构较重，且题目真正需要的是</w:t>
       </w:r>
       <w:r>
         <w:rPr>
@@ -124,13 +103,8 @@
         </w:rPr>
       </w:pPr>
       <w:r>
-        <w:t>因此，本文对第三</w:t>
-      </w:r>
-      <w:proofErr w:type="gramStart"/>
-      <w:r>
-        <w:t>问采用</w:t>
-      </w:r>
-      <w:proofErr w:type="gramEnd"/>
+        <w:t>因此，本文对第三问采用</w:t>
+      </w:r>
       <w:r>
         <w:rPr>
           <w:b/>
@@ -139,23 +113,7 @@
         <w:t>分层优化的动态规划模型</w:t>
       </w:r>
       <w:r>
-        <w:t xml:space="preserve">：以“6 </w:t>
-      </w:r>
-      <w:proofErr w:type="gramStart"/>
-      <w:r>
-        <w:t>个</w:t>
-      </w:r>
-      <w:proofErr w:type="gramEnd"/>
-      <w:r>
-        <w:t>月末痰湿积分最小”为一级目标，在达到最优疗效的所有方案中，再以“总成本最小”为二级目标。这样既保留了“疗效—成本”双目标的核心思想，又能输出唯一最优方案，更符合题目的应用导向。与此同时，为展示成本与疗效之间的折中关系，本文进一步以</w:t>
-      </w:r>
-      <w:proofErr w:type="gramStart"/>
-      <w:r>
-        <w:t>二维帕累</w:t>
-      </w:r>
-      <w:proofErr w:type="gramEnd"/>
-      <w:r>
-        <w:t>托前沿作为补充分析工具，而不将其作为主求解器。</w:t>
+        <w:t>：以“6 个月末痰湿积分最小”为一级目标，在达到最优疗效的所有方案中，再以“总成本最小”为二级目标。这样既保留了“疗效—成本”双目标的核心思想，又能输出唯一最优方案，更符合题目的应用导向。与此同时，为展示成本与疗效之间的折中关系，本文进一步以二维帕累托前沿作为补充分析工具，而不将其作为主求解器。</w:t>
       </w:r>
     </w:p>
     <w:p>
@@ -193,15 +151,7 @@
         </w:rPr>
       </w:pPr>
       <w:r>
-        <w:t>为保证模型可计算且</w:t>
-      </w:r>
-      <w:proofErr w:type="gramStart"/>
-      <w:r>
-        <w:t>与题面保持</w:t>
-      </w:r>
-      <w:proofErr w:type="gramEnd"/>
-      <w:r>
-        <w:t>一致，作如下假设：</w:t>
+        <w:t>为保证模型可计算且与题面保持一致，作如下假设：</w:t>
       </w:r>
     </w:p>
     <w:p>
@@ -221,15 +171,7 @@
         <w:t>时间离散化假设</w:t>
       </w:r>
       <w:r>
-        <w:t xml:space="preserve">：干预周期为 6 </w:t>
-      </w:r>
-      <w:proofErr w:type="gramStart"/>
-      <w:r>
-        <w:t>个</w:t>
-      </w:r>
-      <w:proofErr w:type="gramEnd"/>
-      <w:r>
-        <w:t>月，以“月”为决策单位，每月按 4 周计算，因此共 6 个决策阶段。</w:t>
+        <w:t>：干预周期为 6 个月，以“月”为决策单位，每月按 4 周计算，因此共 6 个决策阶段。</w:t>
       </w:r>
     </w:p>
     <w:p>
@@ -286,34 +228,10 @@
           <w:b/>
           <w:bCs/>
         </w:rPr>
-        <w:t>身体耐受</w:t>
-      </w:r>
-      <w:proofErr w:type="gramStart"/>
-      <w:r>
-        <w:rPr>
-          <w:b/>
-          <w:bCs/>
-        </w:rPr>
-        <w:t>度稳定</w:t>
-      </w:r>
-      <w:proofErr w:type="gramEnd"/>
-      <w:r>
-        <w:rPr>
-          <w:b/>
-          <w:bCs/>
-        </w:rPr>
-        <w:t>假设</w:t>
-      </w:r>
-      <w:r>
-        <w:t xml:space="preserve">：患者的年龄组与活动量表总分在 6 </w:t>
-      </w:r>
-      <w:proofErr w:type="gramStart"/>
-      <w:r>
-        <w:t>个</w:t>
-      </w:r>
-      <w:proofErr w:type="gramEnd"/>
-      <w:r>
-        <w:t>月内保持不变，因此其可选择的活动强度集合在整个周期内固定不变。</w:t>
+        <w:t>身体耐受度稳定假设</w:t>
+      </w:r>
+      <w:r>
+        <w:t>：患者的年龄组与活动量表总分在 6 个月内保持不变，因此其可选择的活动强度集合在整个周期内固定不变。</w:t>
       </w:r>
     </w:p>
     <w:p>
@@ -330,34 +248,10 @@
           <w:b/>
           <w:bCs/>
         </w:rPr>
-        <w:t>月度下降</w:t>
-      </w:r>
-      <w:proofErr w:type="gramStart"/>
-      <w:r>
-        <w:rPr>
-          <w:b/>
-          <w:bCs/>
-        </w:rPr>
-        <w:t>率采用题面</w:t>
-      </w:r>
-      <w:proofErr w:type="gramEnd"/>
-      <w:r>
-        <w:rPr>
-          <w:b/>
-          <w:bCs/>
-        </w:rPr>
-        <w:t>给定规则</w:t>
-      </w:r>
-      <w:r>
-        <w:t>：当每周活动次数小于 5 次时，痰湿积分视为基本稳定；当每周活动次数不少于 5 次时，痰湿</w:t>
-      </w:r>
-      <w:proofErr w:type="gramStart"/>
-      <w:r>
-        <w:t>积分月</w:t>
-      </w:r>
-      <w:proofErr w:type="gramEnd"/>
-      <w:r>
-        <w:t>下降率由活动强度和活动频率共</w:t>
+        <w:t>月度下降率采用题面给定规则</w:t>
+      </w:r>
+      <w:r>
+        <w:t>：当每周活动次数小于 5 次时，痰湿积分视为基本稳定；当每周活动次数不少于 5 次时，痰湿积分月下降率由活动强度和活动频率共</w:t>
       </w:r>
       <w:r>
         <w:lastRenderedPageBreak/>
@@ -381,23 +275,7 @@
         <w:t>预算硬约束假设</w:t>
       </w:r>
       <w:r>
-        <w:t xml:space="preserve">：单人 6 </w:t>
-      </w:r>
-      <w:proofErr w:type="gramStart"/>
-      <w:r>
-        <w:t>个</w:t>
-      </w:r>
-      <w:proofErr w:type="gramEnd"/>
-      <w:r>
-        <w:t>月总成本不超过</w:t>
-      </w:r>
-      <w:proofErr w:type="gramStart"/>
-      <w:r>
-        <w:t>题面建议</w:t>
-      </w:r>
-      <w:proofErr w:type="gramEnd"/>
-      <w:r>
-        <w:t>上限 2000 元。</w:t>
+        <w:t>：单人 6 个月总成本不超过题面建议上限 2000 元。</w:t>
       </w:r>
     </w:p>
     <w:p>
@@ -451,15 +329,7 @@
         </w:rPr>
       </w:pPr>
       <w:r>
-        <w:t>对任</w:t>
-      </w:r>
-      <w:proofErr w:type="gramStart"/>
-      <w:r>
-        <w:t>一</w:t>
-      </w:r>
-      <w:proofErr w:type="gramEnd"/>
-      <w:r>
-        <w:t>痰湿体质患者，模型输入包括：</w:t>
+        <w:t>对任一痰湿体质患者，模型输入包括：</w:t>
       </w:r>
     </w:p>
     <w:p>
@@ -511,23 +381,7 @@
         </w:rPr>
       </w:pPr>
       <w:r>
-        <w:t>这些变量均可直接由附件 1 中的清洗后主分析表提取。清洗</w:t>
-      </w:r>
-      <w:proofErr w:type="gramStart"/>
-      <w:r>
-        <w:t>后样例数据共</w:t>
-      </w:r>
-      <w:proofErr w:type="gramEnd"/>
-      <w:r>
-        <w:t xml:space="preserve"> 1000 例，其中痰湿</w:t>
-      </w:r>
-      <w:proofErr w:type="gramStart"/>
-      <w:r>
-        <w:t>质患者</w:t>
-      </w:r>
-      <w:proofErr w:type="gramEnd"/>
-      <w:r>
-        <w:t xml:space="preserve"> 278 例，活动量表总分均值约为 49.708 分，说明第三问研究对象在样例中具有足够样本基础。</w:t>
+        <w:t>这些变量均可直接由附件 1 中的清洗后主分析表提取。清洗后样例数据共 1000 例，其中痰湿质患者 278 例，活动量表总分均值约为 49.708 分，说明第三问研究对象在样例中具有足够样本基础。</w:t>
       </w:r>
     </w:p>
     <w:p>
@@ -553,15 +407,7 @@
         </w:rPr>
       </w:pPr>
       <w:r>
-        <w:t xml:space="preserve">设第 (t) </w:t>
-      </w:r>
-      <w:proofErr w:type="gramStart"/>
-      <w:r>
-        <w:t>个</w:t>
-      </w:r>
-      <w:proofErr w:type="gramEnd"/>
-      <w:r>
-        <w:t>月（(t=1,2,\dots,6)）的活动干预方案为：</w:t>
+        <w:t>设第 (t) 个月（(t=1,2,\dots,6)）的活动干预方案为：</w:t>
       </w:r>
     </w:p>
     <w:p>
@@ -575,15 +421,7 @@
         </w:rPr>
       </w:pPr>
       <w:r>
-        <w:t>(</w:t>
-      </w:r>
-      <w:proofErr w:type="spellStart"/>
-      <w:r>
-        <w:t>y_t</w:t>
-      </w:r>
-      <w:proofErr w:type="spellEnd"/>
-      <w:r>
-        <w:t>)：活动干预强度等级，取值为 1、2、3；</w:t>
+        <w:t>(y_t)：活动干预强度等级，取值为 1、2、3；</w:t>
       </w:r>
     </w:p>
     <w:p>
@@ -597,41 +435,17 @@
         </w:rPr>
       </w:pPr>
       <w:r>
-        <w:t>(</w:t>
-      </w:r>
-      <w:proofErr w:type="spellStart"/>
-      <w:r>
-        <w:t>z_t</w:t>
-      </w:r>
-      <w:proofErr w:type="spellEnd"/>
-      <w:r>
-        <w:t>)：每周训练次数，取值为 1–10 的整数。</w:t>
-      </w:r>
-    </w:p>
-    <w:p>
-      <w:pPr>
-        <w:rPr>
-          <w:rFonts w:hint="eastAsia"/>
-        </w:rPr>
-      </w:pPr>
-      <w:r>
-        <w:t>其中 (</w:t>
-      </w:r>
-      <w:proofErr w:type="spellStart"/>
-      <w:r>
-        <w:t>y_t</w:t>
-      </w:r>
-      <w:proofErr w:type="spellEnd"/>
-      <w:r>
-        <w:t>) 不能任意选取，必须同时满足年龄约束与活动能力约束。</w:t>
-      </w:r>
-      <w:proofErr w:type="gramStart"/>
-      <w:r>
-        <w:t>题面规定</w:t>
-      </w:r>
-      <w:proofErr w:type="gramEnd"/>
-      <w:r>
-        <w:t>：</w:t>
+        <w:t>(z_t)：每周训练次数，取值为 1–10 的整数。</w:t>
+      </w:r>
+    </w:p>
+    <w:p>
+      <w:pPr>
+        <w:rPr>
+          <w:rFonts w:hint="eastAsia"/>
+        </w:rPr>
+      </w:pPr>
+      <w:r>
+        <w:t>其中 (y_t) 不能任意选取，必须同时满足年龄约束与活动能力约束。题面规定：</w:t>
       </w:r>
     </w:p>
     <w:p>
@@ -735,15 +549,7 @@
         </w:rPr>
       </w:pPr>
       <w:r>
-        <w:t>因此，对任</w:t>
-      </w:r>
-      <w:proofErr w:type="gramStart"/>
-      <w:r>
-        <w:t>一</w:t>
-      </w:r>
-      <w:proofErr w:type="gramEnd"/>
-      <w:r>
-        <w:t>患者，其合法活动强度集合应取上述两类约束的交集。</w:t>
+        <w:t>因此，对任一患者，其合法活动强度集合应取上述两类约束的交集。</w:t>
       </w:r>
     </w:p>
     <w:p>
@@ -769,51 +575,11 @@
         </w:rPr>
       </w:pPr>
       <w:r>
-        <w:t>设 (</w:t>
-      </w:r>
-      <w:proofErr w:type="spellStart"/>
-      <w:r>
-        <w:t>S_t</w:t>
-      </w:r>
-      <w:proofErr w:type="spellEnd"/>
-      <w:r>
-        <w:t xml:space="preserve">) 表示第 (t) </w:t>
-      </w:r>
-      <w:proofErr w:type="gramStart"/>
-      <w:r>
-        <w:t>个</w:t>
-      </w:r>
-      <w:proofErr w:type="gramEnd"/>
-      <w:r>
-        <w:t>月月初的痰湿积分，则 (</w:t>
-      </w:r>
-      <w:proofErr w:type="spellStart"/>
-      <w:r>
-        <w:t>S_t</w:t>
-      </w:r>
-      <w:proofErr w:type="spellEnd"/>
-      <w:r>
-        <w:t>) 为模型的核心状态变量。</w:t>
+        <w:t>设 (S_t) 表示第 (t) 个月月初的痰湿积分，则 (S_t) 为模型的核心状态变量。</w:t>
       </w:r>
       <w:r>
         <w:br/>
-        <w:t>中医调理等级 (</w:t>
-      </w:r>
-      <w:proofErr w:type="spellStart"/>
-      <w:r>
-        <w:t>k_t</w:t>
-      </w:r>
-      <w:proofErr w:type="spellEnd"/>
-      <w:r>
-        <w:t>) 不作为独立决策变量，而由 (</w:t>
-      </w:r>
-      <w:proofErr w:type="spellStart"/>
-      <w:r>
-        <w:t>S_t</w:t>
-      </w:r>
-      <w:proofErr w:type="spellEnd"/>
-      <w:r>
-        <w:t>) 自动确定：</w:t>
+        <w:t>中医调理等级 (k_t) 不作为独立决策变量，而由 (S_t) 自动确定：</w:t>
       </w:r>
     </w:p>
     <w:p>
@@ -828,14 +594,7 @@
       </w:r>
       <w:r>
         <w:br/>
-      </w:r>
-      <w:proofErr w:type="spellStart"/>
-      <w:r>
-        <w:t>k_t</w:t>
-      </w:r>
-      <w:proofErr w:type="spellEnd"/>
-      <w:r>
-        <w:t>=</w:t>
+        <w:t>k_t=</w:t>
       </w:r>
       <w:r>
         <w:br/>
@@ -843,47 +602,15 @@
       </w:r>
       <w:r>
         <w:br/>
-        <w:t xml:space="preserve">1, &amp; 0\le </w:t>
-      </w:r>
-      <w:proofErr w:type="spellStart"/>
-      <w:r>
-        <w:t>S_t</w:t>
-      </w:r>
-      <w:proofErr w:type="spellEnd"/>
-      <w:r>
-        <w:t>\le 58\</w:t>
+        <w:t>1, &amp; 0\le S_t\le 58\</w:t>
       </w:r>
       <w:r>
         <w:br/>
-        <w:t xml:space="preserve">2, &amp; 59\le </w:t>
-      </w:r>
-      <w:proofErr w:type="spellStart"/>
-      <w:r>
-        <w:t>S_t</w:t>
-      </w:r>
-      <w:proofErr w:type="spellEnd"/>
-      <w:r>
-        <w:t>\le 61\</w:t>
+        <w:t>2, &amp; 59\le S_t\le 61\</w:t>
       </w:r>
       <w:r>
         <w:br/>
-        <w:t xml:space="preserve">3, &amp; </w:t>
-      </w:r>
-      <w:proofErr w:type="spellStart"/>
-      <w:r>
-        <w:t>S_t</w:t>
-      </w:r>
-      <w:proofErr w:type="spellEnd"/>
-      <w:r>
-        <w:t>\</w:t>
-      </w:r>
-      <w:proofErr w:type="spellStart"/>
-      <w:r>
-        <w:t>ge</w:t>
-      </w:r>
-      <w:proofErr w:type="spellEnd"/>
-      <w:r>
-        <w:t xml:space="preserve"> 62</w:t>
+        <w:t>3, &amp; S_t\ge 62</w:t>
       </w:r>
       <w:r>
         <w:br/>
@@ -928,49 +655,28 @@
           <w:rFonts w:hint="eastAsia"/>
         </w:rPr>
       </w:pPr>
-      <w:proofErr w:type="gramStart"/>
-      <w:r>
-        <w:t>题面给定</w:t>
-      </w:r>
-      <w:proofErr w:type="gramEnd"/>
-      <w:r>
-        <w:t>：当每周活动次数小于 5 次时，痰湿积分基本稳定；当每周活动次数达到 5 次及以上时，若以每周 5 次为基准，则每提升一级活动强度，月下降率增加 3%；在给定强度下，每周再增加 1 次活动，月下降率增加 1%。</w:t>
-      </w:r>
-    </w:p>
-    <w:p>
-      <w:pPr>
-        <w:rPr>
-          <w:rFonts w:hint="eastAsia"/>
-        </w:rPr>
-      </w:pPr>
-      <w:r>
-        <w:t xml:space="preserve">因此，第 (t) </w:t>
-      </w:r>
-      <w:proofErr w:type="gramStart"/>
-      <w:r>
-        <w:t>个</w:t>
-      </w:r>
-      <w:proofErr w:type="gramEnd"/>
-      <w:r>
-        <w:t>月末痰湿积分的更新公式可写为：</w:t>
-      </w:r>
-    </w:p>
-    <w:p>
-      <w:pPr>
-        <w:rPr>
-          <w:rFonts w:hint="eastAsia"/>
-        </w:rPr>
-      </w:pPr>
-      <w:r>
-        <w:t>当 (</w:t>
-      </w:r>
-      <w:proofErr w:type="spellStart"/>
-      <w:r>
-        <w:t>z_t</w:t>
-      </w:r>
-      <w:proofErr w:type="spellEnd"/>
-      <w:r>
-        <w:t xml:space="preserve"> &lt; 5) 时，</w:t>
+      <w:r>
+        <w:t>题面给定：当每周活动次数小于 5 次时，痰湿积分基本稳定；当每周活动次数达到 5 次及以上时，若以每周 5 次为基准，则每提升一级活动强度，月下降率增加 3%；在给定强度下，每周再增加 1 次活动，月下降率增加 1%。</w:t>
+      </w:r>
+    </w:p>
+    <w:p>
+      <w:pPr>
+        <w:rPr>
+          <w:rFonts w:hint="eastAsia"/>
+        </w:rPr>
+      </w:pPr>
+      <w:r>
+        <w:t>因此，第 (t) 个月末痰湿积分的更新公式可写为：</w:t>
+      </w:r>
+    </w:p>
+    <w:p>
+      <w:pPr>
+        <w:rPr>
+          <w:rFonts w:hint="eastAsia"/>
+        </w:rPr>
+      </w:pPr>
+      <w:r>
+        <w:t>当 (z_t &lt; 5) 时，</w:t>
       </w:r>
       <w:r>
         <w:br/>
@@ -978,13 +684,8 @@
       </w:r>
       <w:r>
         <w:br/>
-        <w:t>S_{t+1}=</w:t>
-      </w:r>
-      <w:proofErr w:type="spellStart"/>
-      <w:r>
-        <w:t>S_t</w:t>
-      </w:r>
-      <w:proofErr w:type="spellEnd"/>
+        <w:t>S_{t+1}=S_t</w:t>
+      </w:r>
       <w:r>
         <w:br/>
         <w:t>]</w:t>
@@ -997,23 +698,7 @@
         </w:rPr>
       </w:pPr>
       <w:r>
-        <w:t>当 (</w:t>
-      </w:r>
-      <w:proofErr w:type="spellStart"/>
-      <w:r>
-        <w:t>z_t</w:t>
-      </w:r>
-      <w:proofErr w:type="spellEnd"/>
-      <w:r>
-        <w:t xml:space="preserve"> \</w:t>
-      </w:r>
-      <w:proofErr w:type="spellStart"/>
-      <w:r>
-        <w:t>ge</w:t>
-      </w:r>
-      <w:proofErr w:type="spellEnd"/>
-      <w:r>
-        <w:t xml:space="preserve"> 5) 时，</w:t>
+        <w:t>当 (z_t \ge 5) 时，</w:t>
       </w:r>
       <w:r>
         <w:br/>
@@ -1021,15 +706,7 @@
       </w:r>
       <w:r>
         <w:br/>
-        <w:t>S_{t+1}=</w:t>
-      </w:r>
-      <w:proofErr w:type="spellStart"/>
-      <w:r>
-        <w:t>S_t</w:t>
-      </w:r>
-      <w:proofErr w:type="spellEnd"/>
-      <w:r>
-        <w:t>\left(1-0.03y_t-0.01(z_t-5)\right)</w:t>
+        <w:t>S_{t+1}=S_t\left(1-0.03y_t-0.01(z_t-5)\right)</w:t>
       </w:r>
       <w:r>
         <w:br/>
@@ -1043,15 +720,7 @@
         </w:rPr>
       </w:pPr>
       <w:r>
-        <w:t xml:space="preserve">其中，(S_{t+1}) 表示第 (t+1) </w:t>
-      </w:r>
-      <w:proofErr w:type="gramStart"/>
-      <w:r>
-        <w:t>个</w:t>
-      </w:r>
-      <w:proofErr w:type="gramEnd"/>
-      <w:r>
-        <w:t>月月初积分。</w:t>
+        <w:t>其中，(S_{t+1}) 表示第 (t+1) 个月月初积分。</w:t>
       </w:r>
       <w:r>
         <w:br/>
@@ -1128,13 +797,8 @@
           <w:rFonts w:hint="eastAsia"/>
         </w:rPr>
       </w:pPr>
-      <w:proofErr w:type="gramStart"/>
-      <w:r>
-        <w:t>根据题面附表</w:t>
-      </w:r>
-      <w:proofErr w:type="gramEnd"/>
-      <w:r>
-        <w:t xml:space="preserve"> 2，不同痰湿积分区间对应不同月调理成本：</w:t>
+      <w:r>
+        <w:t>根据题面附表 2，不同痰湿积分区间对应不同月调理成本：</w:t>
       </w:r>
     </w:p>
     <w:p>
@@ -1187,15 +851,7 @@
         </w:rPr>
       </w:pPr>
       <w:r>
-        <w:t>记为 (c_{\text{TCM}}(</w:t>
-      </w:r>
-      <w:proofErr w:type="spellStart"/>
-      <w:r>
-        <w:t>S_t</w:t>
-      </w:r>
-      <w:proofErr w:type="spellEnd"/>
-      <w:r>
-        <w:t>))。</w:t>
+        <w:t>记为 (c_{\text{TCM}}(S_t))。</w:t>
       </w:r>
     </w:p>
     <w:p>
@@ -1220,13 +876,8 @@
           <w:rFonts w:hint="eastAsia"/>
         </w:rPr>
       </w:pPr>
-      <w:proofErr w:type="gramStart"/>
-      <w:r>
-        <w:t>根据题面附表</w:t>
-      </w:r>
-      <w:proofErr w:type="gramEnd"/>
-      <w:r>
-        <w:t xml:space="preserve"> 3，不同活动强度的单次训练成本分别为：</w:t>
+      <w:r>
+        <w:t>根据题面附表 3，不同活动强度的单次训练成本分别为：</w:t>
       </w:r>
     </w:p>
     <w:p>
@@ -1278,15 +929,7 @@
         </w:rPr>
       </w:pPr>
       <w:r>
-        <w:t xml:space="preserve">由于每月按 4 周计算，因此第 (t) </w:t>
-      </w:r>
-      <w:proofErr w:type="gramStart"/>
-      <w:r>
-        <w:t>个</w:t>
-      </w:r>
-      <w:proofErr w:type="gramEnd"/>
-      <w:r>
-        <w:t>月的活动成本为：</w:t>
+        <w:t>由于每月按 4 周计算，因此第 (t) 个月的活动成本为：</w:t>
       </w:r>
     </w:p>
     <w:p>
@@ -1300,31 +943,7 @@
       </w:r>
       <w:r>
         <w:br/>
-        <w:t>c_{\text{act</w:t>
-      </w:r>
-      <w:proofErr w:type="gramStart"/>
-      <w:r>
-        <w:t>},t</w:t>
-      </w:r>
-      <w:proofErr w:type="gramEnd"/>
-      <w:r>
-        <w:t>}=4z_t\</w:t>
-      </w:r>
-      <w:proofErr w:type="spellStart"/>
-      <w:r>
-        <w:t>cdot</w:t>
-      </w:r>
-      <w:proofErr w:type="spellEnd"/>
-      <w:r>
-        <w:t xml:space="preserve"> c(</w:t>
-      </w:r>
-      <w:proofErr w:type="spellStart"/>
-      <w:r>
-        <w:t>y_t</w:t>
-      </w:r>
-      <w:proofErr w:type="spellEnd"/>
-      <w:r>
-        <w:t>)</w:t>
+        <w:t>c_{\text{act},t}=4z_t\cdot c(y_t)</w:t>
       </w:r>
       <w:r>
         <w:br/>
@@ -1338,15 +957,7 @@
         </w:rPr>
       </w:pPr>
       <w:r>
-        <w:t>其中 (c(</w:t>
-      </w:r>
-      <w:proofErr w:type="spellStart"/>
-      <w:r>
-        <w:t>y_t</w:t>
-      </w:r>
-      <w:proofErr w:type="spellEnd"/>
-      <w:r>
-        <w:t>)) 为对应强度的单次成本。</w:t>
+        <w:t>其中 (c(y_t)) 为对应强度的单次成本。</w:t>
       </w:r>
     </w:p>
     <w:p>
@@ -1372,15 +983,7 @@
         </w:rPr>
       </w:pPr>
       <w:r>
-        <w:t xml:space="preserve">第 (t) </w:t>
-      </w:r>
-      <w:proofErr w:type="gramStart"/>
-      <w:r>
-        <w:t>个</w:t>
-      </w:r>
-      <w:proofErr w:type="gramEnd"/>
-      <w:r>
-        <w:t>月总成本为：</w:t>
+        <w:t>第 (t) 个月总成本为：</w:t>
       </w:r>
     </w:p>
     <w:p>
@@ -1394,59 +997,7 @@
       </w:r>
       <w:r>
         <w:br/>
-      </w:r>
-      <w:proofErr w:type="spellStart"/>
-      <w:r>
-        <w:t>c_t</w:t>
-      </w:r>
-      <w:proofErr w:type="spellEnd"/>
-      <w:r>
-        <w:t>=c_{\</w:t>
-      </w:r>
-      <w:proofErr w:type="gramStart"/>
-      <w:r>
-        <w:t>text{</w:t>
-      </w:r>
-      <w:proofErr w:type="gramEnd"/>
-      <w:r>
-        <w:t>TCM</w:t>
-      </w:r>
-      <w:proofErr w:type="gramStart"/>
-      <w:r>
-        <w:t>}}(</w:t>
-      </w:r>
-      <w:proofErr w:type="spellStart"/>
-      <w:proofErr w:type="gramEnd"/>
-      <w:r>
-        <w:t>S_</w:t>
-      </w:r>
-      <w:proofErr w:type="gramStart"/>
-      <w:r>
-        <w:t>t</w:t>
-      </w:r>
-      <w:proofErr w:type="spellEnd"/>
-      <w:r>
-        <w:t>)+</w:t>
-      </w:r>
-      <w:proofErr w:type="gramEnd"/>
-      <w:r>
-        <w:t>4z_t\</w:t>
-      </w:r>
-      <w:proofErr w:type="spellStart"/>
-      <w:r>
-        <w:t>cdot</w:t>
-      </w:r>
-      <w:proofErr w:type="spellEnd"/>
-      <w:r>
-        <w:t xml:space="preserve"> c(</w:t>
-      </w:r>
-      <w:proofErr w:type="spellStart"/>
-      <w:r>
-        <w:t>y_t</w:t>
-      </w:r>
-      <w:proofErr w:type="spellEnd"/>
-      <w:r>
-        <w:t>)</w:t>
+        <w:t>c_t=c_{\text{TCM}}(S_t)+4z_t\cdot c(y_t)</w:t>
       </w:r>
       <w:r>
         <w:br/>
@@ -1460,15 +1011,7 @@
         </w:rPr>
       </w:pPr>
       <w:r>
-        <w:t xml:space="preserve">6 </w:t>
-      </w:r>
-      <w:proofErr w:type="gramStart"/>
-      <w:r>
-        <w:t>个</w:t>
-      </w:r>
-      <w:proofErr w:type="gramEnd"/>
-      <w:r>
-        <w:t>月累计总成本为：</w:t>
+        <w:t>6 个月累计总成本为：</w:t>
       </w:r>
     </w:p>
     <w:p>
@@ -1482,21 +1025,8 @@
       </w:r>
       <w:r>
         <w:br/>
-        <w:t>C=\sum_{t=</w:t>
-      </w:r>
-      <w:proofErr w:type="gramStart"/>
-      <w:r>
-        <w:t>1}^</w:t>
-      </w:r>
-      <w:proofErr w:type="gramEnd"/>
-      <w:r>
-        <w:t xml:space="preserve">{6} </w:t>
-      </w:r>
-      <w:proofErr w:type="spellStart"/>
-      <w:r>
-        <w:t>c_t</w:t>
-      </w:r>
-      <w:proofErr w:type="spellEnd"/>
+        <w:t>C=\sum_{t=1}^{6} c_t</w:t>
+      </w:r>
       <w:r>
         <w:br/>
         <w:t>]</w:t>
@@ -1580,15 +1110,7 @@
         </w:rPr>
       </w:pPr>
       <w:r>
-        <w:t xml:space="preserve">6 </w:t>
-      </w:r>
-      <w:proofErr w:type="gramStart"/>
-      <w:r>
-        <w:t>个</w:t>
-      </w:r>
-      <w:proofErr w:type="gramEnd"/>
-      <w:r>
-        <w:t>月末痰湿积分；</w:t>
+        <w:t>6 个月末痰湿积分；</w:t>
       </w:r>
     </w:p>
     <w:p>
@@ -1602,15 +1124,7 @@
         </w:rPr>
       </w:pPr>
       <w:r>
-        <w:t xml:space="preserve">6 </w:t>
-      </w:r>
-      <w:proofErr w:type="gramStart"/>
-      <w:r>
-        <w:t>个</w:t>
-      </w:r>
-      <w:proofErr w:type="gramEnd"/>
-      <w:r>
-        <w:t>月累计总成本。</w:t>
+        <w:t>6 个月累计总成本。</w:t>
       </w:r>
     </w:p>
     <w:p>
@@ -1646,23 +1160,7 @@
           <w:b/>
           <w:bCs/>
         </w:rPr>
-        <w:t xml:space="preserve">一级目标：最小化 6 </w:t>
-      </w:r>
-      <w:proofErr w:type="gramStart"/>
-      <w:r>
-        <w:rPr>
-          <w:b/>
-          <w:bCs/>
-        </w:rPr>
-        <w:t>个</w:t>
-      </w:r>
-      <w:proofErr w:type="gramEnd"/>
-      <w:r>
-        <w:rPr>
-          <w:b/>
-          <w:bCs/>
-        </w:rPr>
-        <w:t>月末痰湿积分</w:t>
+        <w:t>一级目标：最小化 6 个月末痰湿积分</w:t>
       </w:r>
     </w:p>
     <w:p>
@@ -1696,17 +1194,8 @@
           <w:b/>
           <w:bCs/>
         </w:rPr>
-        <w:t>二级目标：在一级目标最优的前提下</w:t>
-      </w:r>
-      <w:proofErr w:type="gramStart"/>
-      <w:r>
-        <w:rPr>
-          <w:b/>
-          <w:bCs/>
-        </w:rPr>
-        <w:t>最小化总成本</w:t>
-      </w:r>
-      <w:proofErr w:type="gramEnd"/>
+        <w:t>二级目标：在一级目标最优的前提下最小化总成本</w:t>
+      </w:r>
     </w:p>
     <w:p>
       <w:pPr>
@@ -1719,23 +1208,7 @@
       </w:r>
       <w:r>
         <w:br/>
-        <w:t>\min C \quad \</w:t>
-      </w:r>
-      <w:proofErr w:type="gramStart"/>
-      <w:r>
-        <w:t>text{</w:t>
-      </w:r>
-      <w:proofErr w:type="spellStart"/>
-      <w:r>
-        <w:t>s.t.</w:t>
-      </w:r>
-      <w:proofErr w:type="spellEnd"/>
-      <w:r>
-        <w:t xml:space="preserve"> }</w:t>
-      </w:r>
-      <w:proofErr w:type="gramEnd"/>
-      <w:r>
-        <w:t xml:space="preserve"> S_7=S_7^*</w:t>
+        <w:t>\min C \quad \text{s.t. } S_7=S_7^*</w:t>
       </w:r>
       <w:r>
         <w:br/>
@@ -1855,24 +1328,7 @@
       </w:r>
       <w:r>
         <w:br/>
-      </w:r>
-      <w:proofErr w:type="spellStart"/>
-      <w:r>
-        <w:t>dp</w:t>
-      </w:r>
-      <w:proofErr w:type="spellEnd"/>
-      <w:r>
-        <w:t>[</w:t>
-      </w:r>
-      <w:proofErr w:type="spellStart"/>
-      <w:proofErr w:type="gramStart"/>
-      <w:r>
-        <w:t>t,s</w:t>
-      </w:r>
-      <w:proofErr w:type="spellEnd"/>
-      <w:proofErr w:type="gramEnd"/>
-      <w:r>
-        <w:t>]</w:t>
+        <w:t>dp[t,s]</w:t>
       </w:r>
       <w:r>
         <w:br/>
@@ -1886,15 +1342,7 @@
         </w:rPr>
       </w:pPr>
       <w:r>
-        <w:t xml:space="preserve">表示“第 (t) </w:t>
-      </w:r>
-      <w:proofErr w:type="gramStart"/>
-      <w:r>
-        <w:t>个</w:t>
-      </w:r>
-      <w:proofErr w:type="gramEnd"/>
-      <w:r>
-        <w:t>月月初痰湿积分为 (s) 时，达到该状态的最小累计成本”。</w:t>
+        <w:t>表示“第 (t) 个月月初痰湿积分为 (s) 时，达到该状态的最小累计成本”。</w:t>
       </w:r>
     </w:p>
     <w:p>
@@ -1919,30 +1367,9 @@
       <w:r>
         <w:br/>
       </w:r>
-      <w:proofErr w:type="spellStart"/>
       <w:r>
         <w:lastRenderedPageBreak/>
-        <w:t>dp</w:t>
-      </w:r>
-      <w:proofErr w:type="spellEnd"/>
-      <w:r>
-        <w:t>[</w:t>
-      </w:r>
-      <w:proofErr w:type="gramStart"/>
-      <w:r>
-        <w:t>1,S</w:t>
-      </w:r>
-      <w:proofErr w:type="gramEnd"/>
-      <w:r>
-        <w:t>_</w:t>
-      </w:r>
-      <w:proofErr w:type="gramStart"/>
-      <w:r>
-        <w:t>1]=</w:t>
-      </w:r>
-      <w:proofErr w:type="gramEnd"/>
-      <w:r>
-        <w:t>0</w:t>
+        <w:t>dp[1,S_1]=0</w:t>
       </w:r>
       <w:r>
         <w:br/>
@@ -1982,31 +1409,7 @@
         </w:rPr>
       </w:pPr>
       <w:r>
-        <w:t>对于任</w:t>
-      </w:r>
-      <w:proofErr w:type="gramStart"/>
-      <w:r>
-        <w:t>一</w:t>
-      </w:r>
-      <w:proofErr w:type="gramEnd"/>
-      <w:r>
-        <w:t>可达状态 ((</w:t>
-      </w:r>
-      <w:proofErr w:type="spellStart"/>
-      <w:r>
-        <w:t>t,s</w:t>
-      </w:r>
-      <w:proofErr w:type="spellEnd"/>
-      <w:r>
-        <w:t>))，枚举所有合法动作 ((</w:t>
-      </w:r>
-      <w:proofErr w:type="spellStart"/>
-      <w:r>
-        <w:t>y_t,z_t</w:t>
-      </w:r>
-      <w:proofErr w:type="spellEnd"/>
-      <w:r>
-        <w:t>))：</w:t>
+        <w:t>对于任一可达状态 ((t,s))，枚举所有合法动作 ((y_t,z_t))：</w:t>
       </w:r>
     </w:p>
     <w:p>
@@ -2034,15 +1437,7 @@
         </w:rPr>
       </w:pPr>
       <w:r>
-        <w:t>根据 ((</w:t>
-      </w:r>
-      <w:proofErr w:type="spellStart"/>
-      <w:r>
-        <w:t>y_t,z_t</w:t>
-      </w:r>
-      <w:proofErr w:type="spellEnd"/>
-      <w:r>
-        <w:t>)) 计算活动成本；</w:t>
+        <w:t>根据 ((y_t,z_t)) 计算活动成本；</w:t>
       </w:r>
     </w:p>
     <w:p>
@@ -2078,73 +1473,11 @@
       </w:r>
       <w:r>
         <w:br/>
-      </w:r>
-      <w:proofErr w:type="spellStart"/>
-      <w:r>
-        <w:t>dp</w:t>
-      </w:r>
-      <w:proofErr w:type="spellEnd"/>
-      <w:r>
-        <w:t>[t+</w:t>
-      </w:r>
-      <w:proofErr w:type="gramStart"/>
-      <w:r>
-        <w:t>1,s']=</w:t>
-      </w:r>
-      <w:proofErr w:type="gramEnd"/>
+        <w:t>dp[t+1,s']=</w:t>
+      </w:r>
       <w:r>
         <w:br/>
-        <w:t>\min\left(</w:t>
-      </w:r>
-      <w:proofErr w:type="spellStart"/>
-      <w:r>
-        <w:t>dp</w:t>
-      </w:r>
-      <w:proofErr w:type="spellEnd"/>
-      <w:r>
-        <w:t>[t+</w:t>
-      </w:r>
-      <w:proofErr w:type="gramStart"/>
-      <w:r>
-        <w:t>1,s</w:t>
-      </w:r>
-      <w:proofErr w:type="gramEnd"/>
-      <w:r>
-        <w:t>'</w:t>
-      </w:r>
-      <w:proofErr w:type="gramStart"/>
-      <w:r>
-        <w:t>],\</w:t>
-      </w:r>
-      <w:proofErr w:type="gramEnd"/>
-      <w:r>
-        <w:t xml:space="preserve"> </w:t>
-      </w:r>
-      <w:proofErr w:type="spellStart"/>
-      <w:r>
-        <w:t>dp</w:t>
-      </w:r>
-      <w:proofErr w:type="spellEnd"/>
-      <w:r>
-        <w:t>[</w:t>
-      </w:r>
-      <w:proofErr w:type="spellStart"/>
-      <w:proofErr w:type="gramStart"/>
-      <w:r>
-        <w:t>t,s</w:t>
-      </w:r>
-      <w:proofErr w:type="spellEnd"/>
-      <w:proofErr w:type="gramEnd"/>
-      <w:r>
-        <w:t>]+</w:t>
-      </w:r>
-      <w:proofErr w:type="spellStart"/>
-      <w:r>
-        <w:t>c_t</w:t>
-      </w:r>
-      <w:proofErr w:type="spellEnd"/>
-      <w:r>
-        <w:t>\right)</w:t>
+        <w:t>\min\left(dp[t+1,s'],\ dp[t,s]+c_t\right)</w:t>
       </w:r>
       <w:r>
         <w:br/>
@@ -2184,15 +1517,7 @@
         </w:rPr>
       </w:pPr>
       <w:r>
-        <w:t xml:space="preserve">当递推至第 7 </w:t>
-      </w:r>
-      <w:proofErr w:type="gramStart"/>
-      <w:r>
-        <w:t>个</w:t>
-      </w:r>
-      <w:proofErr w:type="gramEnd"/>
-      <w:r>
-        <w:t>月月初时，所有可达终点状态构成可行解集。</w:t>
+        <w:t>当递推至第 7 个月月初时，所有可达终点状态构成可行解集。</w:t>
       </w:r>
       <w:r>
         <w:br/>
@@ -2244,38 +1569,17 @@
         </w:rPr>
       </w:pPr>
       <w:r>
-        <w:t>虽然正文主模型采用分层优化，但为了更充分展示“疗效—成本”之间的折中关系，本文进一步对所有可行方案构造</w:t>
-      </w:r>
-      <w:proofErr w:type="gramStart"/>
-      <w:r>
-        <w:t>二维帕累</w:t>
-      </w:r>
-      <w:proofErr w:type="gramEnd"/>
-      <w:r>
-        <w:t xml:space="preserve">托前沿。具体做法是：以“6 </w:t>
-      </w:r>
-      <w:proofErr w:type="gramStart"/>
-      <w:r>
-        <w:t>个</w:t>
-      </w:r>
-      <w:proofErr w:type="gramEnd"/>
-      <w:r>
-        <w:t>月总成本”为横轴，以“6 个月末痰湿积分”为纵轴，对所有可行方案进行非支配排序，保留其中的非支配点。</w:t>
-      </w:r>
-    </w:p>
-    <w:p>
-      <w:pPr>
-        <w:rPr>
-          <w:rFonts w:hint="eastAsia"/>
-        </w:rPr>
-      </w:pPr>
-      <w:proofErr w:type="gramStart"/>
-      <w:r>
-        <w:t>二维帕累</w:t>
-      </w:r>
-      <w:proofErr w:type="gramEnd"/>
-      <w:r>
-        <w:t>托前沿的作用主要有二：</w:t>
+        <w:t>虽然正文主模型采用分层优化，但为了更充分展示“疗效—成本”之间的折中关系，本文进一步对所有可行方案构造二维帕累托前沿。具体做法是：以“6 个月总成本”为横轴，以“6 个月末痰湿积分”为纵轴，对所有可行方案进行非支配排序，保留其中的非支配点。</w:t>
+      </w:r>
+    </w:p>
+    <w:p>
+      <w:pPr>
+        <w:rPr>
+          <w:rFonts w:hint="eastAsia"/>
+        </w:rPr>
+      </w:pPr>
+      <w:r>
+        <w:t>二维帕累托前沿的作用主要有二：</w:t>
       </w:r>
     </w:p>
     <w:p>
@@ -2303,15 +1607,7 @@
         </w:rPr>
       </w:pPr>
       <w:r>
-        <w:t>从非支配</w:t>
-      </w:r>
-      <w:proofErr w:type="gramStart"/>
-      <w:r>
-        <w:t>解集中</w:t>
-      </w:r>
-      <w:proofErr w:type="gramEnd"/>
-      <w:r>
-        <w:t>选取三类代表性方案：</w:t>
+        <w:t>从非支配解集中选取三类代表性方案：</w:t>
       </w:r>
     </w:p>
     <w:p>
@@ -2369,22 +1665,181 @@
       </w:r>
     </w:p>
     <w:p>
-      <w:pPr>
-        <w:rPr>
-          <w:rFonts w:hint="eastAsia"/>
-        </w:rPr>
-      </w:pPr>
       <w:r>
         <w:lastRenderedPageBreak/>
-        <w:t>这样既保留</w:t>
-      </w:r>
-      <w:proofErr w:type="gramStart"/>
-      <w:r>
-        <w:t>了原双目标</w:t>
-      </w:r>
-      <w:proofErr w:type="gramEnd"/>
-      <w:r>
-        <w:t>框架的完整性，又避免在正文中引入过于复杂的多目标动态规划细节。</w:t>
+        <w:t>这样既保留了原双目标框架的完整性，又避免在正文中引入过于复杂的多目标动态规划细节。</w:t>
+      </w:r>
+    </w:p>
+    <w:p/>
+    <w:p>
+      <w:r>
+        <w:rPr>
+          <w:noProof/>
+        </w:rPr>
+        <w:drawing>
+          <wp:inline distT="0" distB="0" distL="0" distR="0" wp14:anchorId="6BB95D12" wp14:editId="4BC33715">
+            <wp:extent cx="5270500" cy="3937000"/>
+            <wp:effectExtent l="0" t="0" r="6350" b="6350"/>
+            <wp:docPr id="254512194" name="图片 1"/>
+            <wp:cNvGraphicFramePr>
+              <a:graphicFrameLocks xmlns:a="http://schemas.openxmlformats.org/drawingml/2006/main" noChangeAspect="1"/>
+            </wp:cNvGraphicFramePr>
+            <a:graphic xmlns:a="http://schemas.openxmlformats.org/drawingml/2006/main">
+              <a:graphicData uri="http://schemas.openxmlformats.org/drawingml/2006/picture">
+                <pic:pic xmlns:pic="http://schemas.openxmlformats.org/drawingml/2006/picture">
+                  <pic:nvPicPr>
+                    <pic:cNvPr id="0" name="Picture 14"/>
+                    <pic:cNvPicPr>
+                      <a:picLocks noChangeAspect="1" noChangeArrowheads="1"/>
+                    </pic:cNvPicPr>
+                  </pic:nvPicPr>
+                  <pic:blipFill>
+                    <a:blip r:embed="rId7" cstate="print">
+                      <a:extLst>
+                        <a:ext uri="{28A0092B-C50C-407E-A947-70E740481C1C}">
+                          <a14:useLocalDpi xmlns:a14="http://schemas.microsoft.com/office/drawing/2010/main" val="0"/>
+                        </a:ext>
+                      </a:extLst>
+                    </a:blip>
+                    <a:srcRect/>
+                    <a:stretch>
+                      <a:fillRect/>
+                    </a:stretch>
+                  </pic:blipFill>
+                  <pic:spPr bwMode="auto">
+                    <a:xfrm>
+                      <a:off x="0" y="0"/>
+                      <a:ext cx="5270500" cy="3937000"/>
+                    </a:xfrm>
+                    <a:prstGeom prst="rect">
+                      <a:avLst/>
+                    </a:prstGeom>
+                    <a:noFill/>
+                    <a:ln>
+                      <a:noFill/>
+                    </a:ln>
+                  </pic:spPr>
+                </pic:pic>
+              </a:graphicData>
+            </a:graphic>
+          </wp:inline>
+        </w:drawing>
+      </w:r>
+    </w:p>
+    <w:p>
+      <w:r>
+        <w:rPr>
+          <w:noProof/>
+        </w:rPr>
+        <w:lastRenderedPageBreak/>
+        <w:drawing>
+          <wp:inline distT="0" distB="0" distL="0" distR="0" wp14:anchorId="5CE0E6FD" wp14:editId="1FEFC0C6">
+            <wp:extent cx="5270500" cy="3937000"/>
+            <wp:effectExtent l="0" t="0" r="6350" b="6350"/>
+            <wp:docPr id="1303958484" name="图片 2"/>
+            <wp:cNvGraphicFramePr>
+              <a:graphicFrameLocks xmlns:a="http://schemas.openxmlformats.org/drawingml/2006/main" noChangeAspect="1"/>
+            </wp:cNvGraphicFramePr>
+            <a:graphic xmlns:a="http://schemas.openxmlformats.org/drawingml/2006/main">
+              <a:graphicData uri="http://schemas.openxmlformats.org/drawingml/2006/picture">
+                <pic:pic xmlns:pic="http://schemas.openxmlformats.org/drawingml/2006/picture">
+                  <pic:nvPicPr>
+                    <pic:cNvPr id="0" name="Picture 15"/>
+                    <pic:cNvPicPr>
+                      <a:picLocks noChangeAspect="1" noChangeArrowheads="1"/>
+                    </pic:cNvPicPr>
+                  </pic:nvPicPr>
+                  <pic:blipFill>
+                    <a:blip r:embed="rId8" cstate="print">
+                      <a:extLst>
+                        <a:ext uri="{28A0092B-C50C-407E-A947-70E740481C1C}">
+                          <a14:useLocalDpi xmlns:a14="http://schemas.microsoft.com/office/drawing/2010/main" val="0"/>
+                        </a:ext>
+                      </a:extLst>
+                    </a:blip>
+                    <a:srcRect/>
+                    <a:stretch>
+                      <a:fillRect/>
+                    </a:stretch>
+                  </pic:blipFill>
+                  <pic:spPr bwMode="auto">
+                    <a:xfrm>
+                      <a:off x="0" y="0"/>
+                      <a:ext cx="5270500" cy="3937000"/>
+                    </a:xfrm>
+                    <a:prstGeom prst="rect">
+                      <a:avLst/>
+                    </a:prstGeom>
+                    <a:noFill/>
+                    <a:ln>
+                      <a:noFill/>
+                    </a:ln>
+                  </pic:spPr>
+                </pic:pic>
+              </a:graphicData>
+            </a:graphic>
+          </wp:inline>
+        </w:drawing>
+      </w:r>
+    </w:p>
+    <w:p>
+      <w:pPr>
+        <w:rPr>
+          <w:rFonts w:hint="eastAsia"/>
+        </w:rPr>
+      </w:pPr>
+      <w:r>
+        <w:rPr>
+          <w:noProof/>
+        </w:rPr>
+        <w:drawing>
+          <wp:inline distT="0" distB="0" distL="0" distR="0" wp14:anchorId="21201E9B" wp14:editId="10517485">
+            <wp:extent cx="5270500" cy="3937000"/>
+            <wp:effectExtent l="0" t="0" r="6350" b="6350"/>
+            <wp:docPr id="1634237932" name="图片 3"/>
+            <wp:cNvGraphicFramePr>
+              <a:graphicFrameLocks xmlns:a="http://schemas.openxmlformats.org/drawingml/2006/main" noChangeAspect="1"/>
+            </wp:cNvGraphicFramePr>
+            <a:graphic xmlns:a="http://schemas.openxmlformats.org/drawingml/2006/main">
+              <a:graphicData uri="http://schemas.openxmlformats.org/drawingml/2006/picture">
+                <pic:pic xmlns:pic="http://schemas.openxmlformats.org/drawingml/2006/picture">
+                  <pic:nvPicPr>
+                    <pic:cNvPr id="0" name="Picture 16"/>
+                    <pic:cNvPicPr>
+                      <a:picLocks noChangeAspect="1" noChangeArrowheads="1"/>
+                    </pic:cNvPicPr>
+                  </pic:nvPicPr>
+                  <pic:blipFill>
+                    <a:blip r:embed="rId9" cstate="print">
+                      <a:extLst>
+                        <a:ext uri="{28A0092B-C50C-407E-A947-70E740481C1C}">
+                          <a14:useLocalDpi xmlns:a14="http://schemas.microsoft.com/office/drawing/2010/main" val="0"/>
+                        </a:ext>
+                      </a:extLst>
+                    </a:blip>
+                    <a:srcRect/>
+                    <a:stretch>
+                      <a:fillRect/>
+                    </a:stretch>
+                  </pic:blipFill>
+                  <pic:spPr bwMode="auto">
+                    <a:xfrm>
+                      <a:off x="0" y="0"/>
+                      <a:ext cx="5270500" cy="3937000"/>
+                    </a:xfrm>
+                    <a:prstGeom prst="rect">
+                      <a:avLst/>
+                    </a:prstGeom>
+                    <a:noFill/>
+                    <a:ln>
+                      <a:noFill/>
+                    </a:ln>
+                  </pic:spPr>
+                </pic:pic>
+              </a:graphicData>
+            </a:graphic>
+          </wp:inline>
+        </w:drawing>
       </w:r>
     </w:p>
     <w:p>
@@ -2422,23 +1877,8 @@
         </w:rPr>
       </w:pPr>
       <w:r>
-        <w:t>在求得所有痰湿</w:t>
-      </w:r>
-      <w:proofErr w:type="gramStart"/>
-      <w:r>
-        <w:t>质患者</w:t>
-      </w:r>
-      <w:proofErr w:type="gramEnd"/>
-      <w:r>
-        <w:t>的个体最优方案后，进一步按患者特征进行分组，总结规律。考虑</w:t>
-      </w:r>
-      <w:proofErr w:type="gramStart"/>
-      <w:r>
-        <w:t>到题面</w:t>
-      </w:r>
-      <w:proofErr w:type="gramEnd"/>
-      <w:r>
-        <w:t>约束具有明显阈值结构，本文建议从以下三个维度进行归纳：</w:t>
+        <w:lastRenderedPageBreak/>
+        <w:t>在求得所有痰湿质患者的个体最优方案后，进一步按患者特征进行分组，总结规律。考虑到题面约束具有明显阈值结构，本文建议从以下三个维度进行归纳：</w:t>
       </w:r>
     </w:p>
     <w:p>
@@ -2535,13 +1975,8 @@
           <w:rFonts w:hint="eastAsia"/>
         </w:rPr>
       </w:pPr>
-      <w:proofErr w:type="gramStart"/>
-      <w:r>
-        <w:t>低活动</w:t>
-      </w:r>
-      <w:proofErr w:type="gramEnd"/>
-      <w:r>
-        <w:t>能力：活动总分 &lt; 40</w:t>
+      <w:r>
+        <w:t>低活动能力：活动总分 &lt; 40</w:t>
       </w:r>
     </w:p>
     <w:p>
@@ -2722,21 +2157,62 @@
           <w:ilvl w:val="0"/>
           <w:numId w:val="13"/>
         </w:numPr>
-        <w:rPr>
-          <w:rFonts w:hint="eastAsia"/>
-        </w:rPr>
-      </w:pPr>
-      <w:r>
-        <w:rPr>
-          <w:b/>
-          <w:bCs/>
-        </w:rPr>
-        <w:lastRenderedPageBreak/>
+      </w:pPr>
+      <w:r>
+        <w:rPr>
+          <w:b/>
+          <w:bCs/>
+        </w:rPr>
         <w:t>年轻且活动能力较强的患者，更适合采用“前高后低”的阶段性策略。</w:t>
       </w:r>
       <w:r>
         <w:br/>
         <w:t>前期高强度快速降分，后期转入维持型干预，从而兼顾疗效与经济性。</w:t>
+      </w:r>
+    </w:p>
+    <w:p>
+      <w:pPr>
+        <w:rPr>
+          <w:rFonts w:hint="eastAsia"/>
+        </w:rPr>
+      </w:pPr>
+      <w:r>
+        <w:lastRenderedPageBreak/>
+        <w:drawing>
+          <wp:inline distT="0" distB="0" distL="0" distR="0" wp14:anchorId="584E168B" wp14:editId="095ED3BF">
+            <wp:extent cx="5274310" cy="3112770"/>
+            <wp:effectExtent l="0" t="0" r="2540" b="0"/>
+            <wp:docPr id="1660024950" name="图片 1"/>
+            <wp:cNvGraphicFramePr>
+              <a:graphicFrameLocks xmlns:a="http://schemas.openxmlformats.org/drawingml/2006/main" noChangeAspect="1"/>
+            </wp:cNvGraphicFramePr>
+            <a:graphic xmlns:a="http://schemas.openxmlformats.org/drawingml/2006/main">
+              <a:graphicData uri="http://schemas.openxmlformats.org/drawingml/2006/picture">
+                <pic:pic xmlns:pic="http://schemas.openxmlformats.org/drawingml/2006/picture">
+                  <pic:nvPicPr>
+                    <pic:cNvPr id="1660024950" name=""/>
+                    <pic:cNvPicPr/>
+                  </pic:nvPicPr>
+                  <pic:blipFill>
+                    <a:blip r:embed="rId10"/>
+                    <a:stretch>
+                      <a:fillRect/>
+                    </a:stretch>
+                  </pic:blipFill>
+                  <pic:spPr>
+                    <a:xfrm>
+                      <a:off x="0" y="0"/>
+                      <a:ext cx="5274310" cy="3112770"/>
+                    </a:xfrm>
+                    <a:prstGeom prst="rect">
+                      <a:avLst/>
+                    </a:prstGeom>
+                  </pic:spPr>
+                </pic:pic>
+              </a:graphicData>
+            </a:graphic>
+          </wp:inline>
+        </w:drawing>
       </w:r>
     </w:p>
     <w:p>
@@ -2774,15 +2250,7 @@
         </w:rPr>
       </w:pPr>
       <w:r>
-        <w:t xml:space="preserve">对于样本 ID 为 1、2、3 的三位患者，最终应分别输出 6 </w:t>
-      </w:r>
-      <w:proofErr w:type="gramStart"/>
-      <w:r>
-        <w:t>个</w:t>
-      </w:r>
-      <w:proofErr w:type="gramEnd"/>
-      <w:r>
-        <w:t>月干预方案表。每张表至少包含以下字段：</w:t>
+        <w:t>对于样本 ID 为 1、2、3 的三位患者，最终应分别输出 6 个月干预方案表。每张表至少包含以下字段：</w:t>
       </w:r>
     </w:p>
     <w:p>
@@ -2912,22 +2380,132 @@
       </w:r>
     </w:p>
     <w:p>
-      <w:pPr>
-        <w:rPr>
-          <w:rFonts w:hint="eastAsia"/>
-        </w:rPr>
-      </w:pPr>
-      <w:r>
-        <w:t>这样既能完整展示干预路径，也便于</w:t>
-      </w:r>
-      <w:proofErr w:type="gramStart"/>
-      <w:r>
-        <w:t>与题面要求</w:t>
-      </w:r>
-      <w:proofErr w:type="gramEnd"/>
-      <w:r>
-        <w:t>逐项对应。</w:t>
-      </w:r>
+      <w:r>
+        <w:t>这样既能完整展示干预路径，也便于与题面要求逐项对应。</w:t>
+      </w:r>
+    </w:p>
+    <w:p>
+      <w:r>
+        <w:drawing>
+          <wp:inline distT="0" distB="0" distL="0" distR="0" wp14:anchorId="0FF37394" wp14:editId="4E08B77C">
+            <wp:extent cx="5274310" cy="733425"/>
+            <wp:effectExtent l="0" t="0" r="2540" b="9525"/>
+            <wp:docPr id="1254444385" name="图片 1"/>
+            <wp:cNvGraphicFramePr>
+              <a:graphicFrameLocks xmlns:a="http://schemas.openxmlformats.org/drawingml/2006/main" noChangeAspect="1"/>
+            </wp:cNvGraphicFramePr>
+            <a:graphic xmlns:a="http://schemas.openxmlformats.org/drawingml/2006/main">
+              <a:graphicData uri="http://schemas.openxmlformats.org/drawingml/2006/picture">
+                <pic:pic xmlns:pic="http://schemas.openxmlformats.org/drawingml/2006/picture">
+                  <pic:nvPicPr>
+                    <pic:cNvPr id="1254444385" name=""/>
+                    <pic:cNvPicPr/>
+                  </pic:nvPicPr>
+                  <pic:blipFill>
+                    <a:blip r:embed="rId11"/>
+                    <a:stretch>
+                      <a:fillRect/>
+                    </a:stretch>
+                  </pic:blipFill>
+                  <pic:spPr>
+                    <a:xfrm>
+                      <a:off x="0" y="0"/>
+                      <a:ext cx="5274310" cy="733425"/>
+                    </a:xfrm>
+                    <a:prstGeom prst="rect">
+                      <a:avLst/>
+                    </a:prstGeom>
+                  </pic:spPr>
+                </pic:pic>
+              </a:graphicData>
+            </a:graphic>
+          </wp:inline>
+        </w:drawing>
+      </w:r>
+    </w:p>
+    <w:p>
+      <w:r>
+        <w:lastRenderedPageBreak/>
+        <w:drawing>
+          <wp:inline distT="0" distB="0" distL="0" distR="0" wp14:anchorId="7D8BD97E" wp14:editId="3859A999">
+            <wp:extent cx="5274310" cy="545465"/>
+            <wp:effectExtent l="0" t="0" r="2540" b="6985"/>
+            <wp:docPr id="2124504294" name="图片 1"/>
+            <wp:cNvGraphicFramePr>
+              <a:graphicFrameLocks xmlns:a="http://schemas.openxmlformats.org/drawingml/2006/main" noChangeAspect="1"/>
+            </wp:cNvGraphicFramePr>
+            <a:graphic xmlns:a="http://schemas.openxmlformats.org/drawingml/2006/main">
+              <a:graphicData uri="http://schemas.openxmlformats.org/drawingml/2006/picture">
+                <pic:pic xmlns:pic="http://schemas.openxmlformats.org/drawingml/2006/picture">
+                  <pic:nvPicPr>
+                    <pic:cNvPr id="2124504294" name=""/>
+                    <pic:cNvPicPr/>
+                  </pic:nvPicPr>
+                  <pic:blipFill>
+                    <a:blip r:embed="rId12"/>
+                    <a:stretch>
+                      <a:fillRect/>
+                    </a:stretch>
+                  </pic:blipFill>
+                  <pic:spPr>
+                    <a:xfrm>
+                      <a:off x="0" y="0"/>
+                      <a:ext cx="5274310" cy="545465"/>
+                    </a:xfrm>
+                    <a:prstGeom prst="rect">
+                      <a:avLst/>
+                    </a:prstGeom>
+                  </pic:spPr>
+                </pic:pic>
+              </a:graphicData>
+            </a:graphic>
+          </wp:inline>
+        </w:drawing>
+      </w:r>
+      <w:r>
+        <w:drawing>
+          <wp:inline distT="0" distB="0" distL="0" distR="0" wp14:anchorId="64579ABD" wp14:editId="44F4480B">
+            <wp:extent cx="5274310" cy="626110"/>
+            <wp:effectExtent l="0" t="0" r="2540" b="2540"/>
+            <wp:docPr id="1900858565" name="图片 1"/>
+            <wp:cNvGraphicFramePr>
+              <a:graphicFrameLocks xmlns:a="http://schemas.openxmlformats.org/drawingml/2006/main" noChangeAspect="1"/>
+            </wp:cNvGraphicFramePr>
+            <a:graphic xmlns:a="http://schemas.openxmlformats.org/drawingml/2006/main">
+              <a:graphicData uri="http://schemas.openxmlformats.org/drawingml/2006/picture">
+                <pic:pic xmlns:pic="http://schemas.openxmlformats.org/drawingml/2006/picture">
+                  <pic:nvPicPr>
+                    <pic:cNvPr id="1900858565" name=""/>
+                    <pic:cNvPicPr/>
+                  </pic:nvPicPr>
+                  <pic:blipFill>
+                    <a:blip r:embed="rId13"/>
+                    <a:stretch>
+                      <a:fillRect/>
+                    </a:stretch>
+                  </pic:blipFill>
+                  <pic:spPr>
+                    <a:xfrm>
+                      <a:off x="0" y="0"/>
+                      <a:ext cx="5274310" cy="626110"/>
+                    </a:xfrm>
+                    <a:prstGeom prst="rect">
+                      <a:avLst/>
+                    </a:prstGeom>
+                  </pic:spPr>
+                </pic:pic>
+              </a:graphicData>
+            </a:graphic>
+          </wp:inline>
+        </w:drawing>
+      </w:r>
+    </w:p>
+    <w:p>
+      <w:pPr>
+        <w:rPr>
+          <w:rFonts w:hint="eastAsia"/>
+        </w:rPr>
+      </w:pPr>
     </w:p>
     <w:p>
       <w:pPr>
@@ -3012,15 +2590,7 @@
         <w:t>解释性强</w:t>
       </w:r>
       <w:r>
-        <w:t>：中医调理阈值、活动约束、成本结构和积分变化都</w:t>
-      </w:r>
-      <w:proofErr w:type="gramStart"/>
-      <w:r>
-        <w:t>与题面规则</w:t>
-      </w:r>
-      <w:proofErr w:type="gramEnd"/>
-      <w:r>
-        <w:t>逐一对应；</w:t>
+        <w:t>：中医调理阈值、活动约束、成本结构和积分变化都与题面规则逐一对应；</w:t>
       </w:r>
       <w:r>
         <w:br/>
@@ -3072,30 +2642,14 @@
         </w:rPr>
       </w:pPr>
       <w:r>
-        <w:t xml:space="preserve">综上，第三问可建模为一个以痰湿积分为状态、以活动干预方案为决策、以 6 </w:t>
-      </w:r>
-      <w:proofErr w:type="gramStart"/>
-      <w:r>
-        <w:t>个</w:t>
-      </w:r>
-      <w:proofErr w:type="gramEnd"/>
-      <w:r>
-        <w:t>月为时域的分层动态优化问题。本文采用“</w:t>
-      </w:r>
-      <w:r>
-        <w:rPr>
-          <w:b/>
-          <w:bCs/>
-        </w:rPr>
-        <w:t>动态规划求唯一最优方案 + 帕累托前沿作补充</w:t>
-      </w:r>
-      <w:r>
-        <w:rPr>
-          <w:b/>
-          <w:bCs/>
-        </w:rPr>
-        <w:lastRenderedPageBreak/>
-        <w:t>分析</w:t>
+        <w:t>综上，第三问可建模为一个以痰湿积分为状态、以活动干预方案为决策、以 6 个月为时域的分层动态优化问题。本文采用“</w:t>
+      </w:r>
+      <w:r>
+        <w:rPr>
+          <w:b/>
+          <w:bCs/>
+        </w:rPr>
+        <w:t>动态规划求唯一最优方案 + 帕累托前沿作补充分析</w:t>
       </w:r>
       <w:r>
         <w:t>”的框架，既能满足题目对最优干预方案和匹配规律的要求，又避免了完整多目标框架带来的冗余性。该模型能够为不同特征患者生成结构清晰、成本可控、疗效明确的个性化干预方案，并为样本 1、2、3 的具体方案设计提供统一求解基础。</w:t>

--- a/reference/structure/Q3.docx
+++ b/reference/structure/Q3.docx
@@ -63,7 +63,23 @@
         <w:t>确诊为痰湿体质</w:t>
       </w:r>
       <w:r>
-        <w:t>的患者，结合中医调理分级、活动干预强度约束、经济成本以及降低痰湿积分的目标，设计为期 6 个月的个性化干预方案，并总结“患者特征—最优方案”的匹配规律，同时给出样本 ID 为 1、2、3 的具体最优方案。题面已经明确给出了中医调理分级标准、活动干预强度与频率约束、成本标准以及痰湿积分的月度下降规则，因此第三问本质上是一个</w:t>
+        <w:t xml:space="preserve">的患者，结合中医调理分级、活动干预强度约束、经济成本以及降低痰湿积分的目标，设计为期 6 </w:t>
+      </w:r>
+      <w:proofErr w:type="gramStart"/>
+      <w:r>
+        <w:t>个</w:t>
+      </w:r>
+      <w:proofErr w:type="gramEnd"/>
+      <w:r>
+        <w:t>月的个性化干预方案，并总结“患者特征—最优方案”的匹配规律，同时给出样本 ID 为 1、2、3 的具体最优方案。</w:t>
+      </w:r>
+      <w:proofErr w:type="gramStart"/>
+      <w:r>
+        <w:t>题面已经</w:t>
+      </w:r>
+      <w:proofErr w:type="gramEnd"/>
+      <w:r>
+        <w:t>明确给出了中医调理分级标准、活动干预强度与频率约束、成本标准以及痰湿积分的月度下降规则，因此第三问本质上是一个</w:t>
       </w:r>
       <w:r>
         <w:rPr>
@@ -82,8 +98,13 @@
           <w:rFonts w:hint="eastAsia"/>
         </w:rPr>
       </w:pPr>
-      <w:r>
-        <w:t>结合题面规则与现有思路可知，若直接采用“完整多目标帕累托动态规划”作为正文主模型，虽然理论上可行，但模型结构较重，且题目真正需要的是</w:t>
+      <w:proofErr w:type="gramStart"/>
+      <w:r>
+        <w:t>结合题面规则</w:t>
+      </w:r>
+      <w:proofErr w:type="gramEnd"/>
+      <w:r>
+        <w:t>与现有思路可知，若直接采用“完整多目标帕累托动态规划”作为正文主模型，虽然理论上可行，但模型结构较重，且题目真正需要的是</w:t>
       </w:r>
       <w:r>
         <w:rPr>
@@ -103,8 +124,13 @@
         </w:rPr>
       </w:pPr>
       <w:r>
-        <w:t>因此，本文对第三问采用</w:t>
-      </w:r>
+        <w:t>因此，本文对第三</w:t>
+      </w:r>
+      <w:proofErr w:type="gramStart"/>
+      <w:r>
+        <w:t>问采用</w:t>
+      </w:r>
+      <w:proofErr w:type="gramEnd"/>
       <w:r>
         <w:rPr>
           <w:b/>
@@ -113,7 +139,23 @@
         <w:t>分层优化的动态规划模型</w:t>
       </w:r>
       <w:r>
-        <w:t>：以“6 个月末痰湿积分最小”为一级目标，在达到最优疗效的所有方案中，再以“总成本最小”为二级目标。这样既保留了“疗效—成本”双目标的核心思想，又能输出唯一最优方案，更符合题目的应用导向。与此同时，为展示成本与疗效之间的折中关系，本文进一步以二维帕累托前沿作为补充分析工具，而不将其作为主求解器。</w:t>
+        <w:t xml:space="preserve">：以“6 </w:t>
+      </w:r>
+      <w:proofErr w:type="gramStart"/>
+      <w:r>
+        <w:t>个</w:t>
+      </w:r>
+      <w:proofErr w:type="gramEnd"/>
+      <w:r>
+        <w:t>月末痰湿积分最小”为一级目标，在达到最优疗效的所有方案中，再以“总成本最小”为二级目标。这样既保留了“疗效—成本”双目标的核心思想，又能输出唯一最优方案，更符合题目的应用导向。与此同时，为展示成本与疗效之间的折中关系，本文进一步以</w:t>
+      </w:r>
+      <w:proofErr w:type="gramStart"/>
+      <w:r>
+        <w:t>二维帕累</w:t>
+      </w:r>
+      <w:proofErr w:type="gramEnd"/>
+      <w:r>
+        <w:t>托前沿作为补充分析工具，而不将其作为主求解器。</w:t>
       </w:r>
     </w:p>
     <w:p>
@@ -151,7 +193,15 @@
         </w:rPr>
       </w:pPr>
       <w:r>
-        <w:t>为保证模型可计算且与题面保持一致，作如下假设：</w:t>
+        <w:t>为保证模型可计算且</w:t>
+      </w:r>
+      <w:proofErr w:type="gramStart"/>
+      <w:r>
+        <w:t>与题面保持</w:t>
+      </w:r>
+      <w:proofErr w:type="gramEnd"/>
+      <w:r>
+        <w:t>一致，作如下假设：</w:t>
       </w:r>
     </w:p>
     <w:p>
@@ -171,7 +221,23 @@
         <w:t>时间离散化假设</w:t>
       </w:r>
       <w:r>
-        <w:t>：干预周期为 6 个月，以“月”为决策单位，每月按 4 周计算，因此共 6 个决策阶段。</w:t>
+        <w:t xml:space="preserve">：干预周期为 6 </w:t>
+      </w:r>
+      <w:proofErr w:type="gramStart"/>
+      <w:r>
+        <w:t>个</w:t>
+      </w:r>
+      <w:proofErr w:type="gramEnd"/>
+      <w:r>
+        <w:t xml:space="preserve">月，以“月”为决策单位，每月按 4 周计算，因此共 6 </w:t>
+      </w:r>
+      <w:proofErr w:type="gramStart"/>
+      <w:r>
+        <w:t>个</w:t>
+      </w:r>
+      <w:proofErr w:type="gramEnd"/>
+      <w:r>
+        <w:t>决策阶段。</w:t>
       </w:r>
     </w:p>
     <w:p>
@@ -228,10 +294,34 @@
           <w:b/>
           <w:bCs/>
         </w:rPr>
-        <w:t>身体耐受度稳定假设</w:t>
-      </w:r>
-      <w:r>
-        <w:t>：患者的年龄组与活动量表总分在 6 个月内保持不变，因此其可选择的活动强度集合在整个周期内固定不变。</w:t>
+        <w:t>身体耐受</w:t>
+      </w:r>
+      <w:proofErr w:type="gramStart"/>
+      <w:r>
+        <w:rPr>
+          <w:b/>
+          <w:bCs/>
+        </w:rPr>
+        <w:t>度稳定</w:t>
+      </w:r>
+      <w:proofErr w:type="gramEnd"/>
+      <w:r>
+        <w:rPr>
+          <w:b/>
+          <w:bCs/>
+        </w:rPr>
+        <w:t>假设</w:t>
+      </w:r>
+      <w:r>
+        <w:t xml:space="preserve">：患者的年龄组与活动量表总分在 6 </w:t>
+      </w:r>
+      <w:proofErr w:type="gramStart"/>
+      <w:r>
+        <w:t>个</w:t>
+      </w:r>
+      <w:proofErr w:type="gramEnd"/>
+      <w:r>
+        <w:t>月内保持不变，因此其可选择的活动强度集合在整个周期内固定不变。</w:t>
       </w:r>
     </w:p>
     <w:p>
@@ -248,10 +338,34 @@
           <w:b/>
           <w:bCs/>
         </w:rPr>
-        <w:t>月度下降率采用题面给定规则</w:t>
-      </w:r>
-      <w:r>
-        <w:t>：当每周活动次数小于 5 次时，痰湿积分视为基本稳定；当每周活动次数不少于 5 次时，痰湿积分月下降率由活动强度和活动频率共</w:t>
+        <w:t>月度下降</w:t>
+      </w:r>
+      <w:proofErr w:type="gramStart"/>
+      <w:r>
+        <w:rPr>
+          <w:b/>
+          <w:bCs/>
+        </w:rPr>
+        <w:t>率采用题面</w:t>
+      </w:r>
+      <w:proofErr w:type="gramEnd"/>
+      <w:r>
+        <w:rPr>
+          <w:b/>
+          <w:bCs/>
+        </w:rPr>
+        <w:t>给定规则</w:t>
+      </w:r>
+      <w:r>
+        <w:t>：当每周活动次数小于 5 次时，痰湿积分视为基本稳定；当每周活动次数不少于 5 次时，痰湿</w:t>
+      </w:r>
+      <w:proofErr w:type="gramStart"/>
+      <w:r>
+        <w:t>积分月</w:t>
+      </w:r>
+      <w:proofErr w:type="gramEnd"/>
+      <w:r>
+        <w:t>下降率由活动强度和活动频率共</w:t>
       </w:r>
       <w:r>
         <w:lastRenderedPageBreak/>
@@ -275,7 +389,23 @@
         <w:t>预算硬约束假设</w:t>
       </w:r>
       <w:r>
-        <w:t>：单人 6 个月总成本不超过题面建议上限 2000 元。</w:t>
+        <w:t xml:space="preserve">：单人 6 </w:t>
+      </w:r>
+      <w:proofErr w:type="gramStart"/>
+      <w:r>
+        <w:t>个</w:t>
+      </w:r>
+      <w:proofErr w:type="gramEnd"/>
+      <w:r>
+        <w:t>月总成本不超过</w:t>
+      </w:r>
+      <w:proofErr w:type="gramStart"/>
+      <w:r>
+        <w:t>题面建议</w:t>
+      </w:r>
+      <w:proofErr w:type="gramEnd"/>
+      <w:r>
+        <w:t>上限 2000 元。</w:t>
       </w:r>
     </w:p>
     <w:p>
@@ -329,7 +459,15 @@
         </w:rPr>
       </w:pPr>
       <w:r>
-        <w:t>对任一痰湿体质患者，模型输入包括：</w:t>
+        <w:t>对任</w:t>
+      </w:r>
+      <w:proofErr w:type="gramStart"/>
+      <w:r>
+        <w:t>一</w:t>
+      </w:r>
+      <w:proofErr w:type="gramEnd"/>
+      <w:r>
+        <w:t>痰湿体质患者，模型输入包括：</w:t>
       </w:r>
     </w:p>
     <w:p>
@@ -381,7 +519,23 @@
         </w:rPr>
       </w:pPr>
       <w:r>
-        <w:t>这些变量均可直接由附件 1 中的清洗后主分析表提取。清洗后样例数据共 1000 例，其中痰湿质患者 278 例，活动量表总分均值约为 49.708 分，说明第三问研究对象在样例中具有足够样本基础。</w:t>
+        <w:t>这些变量均可直接由附件 1 中的清洗后主分析表提取。清洗</w:t>
+      </w:r>
+      <w:proofErr w:type="gramStart"/>
+      <w:r>
+        <w:t>后样例数据共</w:t>
+      </w:r>
+      <w:proofErr w:type="gramEnd"/>
+      <w:r>
+        <w:t xml:space="preserve"> 1000 例，其中痰湿</w:t>
+      </w:r>
+      <w:proofErr w:type="gramStart"/>
+      <w:r>
+        <w:t>质患者</w:t>
+      </w:r>
+      <w:proofErr w:type="gramEnd"/>
+      <w:r>
+        <w:t xml:space="preserve"> 278 例，活动量表总分均值约为 49.708 分，说明第三问研究对象在样例中具有足够样本基础。</w:t>
       </w:r>
     </w:p>
     <w:p>
@@ -407,7 +561,15 @@
         </w:rPr>
       </w:pPr>
       <w:r>
-        <w:t>设第 (t) 个月（(t=1,2,\dots,6)）的活动干预方案为：</w:t>
+        <w:t xml:space="preserve">设第 (t) </w:t>
+      </w:r>
+      <w:proofErr w:type="gramStart"/>
+      <w:r>
+        <w:t>个</w:t>
+      </w:r>
+      <w:proofErr w:type="gramEnd"/>
+      <w:r>
+        <w:t>月（(t=1,2,\dots,6)）的活动干预方案为：</w:t>
       </w:r>
     </w:p>
     <w:p>
@@ -421,7 +583,15 @@
         </w:rPr>
       </w:pPr>
       <w:r>
-        <w:t>(y_t)：活动干预强度等级，取值为 1、2、3；</w:t>
+        <w:t>(</w:t>
+      </w:r>
+      <w:proofErr w:type="spellStart"/>
+      <w:r>
+        <w:t>y_t</w:t>
+      </w:r>
+      <w:proofErr w:type="spellEnd"/>
+      <w:r>
+        <w:t>)：活动干预强度等级，取值为 1、2、3；</w:t>
       </w:r>
     </w:p>
     <w:p>
@@ -435,17 +605,41 @@
         </w:rPr>
       </w:pPr>
       <w:r>
-        <w:t>(z_t)：每周训练次数，取值为 1–10 的整数。</w:t>
-      </w:r>
-    </w:p>
-    <w:p>
-      <w:pPr>
-        <w:rPr>
-          <w:rFonts w:hint="eastAsia"/>
-        </w:rPr>
-      </w:pPr>
-      <w:r>
-        <w:t>其中 (y_t) 不能任意选取，必须同时满足年龄约束与活动能力约束。题面规定：</w:t>
+        <w:t>(</w:t>
+      </w:r>
+      <w:proofErr w:type="spellStart"/>
+      <w:r>
+        <w:t>z_t</w:t>
+      </w:r>
+      <w:proofErr w:type="spellEnd"/>
+      <w:r>
+        <w:t>)：每周训练次数，取值为 1–10 的整数。</w:t>
+      </w:r>
+    </w:p>
+    <w:p>
+      <w:pPr>
+        <w:rPr>
+          <w:rFonts w:hint="eastAsia"/>
+        </w:rPr>
+      </w:pPr>
+      <w:r>
+        <w:t>其中 (</w:t>
+      </w:r>
+      <w:proofErr w:type="spellStart"/>
+      <w:r>
+        <w:t>y_t</w:t>
+      </w:r>
+      <w:proofErr w:type="spellEnd"/>
+      <w:r>
+        <w:t>) 不能任意选取，必须同时满足年龄约束与活动能力约束。</w:t>
+      </w:r>
+      <w:proofErr w:type="gramStart"/>
+      <w:r>
+        <w:t>题面规定</w:t>
+      </w:r>
+      <w:proofErr w:type="gramEnd"/>
+      <w:r>
+        <w:t>：</w:t>
       </w:r>
     </w:p>
     <w:p>
@@ -549,7 +743,15 @@
         </w:rPr>
       </w:pPr>
       <w:r>
-        <w:t>因此，对任一患者，其合法活动强度集合应取上述两类约束的交集。</w:t>
+        <w:t>因此，对任</w:t>
+      </w:r>
+      <w:proofErr w:type="gramStart"/>
+      <w:r>
+        <w:t>一</w:t>
+      </w:r>
+      <w:proofErr w:type="gramEnd"/>
+      <w:r>
+        <w:t>患者，其合法活动强度集合应取上述两类约束的交集。</w:t>
       </w:r>
     </w:p>
     <w:p>
@@ -575,11 +777,51 @@
         </w:rPr>
       </w:pPr>
       <w:r>
-        <w:t>设 (S_t) 表示第 (t) 个月月初的痰湿积分，则 (S_t) 为模型的核心状态变量。</w:t>
+        <w:t>设 (</w:t>
+      </w:r>
+      <w:proofErr w:type="spellStart"/>
+      <w:r>
+        <w:t>S_t</w:t>
+      </w:r>
+      <w:proofErr w:type="spellEnd"/>
+      <w:r>
+        <w:t xml:space="preserve">) 表示第 (t) </w:t>
+      </w:r>
+      <w:proofErr w:type="gramStart"/>
+      <w:r>
+        <w:t>个</w:t>
+      </w:r>
+      <w:proofErr w:type="gramEnd"/>
+      <w:r>
+        <w:t>月月初的痰湿积分，则 (</w:t>
+      </w:r>
+      <w:proofErr w:type="spellStart"/>
+      <w:r>
+        <w:t>S_t</w:t>
+      </w:r>
+      <w:proofErr w:type="spellEnd"/>
+      <w:r>
+        <w:t>) 为模型的核心状态变量。</w:t>
       </w:r>
       <w:r>
         <w:br/>
-        <w:t>中医调理等级 (k_t) 不作为独立决策变量，而由 (S_t) 自动确定：</w:t>
+        <w:t>中医调理等级 (</w:t>
+      </w:r>
+      <w:proofErr w:type="spellStart"/>
+      <w:r>
+        <w:t>k_t</w:t>
+      </w:r>
+      <w:proofErr w:type="spellEnd"/>
+      <w:r>
+        <w:t>) 不作为独立决策变量，而由 (</w:t>
+      </w:r>
+      <w:proofErr w:type="spellStart"/>
+      <w:r>
+        <w:t>S_t</w:t>
+      </w:r>
+      <w:proofErr w:type="spellEnd"/>
+      <w:r>
+        <w:t>) 自动确定：</w:t>
       </w:r>
     </w:p>
     <w:p>
@@ -594,7 +836,14 @@
       </w:r>
       <w:r>
         <w:br/>
-        <w:t>k_t=</w:t>
+      </w:r>
+      <w:proofErr w:type="spellStart"/>
+      <w:r>
+        <w:t>k_t</w:t>
+      </w:r>
+      <w:proofErr w:type="spellEnd"/>
+      <w:r>
+        <w:t>=</w:t>
       </w:r>
       <w:r>
         <w:br/>
@@ -602,15 +851,47 @@
       </w:r>
       <w:r>
         <w:br/>
-        <w:t>1, &amp; 0\le S_t\le 58\</w:t>
+        <w:t xml:space="preserve">1, &amp; 0\le </w:t>
+      </w:r>
+      <w:proofErr w:type="spellStart"/>
+      <w:r>
+        <w:t>S_t</w:t>
+      </w:r>
+      <w:proofErr w:type="spellEnd"/>
+      <w:r>
+        <w:t>\le 58\</w:t>
       </w:r>
       <w:r>
         <w:br/>
-        <w:t>2, &amp; 59\le S_t\le 61\</w:t>
+        <w:t xml:space="preserve">2, &amp; 59\le </w:t>
+      </w:r>
+      <w:proofErr w:type="spellStart"/>
+      <w:r>
+        <w:t>S_t</w:t>
+      </w:r>
+      <w:proofErr w:type="spellEnd"/>
+      <w:r>
+        <w:t>\le 61\</w:t>
       </w:r>
       <w:r>
         <w:br/>
-        <w:t>3, &amp; S_t\ge 62</w:t>
+        <w:t xml:space="preserve">3, &amp; </w:t>
+      </w:r>
+      <w:proofErr w:type="spellStart"/>
+      <w:r>
+        <w:t>S_t</w:t>
+      </w:r>
+      <w:proofErr w:type="spellEnd"/>
+      <w:r>
+        <w:t>\</w:t>
+      </w:r>
+      <w:proofErr w:type="spellStart"/>
+      <w:r>
+        <w:t>ge</w:t>
+      </w:r>
+      <w:proofErr w:type="spellEnd"/>
+      <w:r>
+        <w:t xml:space="preserve"> 62</w:t>
       </w:r>
       <w:r>
         <w:br/>
@@ -655,28 +936,49 @@
           <w:rFonts w:hint="eastAsia"/>
         </w:rPr>
       </w:pPr>
-      <w:r>
-        <w:t>题面给定：当每周活动次数小于 5 次时，痰湿积分基本稳定；当每周活动次数达到 5 次及以上时，若以每周 5 次为基准，则每提升一级活动强度，月下降率增加 3%；在给定强度下，每周再增加 1 次活动，月下降率增加 1%。</w:t>
-      </w:r>
-    </w:p>
-    <w:p>
-      <w:pPr>
-        <w:rPr>
-          <w:rFonts w:hint="eastAsia"/>
-        </w:rPr>
-      </w:pPr>
-      <w:r>
-        <w:t>因此，第 (t) 个月末痰湿积分的更新公式可写为：</w:t>
-      </w:r>
-    </w:p>
-    <w:p>
-      <w:pPr>
-        <w:rPr>
-          <w:rFonts w:hint="eastAsia"/>
-        </w:rPr>
-      </w:pPr>
-      <w:r>
-        <w:t>当 (z_t &lt; 5) 时，</w:t>
+      <w:proofErr w:type="gramStart"/>
+      <w:r>
+        <w:t>题面给定</w:t>
+      </w:r>
+      <w:proofErr w:type="gramEnd"/>
+      <w:r>
+        <w:t>：当每周活动次数小于 5 次时，痰湿积分基本稳定；当每周活动次数达到 5 次及以上时，若以每周 5 次为基准，则每提升一级活动强度，月下降率增加 3%；在给定强度下，每周再增加 1 次活动，月下降率增加 1%。</w:t>
+      </w:r>
+    </w:p>
+    <w:p>
+      <w:pPr>
+        <w:rPr>
+          <w:rFonts w:hint="eastAsia"/>
+        </w:rPr>
+      </w:pPr>
+      <w:r>
+        <w:t xml:space="preserve">因此，第 (t) </w:t>
+      </w:r>
+      <w:proofErr w:type="gramStart"/>
+      <w:r>
+        <w:t>个</w:t>
+      </w:r>
+      <w:proofErr w:type="gramEnd"/>
+      <w:r>
+        <w:t>月末痰湿积分的更新公式可写为：</w:t>
+      </w:r>
+    </w:p>
+    <w:p>
+      <w:pPr>
+        <w:rPr>
+          <w:rFonts w:hint="eastAsia"/>
+        </w:rPr>
+      </w:pPr>
+      <w:r>
+        <w:t>当 (</w:t>
+      </w:r>
+      <w:proofErr w:type="spellStart"/>
+      <w:r>
+        <w:t>z_t</w:t>
+      </w:r>
+      <w:proofErr w:type="spellEnd"/>
+      <w:r>
+        <w:t xml:space="preserve"> &lt; 5) 时，</w:t>
       </w:r>
       <w:r>
         <w:br/>
@@ -684,8 +986,13 @@
       </w:r>
       <w:r>
         <w:br/>
-        <w:t>S_{t+1}=S_t</w:t>
-      </w:r>
+        <w:t>S_{t+1}=</w:t>
+      </w:r>
+      <w:proofErr w:type="spellStart"/>
+      <w:r>
+        <w:t>S_t</w:t>
+      </w:r>
+      <w:proofErr w:type="spellEnd"/>
       <w:r>
         <w:br/>
         <w:t>]</w:t>
@@ -698,7 +1005,23 @@
         </w:rPr>
       </w:pPr>
       <w:r>
-        <w:t>当 (z_t \ge 5) 时，</w:t>
+        <w:t>当 (</w:t>
+      </w:r>
+      <w:proofErr w:type="spellStart"/>
+      <w:r>
+        <w:t>z_t</w:t>
+      </w:r>
+      <w:proofErr w:type="spellEnd"/>
+      <w:r>
+        <w:t xml:space="preserve"> \</w:t>
+      </w:r>
+      <w:proofErr w:type="spellStart"/>
+      <w:r>
+        <w:t>ge</w:t>
+      </w:r>
+      <w:proofErr w:type="spellEnd"/>
+      <w:r>
+        <w:t xml:space="preserve"> 5) 时，</w:t>
       </w:r>
       <w:r>
         <w:br/>
@@ -706,7 +1029,15 @@
       </w:r>
       <w:r>
         <w:br/>
-        <w:t>S_{t+1}=S_t\left(1-0.03y_t-0.01(z_t-5)\right)</w:t>
+        <w:t>S_{t+1}=</w:t>
+      </w:r>
+      <w:proofErr w:type="spellStart"/>
+      <w:r>
+        <w:t>S_t</w:t>
+      </w:r>
+      <w:proofErr w:type="spellEnd"/>
+      <w:r>
+        <w:t>\left(1-0.03y_t-0.01(z_t-5)\right)</w:t>
       </w:r>
       <w:r>
         <w:br/>
@@ -720,7 +1051,15 @@
         </w:rPr>
       </w:pPr>
       <w:r>
-        <w:t>其中，(S_{t+1}) 表示第 (t+1) 个月月初积分。</w:t>
+        <w:t xml:space="preserve">其中，(S_{t+1}) 表示第 (t+1) </w:t>
+      </w:r>
+      <w:proofErr w:type="gramStart"/>
+      <w:r>
+        <w:t>个</w:t>
+      </w:r>
+      <w:proofErr w:type="gramEnd"/>
+      <w:r>
+        <w:t>月月初积分。</w:t>
       </w:r>
       <w:r>
         <w:br/>
@@ -797,8 +1136,13 @@
           <w:rFonts w:hint="eastAsia"/>
         </w:rPr>
       </w:pPr>
-      <w:r>
-        <w:t>根据题面附表 2，不同痰湿积分区间对应不同月调理成本：</w:t>
+      <w:proofErr w:type="gramStart"/>
+      <w:r>
+        <w:t>根据题面附表</w:t>
+      </w:r>
+      <w:proofErr w:type="gramEnd"/>
+      <w:r>
+        <w:t xml:space="preserve"> 2，不同痰湿积分区间对应不同月调理成本：</w:t>
       </w:r>
     </w:p>
     <w:p>
@@ -851,7 +1195,15 @@
         </w:rPr>
       </w:pPr>
       <w:r>
-        <w:t>记为 (c_{\text{TCM}}(S_t))。</w:t>
+        <w:t>记为 (c_{\text{TCM}}(</w:t>
+      </w:r>
+      <w:proofErr w:type="spellStart"/>
+      <w:r>
+        <w:t>S_t</w:t>
+      </w:r>
+      <w:proofErr w:type="spellEnd"/>
+      <w:r>
+        <w:t>))。</w:t>
       </w:r>
     </w:p>
     <w:p>
@@ -876,8 +1228,13 @@
           <w:rFonts w:hint="eastAsia"/>
         </w:rPr>
       </w:pPr>
-      <w:r>
-        <w:t>根据题面附表 3，不同活动强度的单次训练成本分别为：</w:t>
+      <w:proofErr w:type="gramStart"/>
+      <w:r>
+        <w:t>根据题面附表</w:t>
+      </w:r>
+      <w:proofErr w:type="gramEnd"/>
+      <w:r>
+        <w:t xml:space="preserve"> 3，不同活动强度的单次训练成本分别为：</w:t>
       </w:r>
     </w:p>
     <w:p>
@@ -929,7 +1286,15 @@
         </w:rPr>
       </w:pPr>
       <w:r>
-        <w:t>由于每月按 4 周计算，因此第 (t) 个月的活动成本为：</w:t>
+        <w:t xml:space="preserve">由于每月按 4 周计算，因此第 (t) </w:t>
+      </w:r>
+      <w:proofErr w:type="gramStart"/>
+      <w:r>
+        <w:t>个</w:t>
+      </w:r>
+      <w:proofErr w:type="gramEnd"/>
+      <w:r>
+        <w:t>月的活动成本为：</w:t>
       </w:r>
     </w:p>
     <w:p>
@@ -943,7 +1308,31 @@
       </w:r>
       <w:r>
         <w:br/>
-        <w:t>c_{\text{act},t}=4z_t\cdot c(y_t)</w:t>
+        <w:t>c_{\text{act</w:t>
+      </w:r>
+      <w:proofErr w:type="gramStart"/>
+      <w:r>
+        <w:t>},t</w:t>
+      </w:r>
+      <w:proofErr w:type="gramEnd"/>
+      <w:r>
+        <w:t>}=4z_t\</w:t>
+      </w:r>
+      <w:proofErr w:type="spellStart"/>
+      <w:r>
+        <w:t>cdot</w:t>
+      </w:r>
+      <w:proofErr w:type="spellEnd"/>
+      <w:r>
+        <w:t xml:space="preserve"> c(</w:t>
+      </w:r>
+      <w:proofErr w:type="spellStart"/>
+      <w:r>
+        <w:t>y_t</w:t>
+      </w:r>
+      <w:proofErr w:type="spellEnd"/>
+      <w:r>
+        <w:t>)</w:t>
       </w:r>
       <w:r>
         <w:br/>
@@ -957,7 +1346,15 @@
         </w:rPr>
       </w:pPr>
       <w:r>
-        <w:t>其中 (c(y_t)) 为对应强度的单次成本。</w:t>
+        <w:t>其中 (c(</w:t>
+      </w:r>
+      <w:proofErr w:type="spellStart"/>
+      <w:r>
+        <w:t>y_t</w:t>
+      </w:r>
+      <w:proofErr w:type="spellEnd"/>
+      <w:r>
+        <w:t>)) 为对应强度的单次成本。</w:t>
       </w:r>
     </w:p>
     <w:p>
@@ -983,7 +1380,15 @@
         </w:rPr>
       </w:pPr>
       <w:r>
-        <w:t>第 (t) 个月总成本为：</w:t>
+        <w:t xml:space="preserve">第 (t) </w:t>
+      </w:r>
+      <w:proofErr w:type="gramStart"/>
+      <w:r>
+        <w:t>个</w:t>
+      </w:r>
+      <w:proofErr w:type="gramEnd"/>
+      <w:r>
+        <w:t>月总成本为：</w:t>
       </w:r>
     </w:p>
     <w:p>
@@ -997,7 +1402,59 @@
       </w:r>
       <w:r>
         <w:br/>
-        <w:t>c_t=c_{\text{TCM}}(S_t)+4z_t\cdot c(y_t)</w:t>
+      </w:r>
+      <w:proofErr w:type="spellStart"/>
+      <w:r>
+        <w:t>c_t</w:t>
+      </w:r>
+      <w:proofErr w:type="spellEnd"/>
+      <w:r>
+        <w:t>=c_{\</w:t>
+      </w:r>
+      <w:proofErr w:type="gramStart"/>
+      <w:r>
+        <w:t>text{</w:t>
+      </w:r>
+      <w:proofErr w:type="gramEnd"/>
+      <w:r>
+        <w:t>TCM</w:t>
+      </w:r>
+      <w:proofErr w:type="gramStart"/>
+      <w:r>
+        <w:t>}}(</w:t>
+      </w:r>
+      <w:proofErr w:type="spellStart"/>
+      <w:proofErr w:type="gramEnd"/>
+      <w:r>
+        <w:t>S_</w:t>
+      </w:r>
+      <w:proofErr w:type="gramStart"/>
+      <w:r>
+        <w:t>t</w:t>
+      </w:r>
+      <w:proofErr w:type="spellEnd"/>
+      <w:r>
+        <w:t>)+</w:t>
+      </w:r>
+      <w:proofErr w:type="gramEnd"/>
+      <w:r>
+        <w:t>4z_t\</w:t>
+      </w:r>
+      <w:proofErr w:type="spellStart"/>
+      <w:r>
+        <w:t>cdot</w:t>
+      </w:r>
+      <w:proofErr w:type="spellEnd"/>
+      <w:r>
+        <w:t xml:space="preserve"> c(</w:t>
+      </w:r>
+      <w:proofErr w:type="spellStart"/>
+      <w:r>
+        <w:t>y_t</w:t>
+      </w:r>
+      <w:proofErr w:type="spellEnd"/>
+      <w:r>
+        <w:t>)</w:t>
       </w:r>
       <w:r>
         <w:br/>
@@ -1011,7 +1468,15 @@
         </w:rPr>
       </w:pPr>
       <w:r>
-        <w:t>6 个月累计总成本为：</w:t>
+        <w:t xml:space="preserve">6 </w:t>
+      </w:r>
+      <w:proofErr w:type="gramStart"/>
+      <w:r>
+        <w:t>个</w:t>
+      </w:r>
+      <w:proofErr w:type="gramEnd"/>
+      <w:r>
+        <w:t>月累计总成本为：</w:t>
       </w:r>
     </w:p>
     <w:p>
@@ -1025,8 +1490,21 @@
       </w:r>
       <w:r>
         <w:br/>
-        <w:t>C=\sum_{t=1}^{6} c_t</w:t>
-      </w:r>
+        <w:t>C=\sum_{t=</w:t>
+      </w:r>
+      <w:proofErr w:type="gramStart"/>
+      <w:r>
+        <w:t>1}^</w:t>
+      </w:r>
+      <w:proofErr w:type="gramEnd"/>
+      <w:r>
+        <w:t xml:space="preserve">{6} </w:t>
+      </w:r>
+      <w:proofErr w:type="spellStart"/>
+      <w:r>
+        <w:t>c_t</w:t>
+      </w:r>
+      <w:proofErr w:type="spellEnd"/>
       <w:r>
         <w:br/>
         <w:t>]</w:t>
@@ -1110,7 +1588,15 @@
         </w:rPr>
       </w:pPr>
       <w:r>
-        <w:t>6 个月末痰湿积分；</w:t>
+        <w:t xml:space="preserve">6 </w:t>
+      </w:r>
+      <w:proofErr w:type="gramStart"/>
+      <w:r>
+        <w:t>个</w:t>
+      </w:r>
+      <w:proofErr w:type="gramEnd"/>
+      <w:r>
+        <w:t>月末痰湿积分；</w:t>
       </w:r>
     </w:p>
     <w:p>
@@ -1124,7 +1610,15 @@
         </w:rPr>
       </w:pPr>
       <w:r>
-        <w:t>6 个月累计总成本。</w:t>
+        <w:t xml:space="preserve">6 </w:t>
+      </w:r>
+      <w:proofErr w:type="gramStart"/>
+      <w:r>
+        <w:t>个</w:t>
+      </w:r>
+      <w:proofErr w:type="gramEnd"/>
+      <w:r>
+        <w:t>月累计总成本。</w:t>
       </w:r>
     </w:p>
     <w:p>
@@ -1160,7 +1654,23 @@
           <w:b/>
           <w:bCs/>
         </w:rPr>
-        <w:t>一级目标：最小化 6 个月末痰湿积分</w:t>
+        <w:t xml:space="preserve">一级目标：最小化 6 </w:t>
+      </w:r>
+      <w:proofErr w:type="gramStart"/>
+      <w:r>
+        <w:rPr>
+          <w:b/>
+          <w:bCs/>
+        </w:rPr>
+        <w:t>个</w:t>
+      </w:r>
+      <w:proofErr w:type="gramEnd"/>
+      <w:r>
+        <w:rPr>
+          <w:b/>
+          <w:bCs/>
+        </w:rPr>
+        <w:t>月末痰湿积分</w:t>
       </w:r>
     </w:p>
     <w:p>
@@ -1194,8 +1704,17 @@
           <w:b/>
           <w:bCs/>
         </w:rPr>
-        <w:t>二级目标：在一级目标最优的前提下最小化总成本</w:t>
-      </w:r>
+        <w:t>二级目标：在一级目标最优的前提下</w:t>
+      </w:r>
+      <w:proofErr w:type="gramStart"/>
+      <w:r>
+        <w:rPr>
+          <w:b/>
+          <w:bCs/>
+        </w:rPr>
+        <w:t>最小化总成本</w:t>
+      </w:r>
+      <w:proofErr w:type="gramEnd"/>
     </w:p>
     <w:p>
       <w:pPr>
@@ -1208,7 +1727,23 @@
       </w:r>
       <w:r>
         <w:br/>
-        <w:t>\min C \quad \text{s.t. } S_7=S_7^*</w:t>
+        <w:t>\min C \quad \</w:t>
+      </w:r>
+      <w:proofErr w:type="gramStart"/>
+      <w:r>
+        <w:t>text{</w:t>
+      </w:r>
+      <w:proofErr w:type="spellStart"/>
+      <w:r>
+        <w:t>s.t.</w:t>
+      </w:r>
+      <w:proofErr w:type="spellEnd"/>
+      <w:r>
+        <w:t xml:space="preserve"> }</w:t>
+      </w:r>
+      <w:proofErr w:type="gramEnd"/>
+      <w:r>
+        <w:t xml:space="preserve"> S_7=S_7^*</w:t>
       </w:r>
       <w:r>
         <w:br/>
@@ -1328,7 +1863,24 @@
       </w:r>
       <w:r>
         <w:br/>
-        <w:t>dp[t,s]</w:t>
+      </w:r>
+      <w:proofErr w:type="spellStart"/>
+      <w:r>
+        <w:t>dp</w:t>
+      </w:r>
+      <w:proofErr w:type="spellEnd"/>
+      <w:r>
+        <w:t>[</w:t>
+      </w:r>
+      <w:proofErr w:type="spellStart"/>
+      <w:proofErr w:type="gramStart"/>
+      <w:r>
+        <w:t>t,s</w:t>
+      </w:r>
+      <w:proofErr w:type="spellEnd"/>
+      <w:proofErr w:type="gramEnd"/>
+      <w:r>
+        <w:t>]</w:t>
       </w:r>
       <w:r>
         <w:br/>
@@ -1342,7 +1894,15 @@
         </w:rPr>
       </w:pPr>
       <w:r>
-        <w:t>表示“第 (t) 个月月初痰湿积分为 (s) 时，达到该状态的最小累计成本”。</w:t>
+        <w:t xml:space="preserve">表示“第 (t) </w:t>
+      </w:r>
+      <w:proofErr w:type="gramStart"/>
+      <w:r>
+        <w:t>个</w:t>
+      </w:r>
+      <w:proofErr w:type="gramEnd"/>
+      <w:r>
+        <w:t>月月初痰湿积分为 (s) 时，达到该状态的最小累计成本”。</w:t>
       </w:r>
     </w:p>
     <w:p>
@@ -1367,9 +1927,30 @@
       <w:r>
         <w:br/>
       </w:r>
+      <w:proofErr w:type="spellStart"/>
       <w:r>
         <w:lastRenderedPageBreak/>
-        <w:t>dp[1,S_1]=0</w:t>
+        <w:t>dp</w:t>
+      </w:r>
+      <w:proofErr w:type="spellEnd"/>
+      <w:r>
+        <w:t>[</w:t>
+      </w:r>
+      <w:proofErr w:type="gramStart"/>
+      <w:r>
+        <w:t>1,S</w:t>
+      </w:r>
+      <w:proofErr w:type="gramEnd"/>
+      <w:r>
+        <w:t>_</w:t>
+      </w:r>
+      <w:proofErr w:type="gramStart"/>
+      <w:r>
+        <w:t>1]=</w:t>
+      </w:r>
+      <w:proofErr w:type="gramEnd"/>
+      <w:r>
+        <w:t>0</w:t>
       </w:r>
       <w:r>
         <w:br/>
@@ -1409,7 +1990,31 @@
         </w:rPr>
       </w:pPr>
       <w:r>
-        <w:t>对于任一可达状态 ((t,s))，枚举所有合法动作 ((y_t,z_t))：</w:t>
+        <w:t>对于任</w:t>
+      </w:r>
+      <w:proofErr w:type="gramStart"/>
+      <w:r>
+        <w:t>一</w:t>
+      </w:r>
+      <w:proofErr w:type="gramEnd"/>
+      <w:r>
+        <w:t>可达状态 ((</w:t>
+      </w:r>
+      <w:proofErr w:type="spellStart"/>
+      <w:r>
+        <w:t>t,s</w:t>
+      </w:r>
+      <w:proofErr w:type="spellEnd"/>
+      <w:r>
+        <w:t>))，枚举所有合法动作 ((</w:t>
+      </w:r>
+      <w:proofErr w:type="spellStart"/>
+      <w:r>
+        <w:t>y_t,z_t</w:t>
+      </w:r>
+      <w:proofErr w:type="spellEnd"/>
+      <w:r>
+        <w:t>))：</w:t>
       </w:r>
     </w:p>
     <w:p>
@@ -1437,7 +2042,15 @@
         </w:rPr>
       </w:pPr>
       <w:r>
-        <w:t>根据 ((y_t,z_t)) 计算活动成本；</w:t>
+        <w:t>根据 ((</w:t>
+      </w:r>
+      <w:proofErr w:type="spellStart"/>
+      <w:r>
+        <w:t>y_t,z_t</w:t>
+      </w:r>
+      <w:proofErr w:type="spellEnd"/>
+      <w:r>
+        <w:t>)) 计算活动成本；</w:t>
       </w:r>
     </w:p>
     <w:p>
@@ -1473,11 +2086,73 @@
       </w:r>
       <w:r>
         <w:br/>
-        <w:t>dp[t+1,s']=</w:t>
-      </w:r>
+      </w:r>
+      <w:proofErr w:type="spellStart"/>
+      <w:r>
+        <w:t>dp</w:t>
+      </w:r>
+      <w:proofErr w:type="spellEnd"/>
+      <w:r>
+        <w:t>[t+</w:t>
+      </w:r>
+      <w:proofErr w:type="gramStart"/>
+      <w:r>
+        <w:t>1,s']=</w:t>
+      </w:r>
+      <w:proofErr w:type="gramEnd"/>
       <w:r>
         <w:br/>
-        <w:t>\min\left(dp[t+1,s'],\ dp[t,s]+c_t\right)</w:t>
+        <w:t>\min\left(</w:t>
+      </w:r>
+      <w:proofErr w:type="spellStart"/>
+      <w:r>
+        <w:t>dp</w:t>
+      </w:r>
+      <w:proofErr w:type="spellEnd"/>
+      <w:r>
+        <w:t>[t+</w:t>
+      </w:r>
+      <w:proofErr w:type="gramStart"/>
+      <w:r>
+        <w:t>1,s</w:t>
+      </w:r>
+      <w:proofErr w:type="gramEnd"/>
+      <w:r>
+        <w:t>'</w:t>
+      </w:r>
+      <w:proofErr w:type="gramStart"/>
+      <w:r>
+        <w:t>],\</w:t>
+      </w:r>
+      <w:proofErr w:type="gramEnd"/>
+      <w:r>
+        <w:t xml:space="preserve"> </w:t>
+      </w:r>
+      <w:proofErr w:type="spellStart"/>
+      <w:r>
+        <w:t>dp</w:t>
+      </w:r>
+      <w:proofErr w:type="spellEnd"/>
+      <w:r>
+        <w:t>[</w:t>
+      </w:r>
+      <w:proofErr w:type="spellStart"/>
+      <w:proofErr w:type="gramStart"/>
+      <w:r>
+        <w:t>t,s</w:t>
+      </w:r>
+      <w:proofErr w:type="spellEnd"/>
+      <w:proofErr w:type="gramEnd"/>
+      <w:r>
+        <w:t>]+</w:t>
+      </w:r>
+      <w:proofErr w:type="spellStart"/>
+      <w:r>
+        <w:t>c_t</w:t>
+      </w:r>
+      <w:proofErr w:type="spellEnd"/>
+      <w:r>
+        <w:t>\right)</w:t>
       </w:r>
       <w:r>
         <w:br/>
@@ -1517,7 +2192,15 @@
         </w:rPr>
       </w:pPr>
       <w:r>
-        <w:t>当递推至第 7 个月月初时，所有可达终点状态构成可行解集。</w:t>
+        <w:t xml:space="preserve">当递推至第 7 </w:t>
+      </w:r>
+      <w:proofErr w:type="gramStart"/>
+      <w:r>
+        <w:t>个</w:t>
+      </w:r>
+      <w:proofErr w:type="gramEnd"/>
+      <w:r>
+        <w:t>月月初时，所有可达终点状态构成可行解集。</w:t>
       </w:r>
       <w:r>
         <w:br/>
@@ -1569,17 +2252,46 @@
         </w:rPr>
       </w:pPr>
       <w:r>
-        <w:t>虽然正文主模型采用分层优化，但为了更充分展示“疗效—成本”之间的折中关系，本文进一步对所有可行方案构造二维帕累托前沿。具体做法是：以“6 个月总成本”为横轴，以“6 个月末痰湿积分”为纵轴，对所有可行方案进行非支配排序，保留其中的非支配点。</w:t>
-      </w:r>
-    </w:p>
-    <w:p>
-      <w:pPr>
-        <w:rPr>
-          <w:rFonts w:hint="eastAsia"/>
-        </w:rPr>
-      </w:pPr>
-      <w:r>
-        <w:t>二维帕累托前沿的作用主要有二：</w:t>
+        <w:t>虽然正文主模型采用分层优化，但为了更充分展示“疗效—成本”之间的折中关系，本文进一步对所有可行方案构造</w:t>
+      </w:r>
+      <w:proofErr w:type="gramStart"/>
+      <w:r>
+        <w:t>二维帕累</w:t>
+      </w:r>
+      <w:proofErr w:type="gramEnd"/>
+      <w:r>
+        <w:t xml:space="preserve">托前沿。具体做法是：以“6 </w:t>
+      </w:r>
+      <w:proofErr w:type="gramStart"/>
+      <w:r>
+        <w:t>个</w:t>
+      </w:r>
+      <w:proofErr w:type="gramEnd"/>
+      <w:r>
+        <w:t xml:space="preserve">月总成本”为横轴，以“6 </w:t>
+      </w:r>
+      <w:proofErr w:type="gramStart"/>
+      <w:r>
+        <w:t>个</w:t>
+      </w:r>
+      <w:proofErr w:type="gramEnd"/>
+      <w:r>
+        <w:t>月末痰湿积分”为纵轴，对所有可行方案进行非支配排序，保留其中的非支配点。</w:t>
+      </w:r>
+    </w:p>
+    <w:p>
+      <w:pPr>
+        <w:rPr>
+          <w:rFonts w:hint="eastAsia"/>
+        </w:rPr>
+      </w:pPr>
+      <w:proofErr w:type="gramStart"/>
+      <w:r>
+        <w:t>二维帕累</w:t>
+      </w:r>
+      <w:proofErr w:type="gramEnd"/>
+      <w:r>
+        <w:t>托前沿的作用主要有二：</w:t>
       </w:r>
     </w:p>
     <w:p>
@@ -1607,7 +2319,15 @@
         </w:rPr>
       </w:pPr>
       <w:r>
-        <w:t>从非支配解集中选取三类代表性方案：</w:t>
+        <w:t>从非支配</w:t>
+      </w:r>
+      <w:proofErr w:type="gramStart"/>
+      <w:r>
+        <w:t>解集中</w:t>
+      </w:r>
+      <w:proofErr w:type="gramEnd"/>
+      <w:r>
+        <w:t>选取三类代表性方案：</w:t>
       </w:r>
     </w:p>
     <w:p>
@@ -1665,13 +2385,37 @@
       </w:r>
     </w:p>
     <w:p>
+      <w:pPr>
+        <w:rPr>
+          <w:rFonts w:hint="eastAsia"/>
+        </w:rPr>
+      </w:pPr>
       <w:r>
         <w:lastRenderedPageBreak/>
-        <w:t>这样既保留了原双目标框架的完整性，又避免在正文中引入过于复杂的多目标动态规划细节。</w:t>
-      </w:r>
-    </w:p>
-    <w:p/>
-    <w:p>
+        <w:t>这样既保留</w:t>
+      </w:r>
+      <w:proofErr w:type="gramStart"/>
+      <w:r>
+        <w:t>了原双目标</w:t>
+      </w:r>
+      <w:proofErr w:type="gramEnd"/>
+      <w:r>
+        <w:t>框架的完整性，又避免在正文中引入过于复杂的多目标动态规划细节。</w:t>
+      </w:r>
+    </w:p>
+    <w:p>
+      <w:pPr>
+        <w:rPr>
+          <w:rFonts w:hint="eastAsia"/>
+        </w:rPr>
+      </w:pPr>
+    </w:p>
+    <w:p>
+      <w:pPr>
+        <w:rPr>
+          <w:rFonts w:hint="eastAsia"/>
+        </w:rPr>
+      </w:pPr>
       <w:r>
         <w:rPr>
           <w:noProof/>
@@ -1727,6 +2471,11 @@
       </w:r>
     </w:p>
     <w:p>
+      <w:pPr>
+        <w:rPr>
+          <w:rFonts w:hint="eastAsia"/>
+        </w:rPr>
+      </w:pPr>
       <w:r>
         <w:rPr>
           <w:noProof/>
@@ -1878,7 +2627,23 @@
       </w:pPr>
       <w:r>
         <w:lastRenderedPageBreak/>
-        <w:t>在求得所有痰湿质患者的个体最优方案后，进一步按患者特征进行分组，总结规律。考虑到题面约束具有明显阈值结构，本文建议从以下三个维度进行归纳：</w:t>
+        <w:t>在求得所有痰湿</w:t>
+      </w:r>
+      <w:proofErr w:type="gramStart"/>
+      <w:r>
+        <w:t>质患者</w:t>
+      </w:r>
+      <w:proofErr w:type="gramEnd"/>
+      <w:r>
+        <w:t>的个体最优方案后，进一步按患者特征进行分组，总结规律。考虑</w:t>
+      </w:r>
+      <w:proofErr w:type="gramStart"/>
+      <w:r>
+        <w:t>到题面</w:t>
+      </w:r>
+      <w:proofErr w:type="gramEnd"/>
+      <w:r>
+        <w:t>约束具有明显阈值结构，本文建议从以下三个维度进行归纳：</w:t>
       </w:r>
     </w:p>
     <w:p>
@@ -1940,13 +2705,68 @@
       </w:r>
     </w:p>
     <w:p>
-      <w:pPr>
-        <w:rPr>
-          <w:rFonts w:hint="eastAsia"/>
-        </w:rPr>
-      </w:pPr>
       <w:r>
         <w:t>该分层与中医调理等级阈值完全一致，具有直接医学解释意义。</w:t>
+      </w:r>
+    </w:p>
+    <w:p>
+      <w:pPr>
+        <w:rPr>
+          <w:rFonts w:hint="eastAsia"/>
+        </w:rPr>
+      </w:pPr>
+      <w:r>
+        <w:rPr>
+          <w:noProof/>
+        </w:rPr>
+        <w:drawing>
+          <wp:inline distT="0" distB="0" distL="0" distR="0" wp14:anchorId="203F3766" wp14:editId="6A8CD755">
+            <wp:extent cx="5276850" cy="3702050"/>
+            <wp:effectExtent l="0" t="0" r="0" b="0"/>
+            <wp:docPr id="1191397634" name="图片 1"/>
+            <wp:cNvGraphicFramePr>
+              <a:graphicFrameLocks xmlns:a="http://schemas.openxmlformats.org/drawingml/2006/main" noChangeAspect="1"/>
+            </wp:cNvGraphicFramePr>
+            <a:graphic xmlns:a="http://schemas.openxmlformats.org/drawingml/2006/main">
+              <a:graphicData uri="http://schemas.openxmlformats.org/drawingml/2006/picture">
+                <pic:pic xmlns:pic="http://schemas.openxmlformats.org/drawingml/2006/picture">
+                  <pic:nvPicPr>
+                    <pic:cNvPr id="0" name="Picture 14"/>
+                    <pic:cNvPicPr>
+                      <a:picLocks noChangeAspect="1" noChangeArrowheads="1"/>
+                    </pic:cNvPicPr>
+                  </pic:nvPicPr>
+                  <pic:blipFill>
+                    <a:blip r:embed="rId10" cstate="print">
+                      <a:extLst>
+                        <a:ext uri="{28A0092B-C50C-407E-A947-70E740481C1C}">
+                          <a14:useLocalDpi xmlns:a14="http://schemas.microsoft.com/office/drawing/2010/main" val="0"/>
+                        </a:ext>
+                      </a:extLst>
+                    </a:blip>
+                    <a:srcRect/>
+                    <a:stretch>
+                      <a:fillRect/>
+                    </a:stretch>
+                  </pic:blipFill>
+                  <pic:spPr bwMode="auto">
+                    <a:xfrm>
+                      <a:off x="0" y="0"/>
+                      <a:ext cx="5276850" cy="3702050"/>
+                    </a:xfrm>
+                    <a:prstGeom prst="rect">
+                      <a:avLst/>
+                    </a:prstGeom>
+                    <a:noFill/>
+                    <a:ln>
+                      <a:noFill/>
+                    </a:ln>
+                  </pic:spPr>
+                </pic:pic>
+              </a:graphicData>
+            </a:graphic>
+          </wp:inline>
+        </w:drawing>
       </w:r>
     </w:p>
     <w:p>
@@ -1975,8 +2795,13 @@
           <w:rFonts w:hint="eastAsia"/>
         </w:rPr>
       </w:pPr>
-      <w:r>
-        <w:t>低活动能力：活动总分 &lt; 40</w:t>
+      <w:proofErr w:type="gramStart"/>
+      <w:r>
+        <w:t>低活动</w:t>
+      </w:r>
+      <w:proofErr w:type="gramEnd"/>
+      <w:r>
+        <w:t>能力：活动总分 &lt; 40</w:t>
       </w:r>
     </w:p>
     <w:p>
@@ -2008,13 +2833,69 @@
       </w:r>
     </w:p>
     <w:p>
-      <w:pPr>
-        <w:rPr>
-          <w:rFonts w:hint="eastAsia"/>
-        </w:rPr>
-      </w:pPr>
       <w:r>
         <w:t>该分层与活动强度合法集合直接对应。</w:t>
+      </w:r>
+    </w:p>
+    <w:p>
+      <w:pPr>
+        <w:rPr>
+          <w:rFonts w:hint="eastAsia"/>
+        </w:rPr>
+      </w:pPr>
+      <w:r>
+        <w:rPr>
+          <w:noProof/>
+        </w:rPr>
+        <w:lastRenderedPageBreak/>
+        <w:drawing>
+          <wp:inline distT="0" distB="0" distL="0" distR="0" wp14:anchorId="3FA8A5F6" wp14:editId="7D66C47C">
+            <wp:extent cx="5276850" cy="3702050"/>
+            <wp:effectExtent l="0" t="0" r="0" b="0"/>
+            <wp:docPr id="51180261" name="图片 2"/>
+            <wp:cNvGraphicFramePr>
+              <a:graphicFrameLocks xmlns:a="http://schemas.openxmlformats.org/drawingml/2006/main" noChangeAspect="1"/>
+            </wp:cNvGraphicFramePr>
+            <a:graphic xmlns:a="http://schemas.openxmlformats.org/drawingml/2006/main">
+              <a:graphicData uri="http://schemas.openxmlformats.org/drawingml/2006/picture">
+                <pic:pic xmlns:pic="http://schemas.openxmlformats.org/drawingml/2006/picture">
+                  <pic:nvPicPr>
+                    <pic:cNvPr id="0" name="Picture 15"/>
+                    <pic:cNvPicPr>
+                      <a:picLocks noChangeAspect="1" noChangeArrowheads="1"/>
+                    </pic:cNvPicPr>
+                  </pic:nvPicPr>
+                  <pic:blipFill>
+                    <a:blip r:embed="rId11" cstate="print">
+                      <a:extLst>
+                        <a:ext uri="{28A0092B-C50C-407E-A947-70E740481C1C}">
+                          <a14:useLocalDpi xmlns:a14="http://schemas.microsoft.com/office/drawing/2010/main" val="0"/>
+                        </a:ext>
+                      </a:extLst>
+                    </a:blip>
+                    <a:srcRect/>
+                    <a:stretch>
+                      <a:fillRect/>
+                    </a:stretch>
+                  </pic:blipFill>
+                  <pic:spPr bwMode="auto">
+                    <a:xfrm>
+                      <a:off x="0" y="0"/>
+                      <a:ext cx="5276850" cy="3702050"/>
+                    </a:xfrm>
+                    <a:prstGeom prst="rect">
+                      <a:avLst/>
+                    </a:prstGeom>
+                    <a:noFill/>
+                    <a:ln>
+                      <a:noFill/>
+                    </a:ln>
+                  </pic:spPr>
+                </pic:pic>
+              </a:graphicData>
+            </a:graphic>
+          </wp:inline>
+        </w:drawing>
       </w:r>
     </w:p>
     <w:p>
@@ -2067,12 +2948,74 @@
           <w:ilvl w:val="0"/>
           <w:numId w:val="12"/>
         </w:numPr>
-        <w:rPr>
-          <w:rFonts w:hint="eastAsia"/>
-        </w:rPr>
       </w:pPr>
       <w:r>
         <w:t>80–89 岁</w:t>
+      </w:r>
+    </w:p>
+    <w:p>
+      <w:pPr>
+        <w:numPr>
+          <w:ilvl w:val="0"/>
+          <w:numId w:val="12"/>
+        </w:numPr>
+        <w:rPr>
+          <w:rFonts w:hint="eastAsia"/>
+        </w:rPr>
+      </w:pPr>
+      <w:r>
+        <w:rPr>
+          <w:noProof/>
+        </w:rPr>
+        <w:lastRenderedPageBreak/>
+        <w:drawing>
+          <wp:inline distT="0" distB="0" distL="0" distR="0" wp14:anchorId="00AF05A5" wp14:editId="192D641F">
+            <wp:extent cx="5276850" cy="3702050"/>
+            <wp:effectExtent l="0" t="0" r="0" b="0"/>
+            <wp:docPr id="519657554" name="图片 3"/>
+            <wp:cNvGraphicFramePr>
+              <a:graphicFrameLocks xmlns:a="http://schemas.openxmlformats.org/drawingml/2006/main" noChangeAspect="1"/>
+            </wp:cNvGraphicFramePr>
+            <a:graphic xmlns:a="http://schemas.openxmlformats.org/drawingml/2006/main">
+              <a:graphicData uri="http://schemas.openxmlformats.org/drawingml/2006/picture">
+                <pic:pic xmlns:pic="http://schemas.openxmlformats.org/drawingml/2006/picture">
+                  <pic:nvPicPr>
+                    <pic:cNvPr id="0" name="Picture 16"/>
+                    <pic:cNvPicPr>
+                      <a:picLocks noChangeAspect="1" noChangeArrowheads="1"/>
+                    </pic:cNvPicPr>
+                  </pic:nvPicPr>
+                  <pic:blipFill>
+                    <a:blip r:embed="rId12" cstate="print">
+                      <a:extLst>
+                        <a:ext uri="{28A0092B-C50C-407E-A947-70E740481C1C}">
+                          <a14:useLocalDpi xmlns:a14="http://schemas.microsoft.com/office/drawing/2010/main" val="0"/>
+                        </a:ext>
+                      </a:extLst>
+                    </a:blip>
+                    <a:srcRect/>
+                    <a:stretch>
+                      <a:fillRect/>
+                    </a:stretch>
+                  </pic:blipFill>
+                  <pic:spPr bwMode="auto">
+                    <a:xfrm>
+                      <a:off x="0" y="0"/>
+                      <a:ext cx="5276850" cy="3702050"/>
+                    </a:xfrm>
+                    <a:prstGeom prst="rect">
+                      <a:avLst/>
+                    </a:prstGeom>
+                    <a:noFill/>
+                    <a:ln>
+                      <a:noFill/>
+                    </a:ln>
+                  </pic:spPr>
+                </pic:pic>
+              </a:graphicData>
+            </a:graphic>
+          </wp:inline>
+        </w:drawing>
       </w:r>
     </w:p>
     <w:p>
@@ -2157,6 +3100,9 @@
           <w:ilvl w:val="0"/>
           <w:numId w:val="13"/>
         </w:numPr>
+        <w:rPr>
+          <w:rFonts w:hint="eastAsia"/>
+        </w:rPr>
       </w:pPr>
       <w:r>
         <w:rPr>
@@ -2177,6 +3123,9 @@
         </w:rPr>
       </w:pPr>
       <w:r>
+        <w:rPr>
+          <w:noProof/>
+        </w:rPr>
         <w:lastRenderedPageBreak/>
         <w:drawing>
           <wp:inline distT="0" distB="0" distL="0" distR="0" wp14:anchorId="584E168B" wp14:editId="095ED3BF">
@@ -2194,7 +3143,7 @@
                     <pic:cNvPicPr/>
                   </pic:nvPicPr>
                   <pic:blipFill>
-                    <a:blip r:embed="rId10"/>
+                    <a:blip r:embed="rId13"/>
                     <a:stretch>
                       <a:fillRect/>
                     </a:stretch>
@@ -2250,7 +3199,15 @@
         </w:rPr>
       </w:pPr>
       <w:r>
-        <w:t>对于样本 ID 为 1、2、3 的三位患者，最终应分别输出 6 个月干预方案表。每张表至少包含以下字段：</w:t>
+        <w:t xml:space="preserve">对于样本 ID 为 1、2、3 的三位患者，最终应分别输出 6 </w:t>
+      </w:r>
+      <w:proofErr w:type="gramStart"/>
+      <w:r>
+        <w:t>个</w:t>
+      </w:r>
+      <w:proofErr w:type="gramEnd"/>
+      <w:r>
+        <w:t>月干预方案表。每张表至少包含以下字段：</w:t>
       </w:r>
     </w:p>
     <w:p>
@@ -2380,12 +3337,33 @@
       </w:r>
     </w:p>
     <w:p>
-      <w:r>
-        <w:t>这样既能完整展示干预路径，也便于与题面要求逐项对应。</w:t>
-      </w:r>
-    </w:p>
-    <w:p>
-      <w:r>
+      <w:pPr>
+        <w:rPr>
+          <w:rFonts w:hint="eastAsia"/>
+        </w:rPr>
+      </w:pPr>
+      <w:r>
+        <w:t>这样既能完整展示干预路径，也便于</w:t>
+      </w:r>
+      <w:proofErr w:type="gramStart"/>
+      <w:r>
+        <w:t>与题面要求</w:t>
+      </w:r>
+      <w:proofErr w:type="gramEnd"/>
+      <w:r>
+        <w:t>逐项对应。</w:t>
+      </w:r>
+    </w:p>
+    <w:p>
+      <w:pPr>
+        <w:rPr>
+          <w:rFonts w:hint="eastAsia"/>
+        </w:rPr>
+      </w:pPr>
+      <w:r>
+        <w:rPr>
+          <w:noProof/>
+        </w:rPr>
         <w:drawing>
           <wp:inline distT="0" distB="0" distL="0" distR="0" wp14:anchorId="0FF37394" wp14:editId="4E08B77C">
             <wp:extent cx="5274310" cy="733425"/>
@@ -2402,7 +3380,7 @@
                     <pic:cNvPicPr/>
                   </pic:nvPicPr>
                   <pic:blipFill>
-                    <a:blip r:embed="rId11"/>
+                    <a:blip r:embed="rId14"/>
                     <a:stretch>
                       <a:fillRect/>
                     </a:stretch>
@@ -2424,7 +3402,15 @@
       </w:r>
     </w:p>
     <w:p>
-      <w:r>
+      <w:pPr>
+        <w:rPr>
+          <w:rFonts w:hint="eastAsia"/>
+        </w:rPr>
+      </w:pPr>
+      <w:r>
+        <w:rPr>
+          <w:noProof/>
+        </w:rPr>
         <w:lastRenderedPageBreak/>
         <w:drawing>
           <wp:inline distT="0" distB="0" distL="0" distR="0" wp14:anchorId="7D8BD97E" wp14:editId="3859A999">
@@ -2442,7 +3428,7 @@
                     <pic:cNvPicPr/>
                   </pic:nvPicPr>
                   <pic:blipFill>
-                    <a:blip r:embed="rId12"/>
+                    <a:blip r:embed="rId15"/>
                     <a:stretch>
                       <a:fillRect/>
                     </a:stretch>
@@ -2463,6 +3449,9 @@
         </w:drawing>
       </w:r>
       <w:r>
+        <w:rPr>
+          <w:noProof/>
+        </w:rPr>
         <w:drawing>
           <wp:inline distT="0" distB="0" distL="0" distR="0" wp14:anchorId="64579ABD" wp14:editId="44F4480B">
             <wp:extent cx="5274310" cy="626110"/>
@@ -2479,7 +3468,7 @@
                     <pic:cNvPicPr/>
                   </pic:nvPicPr>
                   <pic:blipFill>
-                    <a:blip r:embed="rId13"/>
+                    <a:blip r:embed="rId16"/>
                     <a:stretch>
                       <a:fillRect/>
                     </a:stretch>
@@ -2590,7 +3579,15 @@
         <w:t>解释性强</w:t>
       </w:r>
       <w:r>
-        <w:t>：中医调理阈值、活动约束、成本结构和积分变化都与题面规则逐一对应；</w:t>
+        <w:t>：中医调理阈值、活动约束、成本结构和积分变化都</w:t>
+      </w:r>
+      <w:proofErr w:type="gramStart"/>
+      <w:r>
+        <w:t>与题面规则</w:t>
+      </w:r>
+      <w:proofErr w:type="gramEnd"/>
+      <w:r>
+        <w:t>逐一对应；</w:t>
       </w:r>
       <w:r>
         <w:br/>
@@ -2642,7 +3639,15 @@
         </w:rPr>
       </w:pPr>
       <w:r>
-        <w:t>综上，第三问可建模为一个以痰湿积分为状态、以活动干预方案为决策、以 6 个月为时域的分层动态优化问题。本文采用“</w:t>
+        <w:t xml:space="preserve">综上，第三问可建模为一个以痰湿积分为状态、以活动干预方案为决策、以 6 </w:t>
+      </w:r>
+      <w:proofErr w:type="gramStart"/>
+      <w:r>
+        <w:t>个</w:t>
+      </w:r>
+      <w:proofErr w:type="gramEnd"/>
+      <w:r>
+        <w:t>月为时域的分层动态优化问题。本文采用“</w:t>
       </w:r>
       <w:r>
         <w:rPr>
